--- a/第九章正文_更新.docx
+++ b/第九章正文_更新.docx
@@ -1156,6 +1156,7 @@
     <ns0:p>
       <ns0:pPr>
         <ns0:pStyle ns0:val="12"/>
+        <ns0:jc ns0:val="center"/>
       </ns0:pPr>
       <ns0:r>
         <ns0:rPr>
@@ -2323,6 +2324,7 @@
     <ns0:p>
       <ns0:pPr>
         <ns0:pStyle ns0:val="12"/>
+        <ns0:jc ns0:val="center"/>
       </ns0:pPr>
       <ns0:r>
         <ns0:rPr>
@@ -3688,6 +3690,7 @@
     <ns0:p>
       <ns0:pPr>
         <ns0:pStyle ns0:val="12"/>
+        <ns0:jc ns0:val="center"/>
       </ns0:pPr>
       <ns0:r>
         <ns0:rPr>
@@ -5686,6 +5689,7 @@
     <ns0:p>
       <ns0:pPr>
         <ns0:pStyle ns0:val="12"/>
+        <ns0:jc ns0:val="center"/>
       </ns0:pPr>
       <ns0:r>
         <ns0:rPr>
@@ -8465,6 +8469,7 @@
     <ns0:p>
       <ns0:pPr>
         <ns0:pStyle ns0:val="12"/>
+        <ns0:jc ns0:val="center"/>
       </ns0:pPr>
       <ns0:r>
         <ns0:rPr>
@@ -10715,6 +10720,7 @@
     <ns0:p>
       <ns0:pPr>
         <ns0:pStyle ns0:val="12"/>
+        <ns0:jc ns0:val="center"/>
       </ns0:pPr>
       <ns0:r>
         <ns0:rPr>
@@ -12292,6 +12298,7 @@
     <ns0:p>
       <ns0:pPr>
         <ns0:pStyle ns0:val="12"/>
+        <ns0:jc ns0:val="center"/>
       </ns0:pPr>
       <ns0:r>
         <ns0:rPr>
@@ -21212,6 +21219,7 @@
     <ns0:p>
       <ns0:pPr>
         <ns0:pStyle ns0:val="12"/>
+        <ns0:jc ns0:val="center"/>
       </ns0:pPr>
       <ns0:r>
         <ns0:rPr>
@@ -22236,6 +22244,7 @@
     <ns0:p>
       <ns0:pPr>
         <ns0:pStyle ns0:val="12"/>
+        <ns0:jc ns0:val="center"/>
       </ns0:pPr>
       <ns0:r>
         <ns0:rPr>

--- a/第九章正文_更新.docx
+++ b/第九章正文_更新.docx
@@ -2,7 +2,7 @@
 <file path=word/document.xml><?xml version="1.0" encoding="utf-8"?>
 <ns0:document xmlns:ns0="http://schemas.openxmlformats.org/wordprocessingml/2006/main" xmlns:ns1="http://schemas.openxmlformats.org/drawingml/2006/wordprocessingDrawing" xmlns:ns2="http://schemas.openxmlformats.org/drawingml/2006/main" xmlns:ns3="http://schemas.openxmlformats.org/drawingml/2006/picture" xmlns:ns4="http://schemas.openxmlformats.org/officeDocument/2006/relationships">
   <ns0:body>
-    <ns0:bookmarkStart ns0:id="195" ns0:name="第9章-现代智能嵌入式系统与实时数据流"/>
+    <ns0:bookmarkStart ns0:id="119" ns0:name="第9章-现代智能嵌入式系统与实时数据流"/>
     <ns0:p>
       <ns0:pPr>
         <ns0:pStyle ns0:val="2"/>
@@ -97,7 +97,7 @@
         <ns0:t xml:space="preserve">辅助分析、生成框架、定位缺陷——最终建成一个可运行、可调试、可扩展的现代智能嵌入式系统。</ns0:t>
       </ns0:r>
     </ns0:p>
-    <ns0:bookmarkStart ns0:id="105" ns0:name="智能嵌入式系统与边缘协同架构"/>
+    <ns0:bookmarkStart ns0:id="45" ns0:name="智能嵌入式系统与边缘协同架构"/>
     <ns0:p>
       <ns0:pPr>
         <ns0:pStyle ns0:val="3"/>
@@ -141,7 +141,7 @@
         <ns0:t xml:space="preserve">辅助完成需求分析和架构设计的真实过程——从模糊的产品构想到清晰的四域模型和三流分离架构。</ns0:t>
       </ns0:r>
     </ns0:p>
-    <ns0:bookmarkStart ns0:id="89" ns0:name="从嵌入式终端到智能系统"/>
+    <ns0:bookmarkStart ns0:id="29" ns0:name="从嵌入式终端到智能系统"/>
     <ns0:p>
       <ns0:pPr>
         <ns0:pStyle ns0:val="4"/>
@@ -199,7 +199,7 @@
     </ns0:p>
     <ns0:p>
       <ns0:pPr>
-        <ns0:pStyle ns0:val="12"/>
+        <ns0:pStyle ns0:val="8"/>
       </ns0:pPr>
       <ns0:r>
         <ns0:rPr>
@@ -282,7 +282,7 @@
     </ns0:p>
     <ns0:p>
       <ns0:pPr>
-        <ns0:pStyle ns0:val="12"/>
+        <ns0:pStyle ns0:val="8"/>
       </ns0:pPr>
       <ns0:r>
         <ns0:rPr>
@@ -365,7 +365,7 @@
     </ns0:p>
     <ns0:p>
       <ns0:pPr>
-        <ns0:pStyle ns0:val="12"/>
+        <ns0:pStyle ns0:val="8"/>
       </ns0:pPr>
       <ns0:r>
         <ns0:rPr>
@@ -434,18 +434,18 @@
           <ns1:inline>
             <ns1:extent cx="5270500" cy="3058424"/>
             <ns1:effectExtent b="0" l="0" r="0" t="0"/>
-            <ns1:docPr descr="图9-1" title="" id="87" name="Picture"/>
+            <ns1:docPr descr="图9-1" title="" id="27" name="Picture"/>
             <ns2:graphic>
               <ns2:graphicData uri="http://schemas.openxmlformats.org/drawingml/2006/picture">
                 <ns3:pic>
                   <ns3:nvPicPr>
-                    <ns3:cNvPr descr="figures/fig_9_1.png" id="88" name="Picture"/>
+                    <ns3:cNvPr descr="figures/fig_9_1.png" id="28" name="Picture"/>
                     <ns3:cNvPicPr>
                       <ns2:picLocks noChangeArrowheads="1" noChangeAspect="1"/>
                     </ns3:cNvPicPr>
                   </ns3:nvPicPr>
                   <ns3:blipFill>
-                    <ns2:blip ns4:embed="rId86"/>
+                    <ns2:blip ns4:embed="rId26"/>
                     <ns2:stretch>
                       <ns2:fillRect/>
                     </ns2:stretch>
@@ -486,7 +486,7 @@
     </ns0:p>
     <ns0:p>
       <ns0:pPr>
-        <ns0:pStyle ns0:val="12"/>
+        <ns0:pStyle ns0:val="8"/>
         <ns0:jc ns0:val="center"/>
       </ns0:pPr>
       <ns0:r>
@@ -507,7 +507,7 @@
     </ns0:p>
     <ns0:p>
       <ns0:pPr>
-        <ns0:pStyle ns0:val="12"/>
+        <ns0:pStyle ns0:val="8"/>
         <ns0:jc ns0:val="center"/>
       </ns0:pPr>
       <ns0:r>
@@ -518,8 +518,8 @@
         <ns0:t xml:space="preserve">1—传统MCU终端（感知层、控制层、执行层）；2—智能嵌入式系统（感知层、预处理层、事件检测层、分级输出层、协同通信层）</ns0:t>
       </ns0:r>
     </ns0:p>
-    <ns0:bookmarkEnd ns0:id="89"/>
-    <ns0:bookmarkStart ns0:id="90" ns0:name="感知计算存储与通信"/>
+    <ns0:bookmarkEnd ns0:id="29"/>
+    <ns0:bookmarkStart ns0:id="30" ns0:name="感知计算存储与通信"/>
     <ns0:p>
       <ns0:pPr>
         <ns0:pStyle ns0:val="4"/>
@@ -562,7 +562,7 @@
     </ns0:p>
     <ns0:p>
       <ns0:pPr>
-        <ns0:pStyle ns0:val="12"/>
+        <ns0:pStyle ns0:val="8"/>
       </ns0:pPr>
       <ns0:r>
         <ns0:t xml:space="preserve">AI </ns0:t>
@@ -729,7 +729,7 @@
     </ns0:p>
     <ns0:p>
       <ns0:pPr>
-        <ns0:pStyle ns0:val="12"/>
+        <ns0:pStyle ns0:val="8"/>
       </ns0:pPr>
       <ns0:r>
         <ns0:rPr>
@@ -812,7 +812,7 @@
     </ns0:p>
     <ns0:p>
       <ns0:pPr>
-        <ns0:pStyle ns0:val="12"/>
+        <ns0:pStyle ns0:val="8"/>
         <ns0:jc ns0:val="center"/>
       </ns0:pPr>
       <ns0:r>
@@ -1155,51 +1155,36 @@
     </ns0:tbl>
     <ns0:p>
       <ns0:pPr>
-        <ns0:pStyle ns0:val="12"/>
+        <ns0:pStyle ns0:val="8"/>
         <ns0:jc ns0:val="center"/>
       </ns0:pPr>
       <ns0:r>
         <ns0:rPr>
           <ns0:rFonts ns0:hint="eastAsia"/>
-          <ns0:sz ns0:val="18"/>
         </ns0:rPr>
         <ns0:t xml:space="preserve">注：1.</ns0:t>
       </ns0:r>
       <ns0:r>
-        <ns0:rPr>
-          <ns0:sz ns0:val="18"/>
-        </ns0:rPr>
-        <ns0:t xml:space="preserve"> </ns0:t>
-        <ns0:rPr>
-          <ns0:sz ns0:val="18"/>
-        </ns0:rPr>
-      </ns0:r>
-      <ns0:r>
-        <ns0:rPr>
-          <ns0:rFonts ns0:hint="eastAsia"/>
-          <ns0:sz ns0:val="18"/>
+        <ns0:t xml:space="preserve"> </ns0:t>
+      </ns0:r>
+      <ns0:r>
+        <ns0:rPr>
+          <ns0:rFonts ns0:hint="eastAsia"/>
         </ns0:rPr>
         <ns0:t xml:space="preserve">表中参数来源于sdkconfig.defaults工程配置文件；2.</ns0:t>
       </ns0:r>
       <ns0:r>
-        <ns0:rPr>
-          <ns0:sz ns0:val="18"/>
-        </ns0:rPr>
-        <ns0:t xml:space="preserve"> </ns0:t>
-        <ns0:rPr>
-          <ns0:sz ns0:val="18"/>
-        </ns0:rPr>
-      </ns0:r>
-      <ns0:r>
-        <ns0:rPr>
-          <ns0:rFonts ns0:hint="eastAsia"/>
-          <ns0:sz ns0:val="18"/>
+        <ns0:t xml:space="preserve"> </ns0:t>
+      </ns0:r>
+      <ns0:r>
+        <ns0:rPr>
+          <ns0:rFonts ns0:hint="eastAsia"/>
         </ns0:rPr>
         <ns0:t xml:space="preserve">PSRAM分配策略详见9.2.9节。</ns0:t>
       </ns0:r>
     </ns0:p>
-    <ns0:bookmarkEnd ns0:id="90"/>
-    <ns0:bookmarkStart ns0:id="94" ns0:name="数据流事件流与控制流"/>
+    <ns0:bookmarkEnd ns0:id="30"/>
+    <ns0:bookmarkStart ns0:id="34" ns0:name="数据流事件流与控制流"/>
     <ns0:p>
       <ns0:pPr>
         <ns0:pStyle ns0:val="4"/>
@@ -1269,7 +1254,7 @@
     </ns0:p>
     <ns0:p>
       <ns0:pPr>
-        <ns0:pStyle ns0:val="12"/>
+        <ns0:pStyle ns0:val="8"/>
       </ns0:pPr>
       <ns0:r>
         <ns0:rPr>
@@ -1280,7 +1265,7 @@
     </ns0:p>
     <ns0:p>
       <ns0:pPr>
-        <ns0:pStyle ns0:val="12"/>
+        <ns0:pStyle ns0:val="8"/>
       </ns0:pPr>
       <ns0:r>
         <ns0:rPr>
@@ -1433,18 +1418,18 @@
           <ns1:inline>
             <ns1:extent cx="6120000" cy="2279122"/>
             <ns1:effectExtent b="0" l="0" r="0" t="0"/>
-            <ns1:docPr descr="图9-2" title="" id="92" name="Picture"/>
+            <ns1:docPr descr="图9-2" title="" id="32" name="Picture"/>
             <ns2:graphic>
               <ns2:graphicData uri="http://schemas.openxmlformats.org/drawingml/2006/picture">
                 <ns3:pic>
                   <ns3:nvPicPr>
-                    <ns3:cNvPr descr="figures/fig_9_2.png" id="93" name="Picture"/>
+                    <ns3:cNvPr descr="figures/fig_9_2.png" id="33" name="Picture"/>
                     <ns3:cNvPicPr>
                       <ns2:picLocks noChangeArrowheads="1" noChangeAspect="1"/>
                     </ns3:cNvPicPr>
                   </ns3:nvPicPr>
                   <ns3:blipFill>
-                    <ns2:blip ns4:embed="rId91"/>
+                    <ns2:blip ns4:embed="rId31"/>
                     <ns2:stretch>
                       <ns2:fillRect/>
                     </ns2:stretch>
@@ -1485,7 +1470,7 @@
     </ns0:p>
     <ns0:p>
       <ns0:pPr>
-        <ns0:pStyle ns0:val="12"/>
+        <ns0:pStyle ns0:val="8"/>
         <ns0:jc ns0:val="center"/>
       </ns0:pPr>
       <ns0:r>
@@ -1506,7 +1491,7 @@
     </ns0:p>
     <ns0:p>
       <ns0:pPr>
-        <ns0:pStyle ns0:val="12"/>
+        <ns0:pStyle ns0:val="8"/>
         <ns0:jc ns0:val="center"/>
       </ns0:pPr>
       <ns0:r>
@@ -1533,8 +1518,8 @@
         <ns0:t xml:space="preserve">v2帧+JSON元数据，离散触发，单向输出）；3—控制流通道（JSON指令，双向，低带宽）</ns0:t>
       </ns0:r>
     </ns0:p>
-    <ns0:bookmarkEnd ns0:id="94"/>
-    <ns0:bookmarkStart ns0:id="95" ns0:name="前端预处理与后端智能分析"/>
+    <ns0:bookmarkEnd ns0:id="34"/>
+    <ns0:bookmarkStart ns0:id="35" ns0:name="前端预处理与后端智能分析"/>
     <ns0:p>
       <ns0:pPr>
         <ns0:pStyle ns0:val="4"/>
@@ -1607,7 +1592,7 @@
     </ns0:p>
     <ns0:p>
       <ns0:pPr>
-        <ns0:pStyle ns0:val="12"/>
+        <ns0:pStyle ns0:val="8"/>
       </ns0:pPr>
       <ns0:r>
         <ns0:t xml:space="preserve">AI </ns0:t>
@@ -1720,7 +1705,7 @@
     </ns0:p>
     <ns0:p>
       <ns0:pPr>
-        <ns0:pStyle ns0:val="12"/>
+        <ns0:pStyle ns0:val="8"/>
       </ns0:pPr>
       <ns0:r>
         <ns0:rPr>
@@ -1816,8 +1801,8 @@
         <ns0:t xml:space="preserve">据此修正了功能边界。这一”前端筛选触发—后端深度分析”的协作模式，在保持前端低功耗运行的同时确保了关键事件的完整数据捕获。</ns0:t>
       </ns0:r>
     </ns0:p>
-    <ns0:bookmarkEnd ns0:id="95"/>
-    <ns0:bookmarkStart ns0:id="96" ns0:name="端侧智能边缘智能与云端服务"/>
+    <ns0:bookmarkEnd ns0:id="35"/>
+    <ns0:bookmarkStart ns0:id="36" ns0:name="端侧智能边缘智能与云端服务"/>
     <ns0:p>
       <ns0:pPr>
         <ns0:pStyle ns0:val="4"/>
@@ -1845,7 +1830,7 @@
     </ns0:p>
     <ns0:p>
       <ns0:pPr>
-        <ns0:pStyle ns0:val="12"/>
+        <ns0:pStyle ns0:val="8"/>
       </ns0:pPr>
       <ns0:r>
         <ns0:rPr>
@@ -1937,7 +1922,7 @@
     </ns0:p>
     <ns0:p>
       <ns0:pPr>
-        <ns0:pStyle ns0:val="12"/>
+        <ns0:pStyle ns0:val="8"/>
       </ns0:pPr>
       <ns0:r>
         <ns0:rPr>
@@ -2011,7 +1996,7 @@
     </ns0:p>
     <ns0:p>
       <ns0:pPr>
-        <ns0:pStyle ns0:val="12"/>
+        <ns0:pStyle ns0:val="8"/>
         <ns0:jc ns0:val="center"/>
       </ns0:pPr>
       <ns0:r>
@@ -2323,19 +2308,18 @@
     </ns0:tbl>
     <ns0:p>
       <ns0:pPr>
-        <ns0:pStyle ns0:val="12"/>
+        <ns0:pStyle ns0:val="8"/>
         <ns0:jc ns0:val="center"/>
       </ns0:pPr>
       <ns0:r>
         <ns0:rPr>
           <ns0:rFonts ns0:hint="eastAsia"/>
-          <ns0:sz ns0:val="18"/>
         </ns0:rPr>
         <ns0:t xml:space="preserve">注：边缘侧以FS03为例，具体功能和接口边界参见第10章。</ns0:t>
       </ns0:r>
     </ns0:p>
-    <ns0:bookmarkEnd ns0:id="96"/>
-    <ns0:bookmarkStart ns0:id="97" ns0:name="人机交互与系统状态呈现"/>
+    <ns0:bookmarkEnd ns0:id="36"/>
+    <ns0:bookmarkStart ns0:id="37" ns0:name="人机交互与系统状态呈现"/>
     <ns0:p>
       <ns0:pPr>
         <ns0:pStyle ns0:val="4"/>
@@ -2363,7 +2347,7 @@
     </ns0:p>
     <ns0:p>
       <ns0:pPr>
-        <ns0:pStyle ns0:val="12"/>
+        <ns0:pStyle ns0:val="8"/>
       </ns0:pPr>
       <ns0:r>
         <ns0:rPr>
@@ -2461,7 +2445,7 @@
     </ns0:p>
     <ns0:p>
       <ns0:pPr>
-        <ns0:pStyle ns0:val="12"/>
+        <ns0:pStyle ns0:val="8"/>
       </ns0:pPr>
       <ns0:r>
         <ns0:rPr>
@@ -2578,8 +2562,8 @@
         <ns0:t xml:space="preserve">日志”后，经多次迭代精简而成的。</ns0:t>
       </ns0:r>
     </ns0:p>
-    <ns0:bookmarkEnd ns0:id="97"/>
-    <ns0:bookmarkStart ns0:id="98" ns0:name="网络连接与协同处理"/>
+    <ns0:bookmarkEnd ns0:id="37"/>
+    <ns0:bookmarkStart ns0:id="38" ns0:name="网络连接与协同处理"/>
     <ns0:p>
       <ns0:pPr>
         <ns0:pStyle ns0:val="4"/>
@@ -2697,7 +2681,7 @@
     </ns0:p>
     <ns0:p>
       <ns0:pPr>
-        <ns0:pStyle ns0:val="12"/>
+        <ns0:pStyle ns0:val="8"/>
       </ns0:pPr>
       <ns0:r>
         <ns0:rPr>
@@ -2856,8 +2840,8 @@
         <ns0:t xml:space="preserve">的另一项实用功能：将技术方案转化为结构化的文档描述。</ns0:t>
       </ns0:r>
     </ns0:p>
-    <ns0:bookmarkEnd ns0:id="98"/>
-    <ns0:bookmarkStart ns0:id="102" ns0:name="功能划分与系统边界"/>
+    <ns0:bookmarkEnd ns0:id="38"/>
+    <ns0:bookmarkStart ns0:id="42" ns0:name="功能划分与系统边界"/>
     <ns0:p>
       <ns0:pPr>
         <ns0:pStyle ns0:val="4"/>
@@ -2903,7 +2887,7 @@
     </ns0:p>
     <ns0:p>
       <ns0:pPr>
-        <ns0:pStyle ns0:val="12"/>
+        <ns0:pStyle ns0:val="8"/>
       </ns0:pPr>
       <ns0:r>
         <ns0:rPr>
@@ -2981,18 +2965,18 @@
           <ns1:inline>
             <ns1:extent cx="6120000" cy="2796940"/>
             <ns1:effectExtent b="0" l="0" r="0" t="0"/>
-            <ns1:docPr descr="图9-3" title="" id="100" name="Picture"/>
+            <ns1:docPr descr="图9-3" title="" id="40" name="Picture"/>
             <ns2:graphic>
               <ns2:graphicData uri="http://schemas.openxmlformats.org/drawingml/2006/picture">
                 <ns3:pic>
                   <ns3:nvPicPr>
-                    <ns3:cNvPr descr="figures/fig_9_3.png" id="101" name="Picture"/>
+                    <ns3:cNvPr descr="figures/fig_9_3.png" id="41" name="Picture"/>
                     <ns3:cNvPicPr>
                       <ns2:picLocks noChangeArrowheads="1" noChangeAspect="1"/>
                     </ns3:cNvPicPr>
                   </ns3:nvPicPr>
                   <ns3:blipFill>
-                    <ns2:blip ns4:embed="rId99"/>
+                    <ns2:blip ns4:embed="rId39"/>
                     <ns2:stretch>
                       <ns2:fillRect/>
                     </ns2:stretch>
@@ -3033,7 +3017,7 @@
     </ns0:p>
     <ns0:p>
       <ns0:pPr>
-        <ns0:pStyle ns0:val="12"/>
+        <ns0:pStyle ns0:val="8"/>
         <ns0:jc ns0:val="center"/>
       </ns0:pPr>
       <ns0:r>
@@ -3054,7 +3038,7 @@
     </ns0:p>
     <ns0:p>
       <ns0:pPr>
-        <ns0:pStyle ns0:val="12"/>
+        <ns0:pStyle ns0:val="8"/>
         <ns0:jc ns0:val="center"/>
       </ns0:pPr>
       <ns0:r>
@@ -3081,8 +3065,8 @@
         <ns0:t xml:space="preserve">CDC-ACM输出接口（→上位机/FS03）；3—MIPI-DSI输出接口（→LCD）；4—Kconfig配置接口；5—虚线区分片上资源与外部器件</ns0:t>
       </ns0:r>
     </ns0:p>
-    <ns0:bookmarkEnd ns0:id="102"/>
-    <ns0:bookmarkStart ns0:id="103" ns0:name="算力带宽时延与功耗约束"/>
+    <ns0:bookmarkEnd ns0:id="42"/>
+    <ns0:bookmarkStart ns0:id="43" ns0:name="算力带宽时延与功耗约束"/>
     <ns0:p>
       <ns0:pPr>
         <ns0:pStyle ns0:val="4"/>
@@ -3119,7 +3103,7 @@
     </ns0:p>
     <ns0:p>
       <ns0:pPr>
-        <ns0:pStyle ns0:val="12"/>
+        <ns0:pStyle ns0:val="8"/>
       </ns0:pPr>
       <ns0:r>
         <ns0:rPr>
@@ -3265,7 +3249,7 @@
     </ns0:p>
     <ns0:p>
       <ns0:pPr>
-        <ns0:pStyle ns0:val="12"/>
+        <ns0:pStyle ns0:val="8"/>
       </ns0:pPr>
       <ns0:r>
         <ns0:rPr>
@@ -3432,7 +3416,7 @@
     </ns0:p>
     <ns0:p>
       <ns0:pPr>
-        <ns0:pStyle ns0:val="12"/>
+        <ns0:pStyle ns0:val="8"/>
         <ns0:jc ns0:val="center"/>
       </ns0:pPr>
       <ns0:r>
@@ -3689,19 +3673,18 @@
     </ns0:tbl>
     <ns0:p>
       <ns0:pPr>
-        <ns0:pStyle ns0:val="12"/>
+        <ns0:pStyle ns0:val="8"/>
         <ns0:jc ns0:val="center"/>
       </ns0:pPr>
       <ns0:r>
         <ns0:rPr>
           <ns0:rFonts ns0:hint="eastAsia"/>
-          <ns0:sz ns0:val="18"/>
         </ns0:rPr>
         <ns0:t xml:space="preserve">注：四维约束在不同应用场景下的优先级可调整。电池供电场景下功耗优先，安防场景下时延优先。</ns0:t>
       </ns0:r>
     </ns0:p>
-    <ns0:bookmarkEnd ns0:id="103"/>
-    <ns0:bookmarkStart ns0:id="104" ns0:name="前后端接口与协议契约"/>
+    <ns0:bookmarkEnd ns0:id="43"/>
+    <ns0:bookmarkStart ns0:id="44" ns0:name="前后端接口与协议契约"/>
     <ns0:p>
       <ns0:pPr>
         <ns0:pStyle ns0:val="4"/>
@@ -3738,7 +3721,7 @@
     </ns0:p>
     <ns0:p>
       <ns0:pPr>
-        <ns0:pStyle ns0:val="12"/>
+        <ns0:pStyle ns0:val="8"/>
       </ns0:pPr>
       <ns0:r>
         <ns0:rPr>
@@ -3800,7 +3783,7 @@
     </ns0:p>
     <ns0:p>
       <ns0:pPr>
-        <ns0:pStyle ns0:val="12"/>
+        <ns0:pStyle ns0:val="8"/>
       </ns0:pPr>
       <ns0:r>
         <ns0:t xml:space="preserve">AI </ns0:t>
@@ -3922,7 +3905,7 @@
     </ns0:p>
     <ns0:p>
       <ns0:pPr>
-        <ns0:pStyle ns0:val="12"/>
+        <ns0:pStyle ns0:val="8"/>
       </ns0:pPr>
       <ns0:r>
         <ns0:t xml:space="preserve">AI </ns0:t>
@@ -4035,7 +4018,7 @@
     </ns0:p>
     <ns0:p>
       <ns0:pPr>
-        <ns0:pStyle ns0:val="12"/>
+        <ns0:pStyle ns0:val="8"/>
       </ns0:pPr>
       <ns0:r>
         <ns0:rPr>
@@ -4080,9 +4063,9 @@
         <ns0:t xml:space="preserve">进行下一轮迭代。这套”提问→分析→审核→修正→固化”的五步循环，将贯穿本章后续的开发、调试和验证全流程。</ns0:t>
       </ns0:r>
     </ns0:p>
-    <ns0:bookmarkEnd ns0:id="104"/>
-    <ns0:bookmarkEnd ns0:id="105"/>
-    <ns0:bookmarkStart ns0:id="125" ns0:name="高性能嵌入式soc平台与工程搭建"/>
+    <ns0:bookmarkEnd ns0:id="44"/>
+    <ns0:bookmarkEnd ns0:id="45"/>
+    <ns0:bookmarkStart ns0:id="65" ns0:name="高性能嵌入式soc平台与工程搭建"/>
     <ns0:p>
       <ns0:pPr>
         <ns0:pStyle ns0:val="3"/>
@@ -4180,7 +4163,7 @@
         <ns0:t xml:space="preserve">解释每一步的作用、生成配置模板、并在出错时辅助排查。</ns0:t>
       </ns0:r>
     </ns0:p>
-    <ns0:bookmarkStart ns0:id="106" ns0:name="高性能嵌入式soc的组成"/>
+    <ns0:bookmarkStart ns0:id="46" ns0:name="高性能嵌入式soc的组成"/>
     <ns0:p>
       <ns0:pPr>
         <ns0:pStyle ns0:val="4"/>
@@ -4262,7 +4245,7 @@
     </ns0:p>
     <ns0:p>
       <ns0:pPr>
-        <ns0:pStyle ns0:val="12"/>
+        <ns0:pStyle ns0:val="8"/>
       </ns0:pPr>
       <ns0:r>
         <ns0:rPr>
@@ -4390,7 +4373,7 @@
     </ns0:p>
     <ns0:p>
       <ns0:pPr>
-        <ns0:pStyle ns0:val="12"/>
+        <ns0:pStyle ns0:val="8"/>
       </ns0:pPr>
       <ns0:r>
         <ns0:rPr>
@@ -4534,8 +4517,8 @@
         <ns0:t xml:space="preserve">DRAM；外设接口从低速串行总线扩展到高速多媒体接口。这三项跨越是单芯片承载视觉、语音和人机交互等复杂应用的硬件基础。</ns0:t>
       </ns0:r>
     </ns0:p>
-    <ns0:bookmarkEnd ns0:id="106"/>
-    <ns0:bookmarkStart ns0:id="107" ns0:name="多核处理与任务分工"/>
+    <ns0:bookmarkEnd ns0:id="46"/>
+    <ns0:bookmarkStart ns0:id="47" ns0:name="多核处理与任务分工"/>
     <ns0:p>
       <ns0:pPr>
         <ns0:pStyle ns0:val="4"/>
@@ -4602,7 +4585,7 @@
     </ns0:p>
     <ns0:p>
       <ns0:pPr>
-        <ns0:pStyle ns0:val="12"/>
+        <ns0:pStyle ns0:val="8"/>
       </ns0:pPr>
       <ns0:r>
         <ns0:rPr>
@@ -4739,7 +4722,7 @@
     </ns0:p>
     <ns0:p>
       <ns0:pPr>
-        <ns0:pStyle ns0:val="12"/>
+        <ns0:pStyle ns0:val="8"/>
       </ns0:pPr>
       <ns0:r>
         <ns0:t xml:space="preserve">ESP32-P4 </ns0:t>
@@ -4823,8 +4806,8 @@
         <ns0:t xml:space="preserve">4）周期性地采集各模块状态并输出日志。任务间的同步使用互斥锁（mutex）保护共享状态结构体，以环形缓冲区的读写索引实现无锁的单生产者—单消费者数据传递。</ns0:t>
       </ns0:r>
     </ns0:p>
-    <ns0:bookmarkEnd ns0:id="107"/>
-    <ns0:bookmarkStart ns0:id="108" ns0:name="片内存储与外部存储"/>
+    <ns0:bookmarkEnd ns0:id="47"/>
+    <ns0:bookmarkStart ns0:id="48" ns0:name="片内存储与外部存储"/>
     <ns0:p>
       <ns0:pPr>
         <ns0:pStyle ns0:val="4"/>
@@ -4906,7 +4889,7 @@
     </ns0:p>
     <ns0:p>
       <ns0:pPr>
-        <ns0:pStyle ns0:val="12"/>
+        <ns0:pStyle ns0:val="8"/>
       </ns0:pPr>
       <ns0:r>
         <ns0:rPr>
@@ -5025,7 +5008,7 @@
     </ns0:p>
     <ns0:p>
       <ns0:pPr>
-        <ns0:pStyle ns0:val="12"/>
+        <ns0:pStyle ns0:val="8"/>
       </ns0:pPr>
       <ns0:r>
         <ns0:rPr>
@@ -5207,7 +5190,7 @@
     </ns0:p>
     <ns0:p>
       <ns0:pPr>
-        <ns0:pStyle ns0:val="12"/>
+        <ns0:pStyle ns0:val="8"/>
         <ns0:jc ns0:val="center"/>
       </ns0:pPr>
       <ns0:r>
@@ -5688,19 +5671,18 @@
     </ns0:tbl>
     <ns0:p>
       <ns0:pPr>
-        <ns0:pStyle ns0:val="12"/>
+        <ns0:pStyle ns0:val="8"/>
         <ns0:jc ns0:val="center"/>
       </ns0:pPr>
       <ns0:r>
         <ns0:rPr>
           <ns0:rFonts ns0:hint="eastAsia"/>
-          <ns0:sz ns0:val="18"/>
         </ns0:rPr>
         <ns0:t xml:space="preserve">注：分区定义来源于partitions.csv文件，具体地址和大小可根据实际Flash容量通过菜单配置调整。</ns0:t>
       </ns0:r>
     </ns0:p>
-    <ns0:bookmarkEnd ns0:id="108"/>
-    <ns0:bookmarkStart ns0:id="109" ns0:name="缓存dma与数据搬运"/>
+    <ns0:bookmarkEnd ns0:id="48"/>
+    <ns0:bookmarkStart ns0:id="49" ns0:name="缓存dma与数据搬运"/>
     <ns0:p>
       <ns0:pPr>
         <ns0:pStyle ns0:val="4"/>
@@ -5791,7 +5773,7 @@
     </ns0:p>
     <ns0:p>
       <ns0:pPr>
-        <ns0:pStyle ns0:val="12"/>
+        <ns0:pStyle ns0:val="8"/>
       </ns0:pPr>
       <ns0:r>
         <ns0:rPr>
@@ -5937,7 +5919,7 @@
     </ns0:p>
     <ns0:p>
       <ns0:pPr>
-        <ns0:pStyle ns0:val="12"/>
+        <ns0:pStyle ns0:val="8"/>
       </ns0:pPr>
       <ns0:r>
         <ns0:rPr>
@@ -6045,8 +6027,8 @@
         <ns0:t xml:space="preserve">与缓存交互的微妙之处。</ns0:t>
       </ns0:r>
     </ns0:p>
-    <ns0:bookmarkEnd ns0:id="109"/>
-    <ns0:bookmarkStart ns0:id="113" ns0:name="高速外设与多媒体接口"/>
+    <ns0:bookmarkEnd ns0:id="49"/>
+    <ns0:bookmarkStart ns0:id="53" ns0:name="高速外设与多媒体接口"/>
     <ns0:p>
       <ns0:pPr>
         <ns0:pStyle ns0:val="4"/>
@@ -6119,7 +6101,7 @@
     </ns0:p>
     <ns0:p>
       <ns0:pPr>
-        <ns0:pStyle ns0:val="12"/>
+        <ns0:pStyle ns0:val="8"/>
       </ns0:pPr>
       <ns0:r>
         <ns0:rPr>
@@ -6362,18 +6344,18 @@
           <ns1:inline>
             <ns1:extent cx="6120000" cy="2550783"/>
             <ns1:effectExtent b="0" l="0" r="0" t="0"/>
-            <ns1:docPr descr="图9-4" title="" id="111" name="Picture"/>
+            <ns1:docPr descr="图9-4" title="" id="51" name="Picture"/>
             <ns2:graphic>
               <ns2:graphicData uri="http://schemas.openxmlformats.org/drawingml/2006/picture">
                 <ns3:pic>
                   <ns3:nvPicPr>
-                    <ns3:cNvPr descr="figures/fig_9_4.png" id="112" name="Picture"/>
+                    <ns3:cNvPr descr="figures/fig_9_4.png" id="52" name="Picture"/>
                     <ns3:cNvPicPr>
                       <ns2:picLocks noChangeArrowheads="1" noChangeAspect="1"/>
                     </ns3:cNvPicPr>
                   </ns3:nvPicPr>
                   <ns3:blipFill>
-                    <ns2:blip ns4:embed="rId110"/>
+                    <ns2:blip ns4:embed="rId50"/>
                     <ns2:stretch>
                       <ns2:fillRect/>
                     </ns2:stretch>
@@ -6414,7 +6396,7 @@
     </ns0:p>
     <ns0:p>
       <ns0:pPr>
-        <ns0:pStyle ns0:val="12"/>
+        <ns0:pStyle ns0:val="8"/>
         <ns0:jc ns0:val="center"/>
       </ns0:pPr>
       <ns0:r>
@@ -6435,7 +6417,7 @@
     </ns0:p>
     <ns0:p>
       <ns0:pPr>
-        <ns0:pStyle ns0:val="12"/>
+        <ns0:pStyle ns0:val="8"/>
         <ns0:jc ns0:val="center"/>
       </ns0:pPr>
       <ns0:r>
@@ -6542,8 +6524,8 @@
         <ns0:t xml:space="preserve">CDC-ACM（有效吞吐≈1MB/s）</ns0:t>
       </ns0:r>
     </ns0:p>
-    <ns0:bookmarkEnd ns0:id="113"/>
-    <ns0:bookmarkStart ns0:id="117" ns0:name="esp32-p4平台架构与启动流程"/>
+    <ns0:bookmarkEnd ns0:id="53"/>
+    <ns0:bookmarkStart ns0:id="57" ns0:name="esp32-p4平台架构与启动流程"/>
     <ns0:p>
       <ns0:pPr>
         <ns0:pStyle ns0:val="4"/>
@@ -6745,7 +6727,7 @@
     </ns0:p>
     <ns0:p>
       <ns0:pPr>
-        <ns0:pStyle ns0:val="12"/>
+        <ns0:pStyle ns0:val="8"/>
       </ns0:pPr>
       <ns0:r>
         <ns0:rPr>
@@ -6900,7 +6882,7 @@
     </ns0:p>
     <ns0:p>
       <ns0:pPr>
-        <ns0:pStyle ns0:val="12"/>
+        <ns0:pStyle ns0:val="8"/>
       </ns0:pPr>
       <ns0:r>
         <ns0:rPr>
@@ -7035,18 +7017,18 @@
           <ns1:inline>
             <ns1:extent cx="5270500" cy="5371340"/>
             <ns1:effectExtent b="0" l="0" r="0" t="0"/>
-            <ns1:docPr descr="图9-5" title="" id="115" name="Picture"/>
+            <ns1:docPr descr="图9-5" title="" id="55" name="Picture"/>
             <ns2:graphic>
               <ns2:graphicData uri="http://schemas.openxmlformats.org/drawingml/2006/picture">
                 <ns3:pic>
                   <ns3:nvPicPr>
-                    <ns3:cNvPr descr="figures/fig_9_5.png" id="116" name="Picture"/>
+                    <ns3:cNvPr descr="figures/fig_9_5.png" id="56" name="Picture"/>
                     <ns3:cNvPicPr>
                       <ns2:picLocks noChangeArrowheads="1" noChangeAspect="1"/>
                     </ns3:cNvPicPr>
                   </ns3:nvPicPr>
                   <ns3:blipFill>
-                    <ns2:blip ns4:embed="rId114"/>
+                    <ns2:blip ns4:embed="rId54"/>
                     <ns2:stretch>
                       <ns2:fillRect/>
                     </ns2:stretch>
@@ -7087,7 +7069,7 @@
     </ns0:p>
     <ns0:p>
       <ns0:pPr>
-        <ns0:pStyle ns0:val="12"/>
+        <ns0:pStyle ns0:val="8"/>
         <ns0:jc ns0:val="center"/>
       </ns0:pPr>
       <ns0:r>
@@ -7108,7 +7090,7 @@
     </ns0:p>
     <ns0:p>
       <ns0:pPr>
-        <ns0:pStyle ns0:val="12"/>
+        <ns0:pStyle ns0:val="8"/>
         <ns0:jc ns0:val="center"/>
       </ns0:pPr>
       <ns0:r>
@@ -7128,8 +7110,8 @@
         <ns0:t xml:space="preserve">Bootloader；2—app_main()入口（NVS初始化+错误恢复）；3—app_start()启动编排；4—bsp_init→frame_ring_init→frame_export_init→trigger_init→algo_trigger_init→usb_frame_bridge_start→camera_frontend_start→display_frontend_start（虚线框，容错启动）→diag_start</ns0:t>
       </ns0:r>
     </ns0:p>
-    <ns0:bookmarkEnd ns0:id="117"/>
-    <ns0:bookmarkStart ns0:id="121" ns0:name="esp-idf组件化工程ai辅助搭建10组件骨架"/>
+    <ns0:bookmarkEnd ns0:id="57"/>
+    <ns0:bookmarkStart ns0:id="61" ns0:name="esp-idf组件化工程ai辅助搭建10组件骨架"/>
     <ns0:p>
       <ns0:pPr>
         <ns0:pStyle ns0:val="4"/>
@@ -7175,7 +7157,7 @@
     </ns0:p>
     <ns0:p>
       <ns0:pPr>
-        <ns0:pStyle ns0:val="12"/>
+        <ns0:pStyle ns0:val="8"/>
       </ns0:pPr>
       <ns0:r>
         <ns0:rPr>
@@ -7276,7 +7258,7 @@
     </ns0:p>
     <ns0:p>
       <ns0:pPr>
-        <ns0:pStyle ns0:val="12"/>
+        <ns0:pStyle ns0:val="8"/>
       </ns0:pPr>
       <ns0:r>
         <ns0:t xml:space="preserve">AI </ns0:t>
@@ -7414,18 +7396,18 @@
           <ns1:inline>
             <ns1:extent cx="6120000" cy="3098733"/>
             <ns1:effectExtent b="0" l="0" r="0" t="0"/>
-            <ns1:docPr descr="图9-6" title="" id="119" name="Picture"/>
+            <ns1:docPr descr="图9-6" title="" id="59" name="Picture"/>
             <ns2:graphic>
               <ns2:graphicData uri="http://schemas.openxmlformats.org/drawingml/2006/picture">
                 <ns3:pic>
                   <ns3:nvPicPr>
-                    <ns3:cNvPr descr="figures/fig_9_6.png" id="120" name="Picture"/>
+                    <ns3:cNvPr descr="figures/fig_9_6.png" id="60" name="Picture"/>
                     <ns3:cNvPicPr>
                       <ns2:picLocks noChangeArrowheads="1" noChangeAspect="1"/>
                     </ns3:cNvPicPr>
                   </ns3:nvPicPr>
                   <ns3:blipFill>
-                    <ns2:blip ns4:embed="rId118"/>
+                    <ns2:blip ns4:embed="rId58"/>
                     <ns2:stretch>
                       <ns2:fillRect/>
                     </ns2:stretch>
@@ -7466,7 +7448,7 @@
     </ns0:p>
     <ns0:p>
       <ns0:pPr>
-        <ns0:pStyle ns0:val="12"/>
+        <ns0:pStyle ns0:val="8"/>
         <ns0:jc ns0:val="center"/>
       </ns0:pPr>
       <ns0:r>
@@ -7487,7 +7469,7 @@
     </ns0:p>
     <ns0:p>
       <ns0:pPr>
-        <ns0:pStyle ns0:val="12"/>
+        <ns0:pStyle ns0:val="8"/>
         <ns0:jc ns0:val="center"/>
       </ns0:pPr>
       <ns0:r>
@@ -7498,8 +7480,8 @@
         <ns0:t xml:space="preserve">1—L0板级支持（bsp）；2—L1帧元数据（frame_ring）；3—L2触发与导出（trigger、algo_trigger、frame_export）；4—L3协议与采集（usb_frame_bridge、camera_frontend）；5—L4显示（display_frontend）；6—L5应用与诊断（app、diag）</ns0:t>
       </ns0:r>
     </ns0:p>
-    <ns0:bookmarkEnd ns0:id="121"/>
-    <ns0:bookmarkStart ns0:id="122" ns0:name="freertos任务和同步机制"/>
+    <ns0:bookmarkEnd ns0:id="61"/>
+    <ns0:bookmarkStart ns0:id="62" ns0:name="freertos任务和同步机制"/>
     <ns0:p>
       <ns0:pPr>
         <ns0:pStyle ns0:val="4"/>
@@ -7572,7 +7554,7 @@
     </ns0:p>
     <ns0:p>
       <ns0:pPr>
-        <ns0:pStyle ns0:val="12"/>
+        <ns0:pStyle ns0:val="8"/>
       </ns0:pPr>
       <ns0:r>
         <ns0:rPr>
@@ -7664,7 +7646,7 @@
     </ns0:p>
     <ns0:p>
       <ns0:pPr>
-        <ns0:pStyle ns0:val="12"/>
+        <ns0:pStyle ns0:val="8"/>
       </ns0:pPr>
       <ns0:r>
         <ns0:t xml:space="preserve">evt_sem_P4 </ns0:t>
@@ -7703,8 +7685,8 @@
         <ns0:t xml:space="preserve">发送速率。任务间的共享状态通过互斥锁保护；对于帧环形缓冲这类存在明确生产者—消费者边界的共享数据结构，系统采用无锁设计——生产者仅写入自己拥有的槽位并推进写索引，消费者仅读取写索引之前的已提交槽位——消除了锁的开销和死锁风险。</ns0:t>
       </ns0:r>
     </ns0:p>
-    <ns0:bookmarkEnd ns0:id="122"/>
-    <ns0:bookmarkStart ns0:id="123" ns0:name="动态内存专用内存与资源预算"/>
+    <ns0:bookmarkEnd ns0:id="62"/>
+    <ns0:bookmarkStart ns0:id="63" ns0:name="动态内存专用内存与资源预算"/>
     <ns0:p>
       <ns0:pPr>
         <ns0:pStyle ns0:val="4"/>
@@ -7867,7 +7849,7 @@
     </ns0:p>
     <ns0:p>
       <ns0:pPr>
-        <ns0:pStyle ns0:val="12"/>
+        <ns0:pStyle ns0:val="8"/>
       </ns0:pPr>
       <ns0:r>
         <ns0:t xml:space="preserve">AI </ns0:t>
@@ -7971,7 +7953,7 @@
     </ns0:p>
     <ns0:p>
       <ns0:pPr>
-        <ns0:pStyle ns0:val="12"/>
+        <ns0:pStyle ns0:val="8"/>
       </ns0:pPr>
       <ns0:r>
         <ns0:rPr>
@@ -8000,7 +7982,7 @@
     </ns0:p>
     <ns0:p>
       <ns0:pPr>
-        <ns0:pStyle ns0:val="12"/>
+        <ns0:pStyle ns0:val="8"/>
         <ns0:jc ns0:val="center"/>
       </ns0:pPr>
       <ns0:r>
@@ -8468,19 +8450,18 @@
     </ns0:tbl>
     <ns0:p>
       <ns0:pPr>
-        <ns0:pStyle ns0:val="12"/>
+        <ns0:pStyle ns0:val="8"/>
         <ns0:jc ns0:val="center"/>
       </ns0:pPr>
       <ns0:r>
         <ns0:rPr>
           <ns0:rFonts ns0:hint="eastAsia"/>
-          <ns0:sz ns0:val="18"/>
         </ns0:rPr>
         <ns0:t xml:space="preserve">注：具体数值随sdkconfig配置参数调整而变化。典型PSRAM配置为16MB，此预算留有约40%安全裕量。</ns0:t>
       </ns0:r>
     </ns0:p>
-    <ns0:bookmarkEnd ns0:id="123"/>
-    <ns0:bookmarkStart ns0:id="124" ns0:name="日志诊断与错误处理"/>
+    <ns0:bookmarkEnd ns0:id="63"/>
+    <ns0:bookmarkStart ns0:id="64" ns0:name="日志诊断与错误处理"/>
     <ns0:p>
       <ns0:pPr>
         <ns0:pStyle ns0:val="4"/>
@@ -8568,7 +8549,7 @@
     </ns0:p>
     <ns0:p>
       <ns0:pPr>
-        <ns0:pStyle ns0:val="12"/>
+        <ns0:pStyle ns0:val="8"/>
       </ns0:pPr>
       <ns0:r>
         <ns0:t xml:space="preserve">AI </ns0:t>
@@ -8681,7 +8662,7 @@
     </ns0:p>
     <ns0:p>
       <ns0:pPr>
-        <ns0:pStyle ns0:val="12"/>
+        <ns0:pStyle ns0:val="8"/>
       </ns0:pPr>
       <ns0:r>
         <ns0:t xml:space="preserve">evt_sem_P4 </ns0:t>
@@ -8747,9 +8728,9 @@
         <ns0:t xml:space="preserve">输出的核心功能不因辅助模块的故障而中断。</ns0:t>
       </ns0:r>
     </ns0:p>
-    <ns0:bookmarkEnd ns0:id="124"/>
-    <ns0:bookmarkEnd ns0:id="125"/>
-    <ns0:bookmarkStart ns0:id="144" ns0:name="视觉采集与图像数据通路ai辅助实现"/>
+    <ns0:bookmarkEnd ns0:id="64"/>
+    <ns0:bookmarkEnd ns0:id="65"/>
+    <ns0:bookmarkStart ns0:id="84" ns0:name="视觉采集与图像数据通路ai辅助实现"/>
     <ns0:p>
       <ns0:pPr>
         <ns0:pStyle ns0:val="3"/>
@@ -8811,7 +8792,7 @@
         <ns0:t xml:space="preserve">驱动调试、像素格式转换算法设计、缓冲策略选型到过载处理的全过程。</ns0:t>
       </ns0:r>
     </ns0:p>
-    <ns0:bookmarkStart ns0:id="126" ns0:name="嵌入式视觉系统的组成"/>
+    <ns0:bookmarkStart ns0:id="66" ns0:name="嵌入式视觉系统的组成"/>
     <ns0:p>
       <ns0:pPr>
         <ns0:pStyle ns0:val="4"/>
@@ -8893,7 +8874,7 @@
     </ns0:p>
     <ns0:p>
       <ns0:pPr>
-        <ns0:pStyle ns0:val="12"/>
+        <ns0:pStyle ns0:val="8"/>
       </ns0:pPr>
       <ns0:r>
         <ns0:rPr>
@@ -9057,7 +9038,7 @@
     </ns0:p>
     <ns0:p>
       <ns0:pPr>
-        <ns0:pStyle ns0:val="12"/>
+        <ns0:pStyle ns0:val="8"/>
       </ns0:pPr>
       <ns0:r>
         <ns0:t xml:space="preserve">evt_sem_P4 </ns0:t>
@@ -9098,7 +9079,7 @@
     </ns0:p>
     <ns0:p>
       <ns0:pPr>
-        <ns0:pStyle ns0:val="12"/>
+        <ns0:pStyle ns0:val="8"/>
         <ns0:jc ns0:val="center"/>
       </ns0:pPr>
       <ns0:r>
@@ -9437,8 +9418,8 @@
         </ns0:tc>
       </ns0:tr>
     </ns0:tbl>
-    <ns0:bookmarkEnd ns0:id="126"/>
-    <ns0:bookmarkStart ns0:id="127" ns0:name="摄像头接口与传感器控制"/>
+    <ns0:bookmarkEnd ns0:id="66"/>
+    <ns0:bookmarkStart ns0:id="67" ns0:name="摄像头接口与传感器控制"/>
     <ns0:p>
       <ns0:pPr>
         <ns0:pStyle ns0:val="4"/>
@@ -9583,7 +9564,7 @@
     </ns0:p>
     <ns0:p>
       <ns0:pPr>
-        <ns0:pStyle ns0:val="12"/>
+        <ns0:pStyle ns0:val="8"/>
       </ns0:pPr>
       <ns0:r>
         <ns0:t xml:space="preserve">AI </ns0:t>
@@ -9717,7 +9698,7 @@
     </ns0:p>
     <ns0:p>
       <ns0:pPr>
-        <ns0:pStyle ns0:val="12"/>
+        <ns0:pStyle ns0:val="8"/>
       </ns0:pPr>
       <ns0:r>
         <ns0:rPr>
@@ -9872,7 +9853,7 @@
     </ns0:p>
     <ns0:p>
       <ns0:pPr>
-        <ns0:pStyle ns0:val="12"/>
+        <ns0:pStyle ns0:val="8"/>
       </ns0:pPr>
       <ns0:r>
         <ns0:t xml:space="preserve">OV5645 </ns0:t>
@@ -9904,7 +9885,7 @@
     </ns0:p>
     <ns0:p>
       <ns0:pPr>
-        <ns0:pStyle ns0:val="12"/>
+        <ns0:pStyle ns0:val="8"/>
       </ns0:pPr>
       <ns0:r>
         <ns0:rPr>
@@ -10005,7 +9986,7 @@
     </ns0:p>
     <ns0:p>
       <ns0:pPr>
-        <ns0:pStyle ns0:val="12"/>
+        <ns0:pStyle ns0:val="8"/>
       </ns0:pPr>
       <ns0:r>
         <ns0:rPr>
@@ -10068,8 +10049,8 @@
         <ns0:t xml:space="preserve">。</ns0:t>
       </ns0:r>
     </ns0:p>
-    <ns0:bookmarkEnd ns0:id="127"/>
-    <ns0:bookmarkStart ns0:id="128" ns0:name="图像分辨率帧率与像素格式"/>
+    <ns0:bookmarkEnd ns0:id="67"/>
+    <ns0:bookmarkStart ns0:id="68" ns0:name="图像分辨率帧率与像素格式"/>
     <ns0:p>
       <ns0:pPr>
         <ns0:pStyle ns0:val="4"/>
@@ -10151,7 +10132,7 @@
     </ns0:p>
     <ns0:p>
       <ns0:pPr>
-        <ns0:pStyle ns0:val="12"/>
+        <ns0:pStyle ns0:val="8"/>
       </ns0:pPr>
       <ns0:r>
         <ns0:t xml:space="preserve">evt_sem_P4 </ns0:t>
@@ -10309,7 +10290,7 @@
     </ns0:p>
     <ns0:p>
       <ns0:pPr>
-        <ns0:pStyle ns0:val="12"/>
+        <ns0:pStyle ns0:val="8"/>
         <ns0:jc ns0:val="center"/>
       </ns0:pPr>
       <ns0:r>
@@ -10719,19 +10700,18 @@
     </ns0:tbl>
     <ns0:p>
       <ns0:pPr>
-        <ns0:pStyle ns0:val="12"/>
+        <ns0:pStyle ns0:val="8"/>
         <ns0:jc ns0:val="center"/>
       </ns0:pPr>
       <ns0:r>
         <ns0:rPr>
           <ns0:rFonts ns0:hint="eastAsia"/>
-          <ns0:sz ns0:val="18"/>
         </ns0:rPr>
         <ns0:t xml:space="preserve">注：Gray8为内部格式，不经过V4L2，因此无对应FourCC代码。RAW10格式仅在传感器配置为原生输出时使用，本项目默认使用RGB565。</ns0:t>
       </ns0:r>
     </ns0:p>
-    <ns0:bookmarkEnd ns0:id="128"/>
-    <ns0:bookmarkStart ns0:id="132" ns0:name="图像采集与帧生命周期"/>
+    <ns0:bookmarkEnd ns0:id="68"/>
+    <ns0:bookmarkStart ns0:id="72" ns0:name="图像采集与帧生命周期"/>
     <ns0:p>
       <ns0:pPr>
         <ns0:pStyle ns0:val="4"/>
@@ -10813,7 +10793,7 @@
     </ns0:p>
     <ns0:p>
       <ns0:pPr>
-        <ns0:pStyle ns0:val="12"/>
+        <ns0:pStyle ns0:val="8"/>
       </ns0:pPr>
       <ns0:r>
         <ns0:rPr>
@@ -10923,7 +10903,7 @@
     </ns0:p>
     <ns0:p>
       <ns0:pPr>
-        <ns0:pStyle ns0:val="12"/>
+        <ns0:pStyle ns0:val="8"/>
       </ns0:pPr>
       <ns0:r>
         <ns0:rPr>
@@ -11010,18 +10990,18 @@
           <ns1:inline>
             <ns1:extent cx="6120000" cy="1464142"/>
             <ns1:effectExtent b="0" l="0" r="0" t="0"/>
-            <ns1:docPr descr="图9-7" title="" id="130" name="Picture"/>
+            <ns1:docPr descr="图9-7" title="" id="70" name="Picture"/>
             <ns2:graphic>
               <ns2:graphicData uri="http://schemas.openxmlformats.org/drawingml/2006/picture">
                 <ns3:pic>
                   <ns3:nvPicPr>
-                    <ns3:cNvPr descr="figures/fig_9_7.png" id="131" name="Picture"/>
+                    <ns3:cNvPr descr="figures/fig_9_7.png" id="71" name="Picture"/>
                     <ns3:cNvPicPr>
                       <ns2:picLocks noChangeArrowheads="1" noChangeAspect="1"/>
                     </ns3:cNvPicPr>
                   </ns3:nvPicPr>
                   <ns3:blipFill>
-                    <ns2:blip ns4:embed="rId129"/>
+                    <ns2:blip ns4:embed="rId69"/>
                     <ns2:stretch>
                       <ns2:fillRect/>
                     </ns2:stretch>
@@ -11062,7 +11042,7 @@
     </ns0:p>
     <ns0:p>
       <ns0:pPr>
-        <ns0:pStyle ns0:val="12"/>
+        <ns0:pStyle ns0:val="8"/>
         <ns0:jc ns0:val="center"/>
       </ns0:pPr>
       <ns0:r>
@@ -11083,7 +11063,7 @@
     </ns0:p>
     <ns0:p>
       <ns0:pPr>
-        <ns0:pStyle ns0:val="12"/>
+        <ns0:pStyle ns0:val="8"/>
         <ns0:jc ns0:val="center"/>
       </ns0:pPr>
       <ns0:r>
@@ -11094,8 +11074,8 @@
         <ns0:t xml:space="preserve">1—生成阶段（传感器曝光+读出，约33ms）；2—传输阶段（MIPI-CSI+DMA写入，约10ms）；3—就绪阶段（DQBUF返回，&lt;0.1ms）；4—消费阶段（算法处理约2ms+JPEG编码约20ms+USB入队）；5—回收阶段（QBUF归还驱动，&lt;0.1ms）</ns0:t>
       </ns0:r>
     </ns0:p>
-    <ns0:bookmarkEnd ns0:id="132"/>
-    <ns0:bookmarkStart ns0:id="133" ns0:name="图像格式转换与预处理ai-设计的快速近似算法"/>
+    <ns0:bookmarkEnd ns0:id="72"/>
+    <ns0:bookmarkStart ns0:id="73" ns0:name="图像格式转换与预处理ai-设计的快速近似算法"/>
     <ns0:p>
       <ns0:pPr>
         <ns0:pStyle ns0:val="4"/>
@@ -11177,7 +11157,7 @@
     </ns0:p>
     <ns0:p>
       <ns0:pPr>
-        <ns0:pStyle ns0:val="SourceCode"/>
+        <ns0:pStyle ns0:val="23"/>
       </ns0:pPr>
       <ns0:r>
         <ns0:rPr>
@@ -11242,7 +11222,7 @@
     </ns0:p>
     <ns0:p>
       <ns0:pPr>
-        <ns0:pStyle ns0:val="12"/>
+        <ns0:pStyle ns0:val="8"/>
       </ns0:pPr>
       <ns0:r>
         <ns0:rPr>
@@ -11334,7 +11314,7 @@
     </ns0:p>
     <ns0:p>
       <ns0:pPr>
-        <ns0:pStyle ns0:val="SourceCode"/>
+        <ns0:pStyle ns0:val="23"/>
       </ns0:pPr>
       <ns0:r>
         <ns0:rPr>
@@ -11390,7 +11370,7 @@
     </ns0:p>
     <ns0:p>
       <ns0:pPr>
-        <ns0:pStyle ns0:val="12"/>
+        <ns0:pStyle ns0:val="8"/>
       </ns0:pPr>
       <ns0:r>
         <ns0:rPr>
@@ -11525,8 +11505,8 @@
         <ns0:t xml:space="preserve">个像素的处理耗时约为数百微秒。</ns0:t>
       </ns0:r>
     </ns0:p>
-    <ns0:bookmarkEnd ns0:id="133"/>
-    <ns0:bookmarkStart ns0:id="134" ns0:name="帧数据量与带宽预算"/>
+    <ns0:bookmarkEnd ns0:id="73"/>
+    <ns0:bookmarkStart ns0:id="74" ns0:name="帧数据量与带宽预算"/>
     <ns0:p>
       <ns0:pPr>
         <ns0:pStyle ns0:val="4"/>
@@ -11581,7 +11561,7 @@
     </ns0:p>
     <ns0:p>
       <ns0:pPr>
-        <ns0:pStyle ns0:val="12"/>
+        <ns0:pStyle ns0:val="8"/>
       </ns0:pPr>
       <ns0:r>
         <ns0:rPr>
@@ -11601,7 +11581,7 @@
     </ns0:p>
     <ns0:p>
       <ns0:pPr>
-        <ns0:pStyle ns0:val="SourceCode"/>
+        <ns0:pStyle ns0:val="23"/>
       </ns0:pPr>
       <ns0:r>
         <ns0:rPr>
@@ -11666,7 +11646,7 @@
     </ns0:p>
     <ns0:p>
       <ns0:pPr>
-        <ns0:pStyle ns0:val="12"/>
+        <ns0:pStyle ns0:val="8"/>
       </ns0:pPr>
       <ns0:r>
         <ns0:rPr>
@@ -11677,7 +11657,7 @@
     </ns0:p>
     <ns0:p>
       <ns0:pPr>
-        <ns0:pStyle ns0:val="SourceCode"/>
+        <ns0:pStyle ns0:val="23"/>
       </ns0:pPr>
       <ns0:r>
         <ns0:rPr>
@@ -11724,7 +11704,7 @@
     </ns0:p>
     <ns0:p>
       <ns0:pPr>
-        <ns0:pStyle ns0:val="12"/>
+        <ns0:pStyle ns0:val="8"/>
       </ns0:pPr>
       <ns0:r>
         <ns0:rPr>
@@ -11804,7 +11784,7 @@
     </ns0:p>
     <ns0:p>
       <ns0:pPr>
-        <ns0:pStyle ns0:val="12"/>
+        <ns0:pStyle ns0:val="8"/>
         <ns0:jc ns0:val="center"/>
       </ns0:pPr>
       <ns0:r>
@@ -12297,19 +12277,18 @@
     </ns0:tbl>
     <ns0:p>
       <ns0:pPr>
-        <ns0:pStyle ns0:val="12"/>
+        <ns0:pStyle ns0:val="8"/>
         <ns0:jc ns0:val="center"/>
       </ns0:pPr>
       <ns0:r>
         <ns0:rPr>
           <ns0:rFonts ns0:hint="eastAsia"/>
-          <ns0:sz ns0:val="18"/>
         </ns0:rPr>
         <ns0:t xml:space="preserve">注：JPEG压缩比与图像内容复杂度高度相关，简单场景（静态白墙）压缩比&gt;100∶1，复杂纹理场景压缩比约10∶1。表中数据为实测经验值。</ns0:t>
       </ns0:r>
     </ns0:p>
-    <ns0:bookmarkEnd ns0:id="134"/>
-    <ns0:bookmarkStart ns0:id="135" ns0:name="单缓冲双缓冲与多缓冲"/>
+    <ns0:bookmarkEnd ns0:id="74"/>
+    <ns0:bookmarkStart ns0:id="75" ns0:name="单缓冲双缓冲与多缓冲"/>
     <ns0:p>
       <ns0:pPr>
         <ns0:pStyle ns0:val="4"/>
@@ -12499,7 +12478,7 @@
     </ns0:p>
     <ns0:p>
       <ns0:pPr>
-        <ns0:pStyle ns0:val="12"/>
+        <ns0:pStyle ns0:val="8"/>
       </ns0:pPr>
       <ns0:r>
         <ns0:t xml:space="preserve">evt_sem_P4 </ns0:t>
@@ -12601,8 +12580,8 @@
         <ns0:t xml:space="preserve">计数器。</ns0:t>
       </ns0:r>
     </ns0:p>
-    <ns0:bookmarkEnd ns0:id="135"/>
-    <ns0:bookmarkStart ns0:id="136" ns0:name="环形缓存与历史数据保留"/>
+    <ns0:bookmarkEnd ns0:id="75"/>
+    <ns0:bookmarkStart ns0:id="76" ns0:name="环形缓存与历史数据保留"/>
     <ns0:p>
       <ns0:pPr>
         <ns0:pStyle ns0:val="4"/>
@@ -12702,7 +12681,7 @@
     </ns0:p>
     <ns0:p>
       <ns0:pPr>
-        <ns0:pStyle ns0:val="12"/>
+        <ns0:pStyle ns0:val="8"/>
       </ns0:pPr>
       <ns0:r>
         <ns0:rPr>
@@ -12783,8 +12762,8 @@
         <ns0:t xml:space="preserve">时，取模结果仍正确（因为除数是常量，模运算结果依赖于被除数的实际值而非递增关系），不需要额外的溢出检测。</ns0:t>
       </ns0:r>
     </ns0:p>
-    <ns0:bookmarkEnd ns0:id="136"/>
-    <ns0:bookmarkStart ns0:id="137" ns0:name="生产者消费者任务模型"/>
+    <ns0:bookmarkEnd ns0:id="76"/>
+    <ns0:bookmarkStart ns0:id="77" ns0:name="生产者消费者任务模型"/>
     <ns0:p>
       <ns0:pPr>
         <ns0:pStyle ns0:val="4"/>
@@ -12866,7 +12845,7 @@
     </ns0:p>
     <ns0:p>
       <ns0:pPr>
-        <ns0:pStyle ns0:val="12"/>
+        <ns0:pStyle ns0:val="8"/>
       </ns0:pPr>
       <ns0:r>
         <ns0:rPr>
@@ -12911,8 +12890,8 @@
         <ns0:t xml:space="preserve">发送端状态的影响。</ns0:t>
       </ns0:r>
     </ns0:p>
-    <ns0:bookmarkEnd ns0:id="137"/>
-    <ns0:bookmarkStart ns0:id="138" ns0:name="数据所有权与生命周期管理"/>
+    <ns0:bookmarkEnd ns0:id="77"/>
+    <ns0:bookmarkStart ns0:id="78" ns0:name="数据所有权与生命周期管理"/>
     <ns0:p>
       <ns0:pPr>
         <ns0:pStyle ns0:val="4"/>
@@ -12958,7 +12937,7 @@
     </ns0:p>
     <ns0:p>
       <ns0:pPr>
-        <ns0:pStyle ns0:val="12"/>
+        <ns0:pStyle ns0:val="8"/>
       </ns0:pPr>
       <ns0:r>
         <ns0:t xml:space="preserve">AI </ns0:t>
@@ -13062,7 +13041,7 @@
     </ns0:p>
     <ns0:p>
       <ns0:pPr>
-        <ns0:pStyle ns0:val="12"/>
+        <ns0:pStyle ns0:val="8"/>
       </ns0:pPr>
       <ns0:r>
         <ns0:t xml:space="preserve">evt_sem_P4 </ns0:t>
@@ -13128,8 +13107,8 @@
         <ns0:t xml:space="preserve">编码器的输入输出缓冲区由证据编码函数管理其生命周期。每块内存在任何时刻有且仅有一个明确的”所有者”。</ns0:t>
       </ns0:r>
     </ns0:p>
-    <ns0:bookmarkEnd ns0:id="138"/>
-    <ns0:bookmarkStart ns0:id="139" ns0:name="数据复制零拷贝与资源权衡"/>
+    <ns0:bookmarkEnd ns0:id="78"/>
+    <ns0:bookmarkStart ns0:id="79" ns0:name="数据复制零拷贝与资源权衡"/>
     <ns0:p>
       <ns0:pPr>
         <ns0:pStyle ns0:val="4"/>
@@ -13232,7 +13211,7 @@
     </ns0:p>
     <ns0:p>
       <ns0:pPr>
-        <ns0:pStyle ns0:val="12"/>
+        <ns0:pStyle ns0:val="8"/>
       </ns0:pPr>
       <ns0:r>
         <ns0:rPr>
@@ -13322,8 +13301,8 @@
         <ns0:t xml:space="preserve">中的证据队列槽位（复制步骤）。这一”以空间换时间、以复制换解耦”的权衡，是实时嵌入式系统中常见的合理取舍。</ns0:t>
       </ns0:r>
     </ns0:p>
-    <ns0:bookmarkEnd ns0:id="139"/>
-    <ns0:bookmarkStart ns0:id="143" ns0:name="过载丢帧与反压处理"/>
+    <ns0:bookmarkEnd ns0:id="79"/>
+    <ns0:bookmarkStart ns0:id="83" ns0:name="过载丢帧与反压处理"/>
     <ns0:p>
       <ns0:pPr>
         <ns0:pStyle ns0:val="4"/>
@@ -13378,7 +13357,7 @@
     </ns0:p>
     <ns0:p>
       <ns0:pPr>
-        <ns0:pStyle ns0:val="12"/>
+        <ns0:pStyle ns0:val="8"/>
       </ns0:pPr>
       <ns0:r>
         <ns0:t xml:space="preserve">AI </ns0:t>
@@ -13464,7 +13443,7 @@
     </ns0:p>
     <ns0:p>
       <ns0:pPr>
-        <ns0:pStyle ns0:val="12"/>
+        <ns0:pStyle ns0:val="8"/>
       </ns0:pPr>
       <ns0:r>
         <ns0:t xml:space="preserve">evt_sem_P4 </ns0:t>
@@ -13557,18 +13536,18 @@
           <ns1:inline>
             <ns1:extent cx="5270500" cy="1611330"/>
             <ns1:effectExtent b="0" l="0" r="0" t="0"/>
-            <ns1:docPr descr="图9-8" title="" id="141" name="Picture"/>
+            <ns1:docPr descr="图9-8" title="" id="81" name="Picture"/>
             <ns2:graphic>
               <ns2:graphicData uri="http://schemas.openxmlformats.org/drawingml/2006/picture">
                 <ns3:pic>
                   <ns3:nvPicPr>
-                    <ns3:cNvPr descr="figures/fig_9_8.png" id="142" name="Picture"/>
+                    <ns3:cNvPr descr="figures/fig_9_8.png" id="82" name="Picture"/>
                     <ns3:cNvPicPr>
                       <ns2:picLocks noChangeArrowheads="1" noChangeAspect="1"/>
                     </ns3:cNvPicPr>
                   </ns3:nvPicPr>
                   <ns3:blipFill>
-                    <ns2:blip ns4:embed="rId140"/>
+                    <ns2:blip ns4:embed="rId80"/>
                     <ns2:stretch>
                       <ns2:fillRect/>
                     </ns2:stretch>
@@ -13609,7 +13588,7 @@
     </ns0:p>
     <ns0:p>
       <ns0:pPr>
-        <ns0:pStyle ns0:val="12"/>
+        <ns0:pStyle ns0:val="8"/>
         <ns0:jc ns0:val="center"/>
       </ns0:pPr>
       <ns0:r>
@@ -13630,7 +13609,7 @@
     </ns0:p>
     <ns0:p>
       <ns0:pPr>
-        <ns0:pStyle ns0:val="12"/>
+        <ns0:pStyle ns0:val="8"/>
         <ns0:jc ns0:val="center"/>
       </ns0:pPr>
       <ns0:r>
@@ -13657,9 +13636,9 @@
         <ns0:t xml:space="preserve">DMA缓冲×6（丢帧，6缓冲全满时驱动自动丢弃）；3—算法处理（预防性降载，隔帧处理，7.5fps有效负载）；4—JPEG编码（同步阻塞）；5—USB证据队列（丢帧+计数器）；6—USB发送（选择性反压，主机未就绪时阻塞等待）</ns0:t>
       </ns0:r>
     </ns0:p>
-    <ns0:bookmarkEnd ns0:id="143"/>
-    <ns0:bookmarkEnd ns0:id="144"/>
-    <ns0:bookmarkStart ns0:id="161" ns0:name="轻量级事件检测与状态管理ai辅助算法迭代"/>
+    <ns0:bookmarkEnd ns0:id="83"/>
+    <ns0:bookmarkEnd ns0:id="84"/>
+    <ns0:bookmarkStart ns0:id="101" ns0:name="轻量级事件检测与状态管理ai辅助算法迭代"/>
     <ns0:p>
       <ns0:pPr>
         <ns0:pStyle ns0:val="3"/>
@@ -13712,7 +13691,7 @@
         <ns0:t xml:space="preserve">的角色是快速生成修改方案、计算合理阈值、以及在调试时帮助分析异常日志。</ns0:t>
       </ns0:r>
     </ns0:p>
-    <ns0:bookmarkStart ns0:id="145" ns0:name="连续处理与事件驱动"/>
+    <ns0:bookmarkStart ns0:id="85" ns0:name="连续处理与事件驱动"/>
     <ns0:p>
       <ns0:pPr>
         <ns0:pStyle ns0:val="4"/>
@@ -13785,7 +13764,7 @@
     </ns0:p>
     <ns0:p>
       <ns0:pPr>
-        <ns0:pStyle ns0:val="12"/>
+        <ns0:pStyle ns0:val="8"/>
       </ns0:pPr>
       <ns0:r>
         <ns0:rPr>
@@ -13805,7 +13784,7 @@
     </ns0:p>
     <ns0:p>
       <ns0:pPr>
-        <ns0:pStyle ns0:val="12"/>
+        <ns0:pStyle ns0:val="8"/>
       </ns0:pPr>
       <ns0:r>
         <ns0:t xml:space="preserve">AI </ns0:t>
@@ -13853,8 +13832,8 @@
         <ns0:t xml:space="preserve">最初只考虑了纯事件驱动方案。</ns0:t>
       </ns0:r>
     </ns0:p>
-    <ns0:bookmarkEnd ns0:id="145"/>
-    <ns0:bookmarkStart ns0:id="146" ns0:name="前端轻量分析的设计原则"/>
+    <ns0:bookmarkEnd ns0:id="85"/>
+    <ns0:bookmarkStart ns0:id="86" ns0:name="前端轻量分析的设计原则"/>
     <ns0:p>
       <ns0:pPr>
         <ns0:pStyle ns0:val="4"/>
@@ -13945,7 +13924,7 @@
     </ns0:p>
     <ns0:p>
       <ns0:pPr>
-        <ns0:pStyle ns0:val="12"/>
+        <ns0:pStyle ns0:val="8"/>
       </ns0:pPr>
       <ns0:r>
         <ns0:rPr>
@@ -14073,7 +14052,7 @@
     </ns0:p>
     <ns0:p>
       <ns0:pPr>
-        <ns0:pStyle ns0:val="12"/>
+        <ns0:pStyle ns0:val="8"/>
       </ns0:pPr>
       <ns0:r>
         <ns0:rPr>
@@ -14100,8 +14079,8 @@
         <ns0:t xml:space="preserve">守门人”的用法在项目中持续发挥作用。</ns0:t>
       </ns0:r>
     </ns0:p>
-    <ns0:bookmarkEnd ns0:id="146"/>
-    <ns0:bookmarkStart ns0:id="147" ns0:name="降采样与计算量控制"/>
+    <ns0:bookmarkEnd ns0:id="86"/>
+    <ns0:bookmarkStart ns0:id="87" ns0:name="降采样与计算量控制"/>
     <ns0:p>
       <ns0:pPr>
         <ns0:pStyle ns0:val="4"/>
@@ -14201,7 +14180,7 @@
     </ns0:p>
     <ns0:p>
       <ns0:pPr>
-        <ns0:pStyle ns0:val="12"/>
+        <ns0:pStyle ns0:val="8"/>
       </ns0:pPr>
       <ns0:r>
         <ns0:rPr>
@@ -14333,8 +14312,8 @@
         <ns0:t xml:space="preserve">桥接器按各自的选帧策略使用，仅算法模块主动跳过分析。</ns0:t>
       </ns0:r>
     </ns0:p>
-    <ns0:bookmarkEnd ns0:id="147"/>
-    <ns0:bookmarkStart ns0:id="148" ns0:name="轻量级变化检测"/>
+    <ns0:bookmarkEnd ns0:id="87"/>
+    <ns0:bookmarkStart ns0:id="88" ns0:name="轻量级变化检测"/>
     <ns0:p>
       <ns0:pPr>
         <ns0:pStyle ns0:val="4"/>
@@ -14434,7 +14413,7 @@
     </ns0:p>
     <ns0:p>
       <ns0:pPr>
-        <ns0:pStyle ns0:val="12"/>
+        <ns0:pStyle ns0:val="8"/>
       </ns0:pPr>
       <ns0:r>
         <ns0:rPr>
@@ -14511,7 +14490,7 @@
     </ns0:p>
     <ns0:p>
       <ns0:pPr>
-        <ns0:pStyle ns0:val="12"/>
+        <ns0:pStyle ns0:val="8"/>
       </ns0:pPr>
       <ns0:r>
         <ns0:rPr>
@@ -14522,7 +14501,7 @@
     </ns0:p>
     <ns0:p>
       <ns0:pPr>
-        <ns0:pStyle ns0:val="SourceCode"/>
+        <ns0:pStyle ns0:val="23"/>
       </ns0:pPr>
       <ns0:r>
         <ns0:rPr>
@@ -14588,8 +14567,8 @@
         <ns0:t xml:space="preserve">y)处的灰度值。</ns0:t>
       </ns0:r>
     </ns0:p>
-    <ns0:bookmarkEnd ns0:id="148"/>
-    <ns0:bookmarkStart ns0:id="149" ns0:name="阈值噪声与稳定性"/>
+    <ns0:bookmarkEnd ns0:id="88"/>
+    <ns0:bookmarkStart ns0:id="89" ns0:name="阈值噪声与稳定性"/>
     <ns0:p>
       <ns0:pPr>
         <ns0:pStyle ns0:val="4"/>
@@ -14653,7 +14632,7 @@
     </ns0:p>
     <ns0:p>
       <ns0:pPr>
-        <ns0:pStyle ns0:val="12"/>
+        <ns0:pStyle ns0:val="8"/>
       </ns0:pPr>
       <ns0:r>
         <ns0:rPr>
@@ -14736,7 +14715,7 @@
     </ns0:p>
     <ns0:p>
       <ns0:pPr>
-        <ns0:pStyle ns0:val="12"/>
+        <ns0:pStyle ns0:val="8"/>
       </ns0:pPr>
       <ns0:r>
         <ns0:rPr>
@@ -14835,8 +14814,8 @@
         <ns0:t xml:space="preserve">2）确保了大面积低幅度的真实场景变化不会被误判为噪声。三重阈值（差分阈值、数量阈值、评分阈值）的级联设计构成了”筛选漏斗”——只有同时通过三层的帧才进入候选判定阶段。</ns0:t>
       </ns0:r>
     </ns0:p>
-    <ns0:bookmarkEnd ns0:id="149"/>
-    <ns0:bookmarkStart ns0:id="153" ns0:name="滑动窗口与时间连续性"/>
+    <ns0:bookmarkEnd ns0:id="89"/>
+    <ns0:bookmarkStart ns0:id="93" ns0:name="滑动窗口与时间连续性"/>
     <ns0:p>
       <ns0:pPr>
         <ns0:pStyle ns0:val="4"/>
@@ -14873,7 +14852,7 @@
     </ns0:p>
     <ns0:p>
       <ns0:pPr>
-        <ns0:pStyle ns0:val="12"/>
+        <ns0:pStyle ns0:val="8"/>
       </ns0:pPr>
       <ns0:r>
         <ns0:rPr>
@@ -14944,7 +14923,7 @@
     </ns0:p>
     <ns0:p>
       <ns0:pPr>
-        <ns0:pStyle ns0:val="SourceCode"/>
+        <ns0:pStyle ns0:val="23"/>
       </ns0:pPr>
       <ns0:r>
         <ns0:rPr>
@@ -15000,7 +14979,7 @@
     </ns0:p>
     <ns0:p>
       <ns0:pPr>
-        <ns0:pStyle ns0:val="12"/>
+        <ns0:pStyle ns0:val="8"/>
       </ns0:pPr>
       <ns0:r>
         <ns0:rPr>
@@ -15117,18 +15096,18 @@
           <ns1:inline>
             <ns1:extent cx="6120000" cy="2594626"/>
             <ns1:effectExtent b="0" l="0" r="0" t="0"/>
-            <ns1:docPr descr="图9-10" title="" id="151" name="Picture"/>
+            <ns1:docPr descr="图9-10" title="" id="91" name="Picture"/>
             <ns2:graphic>
               <ns2:graphicData uri="http://schemas.openxmlformats.org/drawingml/2006/picture">
                 <ns3:pic>
                   <ns3:nvPicPr>
-                    <ns3:cNvPr descr="figures/fig_9_10.png" id="152" name="Picture"/>
+                    <ns3:cNvPr descr="figures/fig_9_10.png" id="92" name="Picture"/>
                     <ns3:cNvPicPr>
                       <ns2:picLocks noChangeArrowheads="1" noChangeAspect="1"/>
                     </ns3:cNvPicPr>
                   </ns3:nvPicPr>
                   <ns3:blipFill>
-                    <ns2:blip ns4:embed="rId150"/>
+                    <ns2:blip ns4:embed="rId90"/>
                     <ns2:stretch>
                       <ns2:fillRect/>
                     </ns2:stretch>
@@ -15169,7 +15148,7 @@
     </ns0:p>
     <ns0:p>
       <ns0:pPr>
-        <ns0:pStyle ns0:val="12"/>
+        <ns0:pStyle ns0:val="8"/>
         <ns0:jc ns0:val="center"/>
       </ns0:pPr>
       <ns0:r>
@@ -15199,7 +15178,7 @@
     </ns0:p>
     <ns0:p>
       <ns0:pPr>
-        <ns0:pStyle ns0:val="12"/>
+        <ns0:pStyle ns0:val="8"/>
         <ns0:jc ns0:val="center"/>
       </ns0:pPr>
       <ns0:r>
@@ -15210,8 +15189,8 @@
         <ns0:t xml:space="preserve">1—候选帧（绿色，帧值=1）；2—非候选帧（红色，帧值=0）；3—滑动窗口虚线框（5帧宽）；4—窗口内命中数≥3时触发shadow_trigger</ns0:t>
       </ns0:r>
     </ns0:p>
-    <ns0:bookmarkEnd ns0:id="153"/>
-    <ns0:bookmarkStart ns0:id="157" ns0:name="事件候选确认与结束fsm-状态机"/>
+    <ns0:bookmarkEnd ns0:id="93"/>
+    <ns0:bookmarkStart ns0:id="97" ns0:name="事件候选确认与结束fsm-状态机"/>
     <ns0:p>
       <ns0:pPr>
         <ns0:pStyle ns0:val="4"/>
@@ -15311,7 +15290,7 @@
     </ns0:p>
     <ns0:p>
       <ns0:pPr>
-        <ns0:pStyle ns0:val="12"/>
+        <ns0:pStyle ns0:val="8"/>
         <ns0:jc ns0:val="center"/>
       </ns0:pPr>
       <ns0:r>
@@ -15686,7 +15665,7 @@
     </ns0:tbl>
     <ns0:p>
       <ns0:pPr>
-        <ns0:pStyle ns0:val="12"/>
+        <ns0:pStyle ns0:val="8"/>
       </ns0:pPr>
       <ns0:r>
         <ns0:rPr>
@@ -15713,18 +15692,18 @@
           <ns1:inline>
             <ns1:extent cx="6120000" cy="3585511"/>
             <ns1:effectExtent b="0" l="0" r="0" t="0"/>
-            <ns1:docPr descr="图9-9" title="" id="155" name="Picture"/>
+            <ns1:docPr descr="图9-9" title="" id="95" name="Picture"/>
             <ns2:graphic>
               <ns2:graphicData uri="http://schemas.openxmlformats.org/drawingml/2006/picture">
                 <ns3:pic>
                   <ns3:nvPicPr>
-                    <ns3:cNvPr descr="figures/fig_9_9.png" id="156" name="Picture"/>
+                    <ns3:cNvPr descr="figures/fig_9_9.png" id="96" name="Picture"/>
                     <ns3:cNvPicPr>
                       <ns2:picLocks noChangeArrowheads="1" noChangeAspect="1"/>
                     </ns3:cNvPicPr>
                   </ns3:nvPicPr>
                   <ns3:blipFill>
-                    <ns2:blip ns4:embed="rId154"/>
+                    <ns2:blip ns4:embed="rId94"/>
                     <ns2:stretch>
                       <ns2:fillRect/>
                     </ns2:stretch>
@@ -15765,7 +15744,7 @@
     </ns0:p>
     <ns0:p>
       <ns0:pPr>
-        <ns0:pStyle ns0:val="12"/>
+        <ns0:pStyle ns0:val="8"/>
         <ns0:jc ns0:val="center"/>
       </ns0:pPr>
       <ns0:r>
@@ -15786,7 +15765,7 @@
     </ns0:p>
     <ns0:p>
       <ns0:pPr>
-        <ns0:pStyle ns0:val="12"/>
+        <ns0:pStyle ns0:val="8"/>
         <ns0:jc ns0:val="center"/>
       </ns0:pPr>
       <ns0:r>
@@ -15799,7 +15778,7 @@
     </ns0:p>
     <ns0:p>
       <ns0:pPr>
-        <ns0:pStyle ns0:val="12"/>
+        <ns0:pStyle ns0:val="8"/>
       </ns0:pPr>
       <ns0:r>
         <ns0:rPr>
@@ -15934,8 +15913,8 @@
         <ns0:t xml:space="preserve">计数器未清零，可能导致冷却结束后仍有一段无效期。修正后代码通过。</ns0:t>
       </ns0:r>
     </ns0:p>
-    <ns0:bookmarkEnd ns0:id="157"/>
-    <ns0:bookmarkStart ns0:id="158" ns0:name="冷却抑制与重复事件控制"/>
+    <ns0:bookmarkEnd ns0:id="97"/>
+    <ns0:bookmarkStart ns0:id="98" ns0:name="冷却抑制与重复事件控制"/>
     <ns0:p>
       <ns0:pPr>
         <ns0:pStyle ns0:val="4"/>
@@ -16047,7 +16026,7 @@
     </ns0:p>
     <ns0:p>
       <ns0:pPr>
-        <ns0:pStyle ns0:val="12"/>
+        <ns0:pStyle ns0:val="8"/>
       </ns0:pPr>
       <ns0:r>
         <ns0:t xml:space="preserve">AI </ns0:t>
@@ -16131,8 +16110,8 @@
         <ns0:t xml:space="preserve">bug，而是帮助分析异常日志、提出多个候选方案、加速从”看到现象”到”理解根因”的过程。</ns0:t>
       </ns0:r>
     </ns0:p>
-    <ns0:bookmarkEnd ns0:id="158"/>
-    <ns0:bookmarkStart ns0:id="159" ns0:name="感兴趣区域与局部证据"/>
+    <ns0:bookmarkEnd ns0:id="98"/>
+    <ns0:bookmarkStart ns0:id="99" ns0:name="感兴趣区域与局部证据"/>
     <ns0:p>
       <ns0:pPr>
         <ns0:pStyle ns0:val="4"/>
@@ -16223,7 +16202,7 @@
     </ns0:p>
     <ns0:p>
       <ns0:pPr>
-        <ns0:pStyle ns0:val="12"/>
+        <ns0:pStyle ns0:val="8"/>
       </ns0:pPr>
       <ns0:r>
         <ns0:t xml:space="preserve">AI </ns0:t>
@@ -16271,8 +16250,8 @@
         <ns0:t xml:space="preserve">在边界条件处理上的审慎——在人工写代码时这种”防御性初始化”经常被遗漏。</ns0:t>
       </ns0:r>
     </ns0:p>
-    <ns0:bookmarkEnd ns0:id="159"/>
-    <ns0:bookmarkStart ns0:id="160" ns0:name="事件状态机的接口和测试"/>
+    <ns0:bookmarkEnd ns0:id="99"/>
+    <ns0:bookmarkStart ns0:id="100" ns0:name="事件状态机的接口和测试"/>
     <ns0:p>
       <ns0:pPr>
         <ns0:pStyle ns0:val="4"/>
@@ -16348,7 +16327,7 @@
     </ns0:p>
     <ns0:p>
       <ns0:pPr>
-        <ns0:pStyle ns0:val="12"/>
+        <ns0:pStyle ns0:val="8"/>
       </ns0:pPr>
       <ns0:r>
         <ns0:rPr>
@@ -16501,9 +16480,9 @@
         <ns0:t xml:space="preserve">写的代码→人审核结果”的循环，正是本书所强调的”人机协同”的典型实践。</ns0:t>
       </ns0:r>
     </ns0:p>
-    <ns0:bookmarkEnd ns0:id="160"/>
-    <ns0:bookmarkEnd ns0:id="161"/>
-    <ns0:bookmarkStart ns0:id="193" ns0:name="事件对象数据协议与系统验证ai辅助联调"/>
+    <ns0:bookmarkEnd ns0:id="100"/>
+    <ns0:bookmarkEnd ns0:id="101"/>
+    <ns0:bookmarkStart ns0:id="117" ns0:name="事件对象数据协议与系统验证ai辅助联调"/>
     <ns0:p>
       <ns0:pPr>
         <ns0:pStyle ns0:val="3"/>
@@ -16556,7 +16535,7 @@
         <ns0:t xml:space="preserve">辅助完成协议设计、参考工具链开发和端到端测试的全流程。</ns0:t>
       </ns0:r>
     </ns0:p>
-    <ns0:bookmarkStart ns0:id="162" ns0:name="从连续数据到事件对象"/>
+    <ns0:bookmarkStart ns0:id="102" ns0:name="从连续数据到事件对象"/>
     <ns0:p>
       <ns0:pPr>
         <ns0:pStyle ns0:val="4"/>
@@ -16645,8 +16624,8 @@
         <ns0:t xml:space="preserve">JSON”混合封装的设计起点。</ns0:t>
       </ns0:r>
     </ns0:p>
-    <ns0:bookmarkEnd ns0:id="162"/>
-    <ns0:bookmarkStart ns0:id="163" ns0:name="事件标识时间与状态字段"/>
+    <ns0:bookmarkEnd ns0:id="102"/>
+    <ns0:bookmarkStart ns0:id="103" ns0:name="事件标识时间与状态字段"/>
     <ns0:p>
       <ns0:pPr>
         <ns0:pStyle ns0:val="4"/>
@@ -16747,8 +16726,8 @@
         <ns0:t xml:space="preserve">传输开销，每节省一个字符在累积效应下都有意义。</ns0:t>
       </ns0:r>
     </ns0:p>
-    <ns0:bookmarkEnd ns0:id="163"/>
-    <ns0:bookmarkStart ns0:id="164" ns0:name="特征量评分与空间区域"/>
+    <ns0:bookmarkEnd ns0:id="103"/>
+    <ns0:bookmarkStart ns0:id="104" ns0:name="特征量评分与空间区域"/>
     <ns0:p>
       <ns0:pPr>
         <ns0:pStyle ns0:val="4"/>
@@ -16803,7 +16782,7 @@
     </ns0:p>
     <ns0:p>
       <ns0:pPr>
-        <ns0:pStyle ns0:val="SourceCode"/>
+        <ns0:pStyle ns0:val="23"/>
       </ns0:pPr>
       <ns0:r>
         <ns0:rPr>
@@ -16859,7 +16838,7 @@
     </ns0:p>
     <ns0:p>
       <ns0:pPr>
-        <ns0:pStyle ns0:val="12"/>
+        <ns0:pStyle ns0:val="8"/>
       </ns0:pPr>
       <ns0:r>
         <ns0:rPr>
@@ -16913,8 +16892,8 @@
         <ns0:t xml:space="preserve">避免了后续处理中的溢出风险。</ns0:t>
       </ns0:r>
     </ns0:p>
-    <ns0:bookmarkEnd ns0:id="164"/>
-    <ns0:bookmarkStart ns0:id="165" ns0:name="数据证据与元数据关联"/>
+    <ns0:bookmarkEnd ns0:id="104"/>
+    <ns0:bookmarkStart ns0:id="105" ns0:name="数据证据与元数据关联"/>
     <ns0:p>
       <ns0:pPr>
         <ns0:pStyle ns0:val="4"/>
@@ -17005,7 +16984,7 @@
     </ns0:p>
     <ns0:p>
       <ns0:pPr>
-        <ns0:pStyle ns0:val="12"/>
+        <ns0:pStyle ns0:val="8"/>
       </ns0:pPr>
       <ns0:r>
         <ns0:rPr>
@@ -17041,8 +17020,8 @@
         <ns0:t xml:space="preserve">附着在帧尾部，上位机可选择性解析。</ns0:t>
       </ns0:r>
     </ns0:p>
-    <ns0:bookmarkEnd ns0:id="165"/>
-    <ns0:bookmarkStart ns0:id="169" ns0:name="二进制协议的帧结构evtf-设计"/>
+    <ns0:bookmarkEnd ns0:id="105"/>
+    <ns0:bookmarkStart ns0:id="109" ns0:name="二进制协议的帧结构evtf-设计"/>
     <ns0:p>
       <ns0:pPr>
         <ns0:pStyle ns0:val="4"/>
@@ -17205,7 +17184,7 @@
     </ns0:p>
     <ns0:p>
       <ns0:pPr>
-        <ns0:pStyle ns0:val="12"/>
+        <ns0:pStyle ns0:val="8"/>
       </ns0:pPr>
       <ns0:r>
         <ns0:t xml:space="preserve">EVTF v1 </ns0:t>
@@ -17237,7 +17216,7 @@
     </ns0:p>
     <ns0:p>
       <ns0:pPr>
-        <ns0:pStyle ns0:val="12"/>
+        <ns0:pStyle ns0:val="8"/>
         <ns0:jc ns0:val="center"/>
       </ns0:pPr>
       <ns0:r>
@@ -18076,7 +18055,7 @@
     </ns0:tbl>
     <ns0:p>
       <ns0:pPr>
-        <ns0:pStyle ns0:val="12"/>
+        <ns0:pStyle ns0:val="8"/>
       </ns0:pPr>
       <ns0:r>
         <ns0:t xml:space="preserve">EVTF v2 </ns0:t>
@@ -18259,18 +18238,18 @@
           <ns1:inline>
             <ns1:extent cx="6120000" cy="2652604"/>
             <ns1:effectExtent b="0" l="0" r="0" t="0"/>
-            <ns1:docPr descr="图9-11" title="" id="167" name="Picture"/>
+            <ns1:docPr descr="图9-11" title="" id="107" name="Picture"/>
             <ns2:graphic>
               <ns2:graphicData uri="http://schemas.openxmlformats.org/drawingml/2006/picture">
                 <ns3:pic>
                   <ns3:nvPicPr>
-                    <ns3:cNvPr descr="figures/fig_9_11.png" id="168" name="Picture"/>
+                    <ns3:cNvPr descr="figures/fig_9_11.png" id="108" name="Picture"/>
                     <ns3:cNvPicPr>
                       <ns2:picLocks noChangeArrowheads="1" noChangeAspect="1"/>
                     </ns3:cNvPicPr>
                   </ns3:nvPicPr>
                   <ns3:blipFill>
-                    <ns2:blip ns4:embed="rId166"/>
+                    <ns2:blip ns4:embed="rId106"/>
                     <ns2:stretch>
                       <ns2:fillRect/>
                     </ns2:stretch>
@@ -18311,7 +18290,7 @@
     </ns0:p>
     <ns0:p>
       <ns0:pPr>
-        <ns0:pStyle ns0:val="12"/>
+        <ns0:pStyle ns0:val="8"/>
         <ns0:jc ns0:val="center"/>
       </ns0:pPr>
       <ns0:r>
@@ -18332,7 +18311,7 @@
     </ns0:p>
     <ns0:p>
       <ns0:pPr>
-        <ns0:pStyle ns0:val="12"/>
+        <ns0:pStyle ns0:val="8"/>
         <ns0:jc ns0:val="center"/>
       </ns0:pPr>
       <ns0:r>
@@ -18368,8 +18347,8 @@
         <ns0:t xml:space="preserve">v2帧头（52B扩展+JPEG载荷+JSON边车）；3—黄色=固定帧头字段，蓝色=校验/标志字段，绿色=v2新增字段，紫色=JSON/元数据</ns0:t>
       </ns0:r>
     </ns0:p>
-    <ns0:bookmarkEnd ns0:id="169"/>
-    <ns0:bookmarkStart ns0:id="170" ns0:name="类型长度版本与校验机制"/>
+    <ns0:bookmarkEnd ns0:id="109"/>
+    <ns0:bookmarkStart ns0:id="110" ns0:name="类型长度版本与校验机制"/>
     <ns0:p>
       <ns0:pPr>
         <ns0:pStyle ns0:val="4"/>
@@ -18442,7 +18421,7 @@
     </ns0:p>
     <ns0:p>
       <ns0:pPr>
-        <ns0:pStyle ns0:val="12"/>
+        <ns0:pStyle ns0:val="8"/>
       </ns0:pPr>
       <ns0:r>
         <ns0:t xml:space="preserve">EVTF v2 </ns0:t>
@@ -18490,8 +18469,8 @@
         <ns0:t xml:space="preserve">建议使用枚举字段而非根据分辨率自动判断——因为将来可能出现相同分辨率但不同用途的帧。</ns0:t>
       </ns0:r>
     </ns0:p>
-    <ns0:bookmarkEnd ns0:id="170"/>
-    <ns0:bookmarkStart ns0:id="171" ns0:name="二进制数据与可读元数据协同组织"/>
+    <ns0:bookmarkEnd ns0:id="110"/>
+    <ns0:bookmarkStart ns0:id="111" ns0:name="二进制数据与可读元数据协同组织"/>
     <ns0:p>
       <ns0:pPr>
         <ns0:pStyle ns0:val="4"/>
@@ -18625,8 +18604,8 @@
         <ns0:t xml:space="preserve">混合方案仅在与事件相关的帧上附加元数据（空闲心跳帧不附加），稳态元数据开销接近于零。</ns0:t>
       </ns0:r>
     </ns0:p>
-    <ns0:bookmarkEnd ns0:id="171"/>
-    <ns0:bookmarkStart ns0:id="172" ns0:name="前后端传输接口设计"/>
+    <ns0:bookmarkEnd ns0:id="111"/>
+    <ns0:bookmarkStart ns0:id="112" ns0:name="前后端传输接口设计"/>
     <ns0:p>
       <ns0:pPr>
         <ns0:pStyle ns0:val="4"/>
@@ -18747,7 +18726,7 @@
     </ns0:p>
     <ns0:p>
       <ns0:pPr>
-        <ns0:pStyle ns0:val="12"/>
+        <ns0:pStyle ns0:val="8"/>
         <ns0:jc ns0:val="center"/>
       </ns0:pPr>
       <ns0:r>
@@ -19144,8 +19123,8 @@
         </ns0:tc>
       </ns0:tr>
     </ns0:tbl>
-    <ns0:bookmarkEnd ns0:id="172"/>
-    <ns0:bookmarkStart ns0:id="173" ns0:name="参考后端与协议解析工具ai辅助生成-python-工具链"/>
+    <ns0:bookmarkEnd ns0:id="112"/>
+    <ns0:bookmarkStart ns0:id="113" ns0:name="参考后端与协议解析工具ai辅助生成-python-工具链"/>
     <ns0:p>
       <ns0:pPr>
         <ns0:pStyle ns0:val="4"/>
@@ -19227,7 +19206,7 @@
     </ns0:p>
     <ns0:p>
       <ns0:pPr>
-        <ns0:pStyle ns0:val="12"/>
+        <ns0:pStyle ns0:val="8"/>
       </ns0:pPr>
       <ns0:r>
         <ns0:t xml:space="preserve">usb_frame_receiver.py </ns0:t>
@@ -19313,7 +19292,7 @@
     </ns0:p>
     <ns0:p>
       <ns0:pPr>
-        <ns0:pStyle ns0:val="12"/>
+        <ns0:pStyle ns0:val="8"/>
       </ns0:pPr>
       <ns0:r>
         <ns0:t xml:space="preserve">p4_capture_640_console.py </ns0:t>
@@ -19370,8 +19349,8 @@
         <ns0:t xml:space="preserve">后端识别”的完整演示链路。</ns0:t>
       </ns0:r>
     </ns0:p>
-    <ns0:bookmarkEnd ns0:id="173"/>
-    <ns0:bookmarkStart ns0:id="174" ns0:name="传输异常重试与恢复"/>
+    <ns0:bookmarkEnd ns0:id="113"/>
+    <ns0:bookmarkStart ns0:id="114" ns0:name="传输异常重试与恢复"/>
     <ns0:p>
       <ns0:pPr>
         <ns0:pStyle ns0:val="4"/>
@@ -19429,7 +19408,7 @@
     </ns0:p>
     <ns0:p>
       <ns0:pPr>
-        <ns0:pStyle ns0:val="12"/>
+        <ns0:pStyle ns0:val="8"/>
       </ns0:pPr>
       <ns0:r>
         <ns0:rPr>
@@ -19474,8 +19453,8 @@
         <ns0:t xml:space="preserve">请求实现），前端保持无状态缓存策略以简化固件复杂度。</ns0:t>
       </ns0:r>
     </ns0:p>
-    <ns0:bookmarkEnd ns0:id="174"/>
-    <ns0:bookmarkStart ns0:id="175" ns0:name="端到端功能测试与结果核验"/>
+    <ns0:bookmarkEnd ns0:id="114"/>
+    <ns0:bookmarkStart ns0:id="115" ns0:name="端到端功能测试与结果核验"/>
     <ns0:p>
       <ns0:pPr>
         <ns0:pStyle ns0:val="4"/>
@@ -19530,7 +19509,7 @@
     </ns0:p>
     <ns0:p>
       <ns0:pPr>
-        <ns0:pStyle ns0:val="12"/>
+        <ns0:pStyle ns0:val="8"/>
         <ns0:jc ns0:val="center"/>
       </ns0:pPr>
       <ns0:r>
@@ -19800,7 +19779,7 @@
     </ns0:tbl>
     <ns0:p>
       <ns0:pPr>
-        <ns0:pStyle ns0:val="12"/>
+        <ns0:pStyle ns0:val="8"/>
       </ns0:pPr>
       <ns0:r>
         <ns0:rPr>
@@ -19872,8 +19851,8 @@
         <ns0:t xml:space="preserve">帮助将其组织为结构化的测试方案。</ns0:t>
       </ns0:r>
     </ns0:p>
-    <ns0:bookmarkEnd ns0:id="175"/>
-    <ns0:bookmarkStart ns0:id="176" ns0:name="接口可替换性与系统扩展ai-评估架构弹性"/>
+    <ns0:bookmarkEnd ns0:id="115"/>
+    <ns0:bookmarkStart ns0:id="116" ns0:name="接口可替换性与系统扩展ai-评估架构弹性"/>
     <ns0:p>
       <ns0:pPr>
         <ns0:pStyle ns0:val="4"/>
@@ -19937,7 +19916,7 @@
     </ns0:p>
     <ns0:p>
       <ns0:pPr>
-        <ns0:pStyle ns0:val="12"/>
+        <ns0:pStyle ns0:val="8"/>
       </ns0:pPr>
       <ns0:r>
         <ns0:rPr>
@@ -20010,7 +19989,7 @@
     </ns0:p>
     <ns0:p>
       <ns0:pPr>
-        <ns0:pStyle ns0:val="12"/>
+        <ns0:pStyle ns0:val="8"/>
       </ns0:pPr>
       <ns0:r>
         <ns0:rPr>
@@ -20065,7 +20044,7 @@
     </ns0:p>
     <ns0:p>
       <ns0:pPr>
-        <ns0:pStyle ns0:val="12"/>
+        <ns0:pStyle ns0:val="8"/>
       </ns0:pPr>
       <ns0:r>
         <ns0:rPr>
@@ -20147,7 +20126,7 @@
     </ns0:p>
     <ns0:p>
       <ns0:pPr>
-        <ns0:pStyle ns0:val="12"/>
+        <ns0:pStyle ns0:val="8"/>
       </ns0:pPr>
       <ns0:r>
         <ns0:rPr>
@@ -20183,20 +20162,18 @@
         <ns0:t xml:space="preserve">在工程决策中的一个重要用途：不仅帮你写代码，也帮你评估不同技术路线的长远影响。</ns0:t>
       </ns0:r>
     </ns0:p>
-    <ns0:bookmarkEnd ns0:id="176"/>
-    <ns0:bookmarkStart ns0:id="177" ns0:name="嵌入式视觉系统的组成-1"/>
-    <ns0:p>
-      <ns0:pPr>
-        <ns0:pStyle ns0:val="4"/>
-      </ns0:pPr>
-      <ns0:r>
-        <ns0:t xml:space="preserve">9.3.1 </ns0:t>
-      </ns0:r>
-      <ns0:r>
-        <ns0:rPr>
-          <ns0:rFonts ns0:hint="eastAsia"/>
-        </ns0:rPr>
-        <ns0:t xml:space="preserve">嵌入式视觉系统的组成</ns0:t>
+    <ns0:bookmarkEnd ns0:id="116"/>
+    <ns0:bookmarkEnd ns0:id="117"/>
+    <ns0:bookmarkStart ns0:id="118" ns0:name="参考文献"/>
+    <ns0:p>
+      <ns0:pPr>
+        <ns0:pStyle ns0:val="3"/>
+      </ns0:pPr>
+      <ns0:r>
+        <ns0:rPr>
+          <ns0:rFonts ns0:hint="eastAsia"/>
+        </ns0:rPr>
+        <ns0:t xml:space="preserve">参考文献</ns0:t>
       </ns0:r>
     </ns0:p>
     <ns0:p>
@@ -20204,2595 +20181,12 @@
         <ns0:pStyle ns0:val="FirstParagraph"/>
       </ns0:pPr>
       <ns0:r>
-        <ns0:rPr>
-          <ns0:rFonts ns0:hint="eastAsia"/>
-        </ns0:rPr>
-        <ns0:t xml:space="preserve">嵌入式视觉系统是以图像传感器为感知入口、以嵌入式处理器为计算核心、以分析结果或压缩图像为输出对象的专用计算机系统。一个完整的嵌入式视觉系统由以下基本环节组成：光学镜头，将场景光线聚焦至传感器表面；图像传感器，将光信号转换为电信号并完成模数转换；接口与传输层，将数字图像数据从传感器传输至处理器存储器；图像处理管线，完成色彩插值、白平衡、降噪、缩放、格式转换等预处理操作；分析或编码模块，提取图像中的特征信息或将其压缩为存储/传输友好的格式；输出接口，将处理结果发送至显示设备、存储介质或网络对端。</ns0:t>
-      </ns0:r>
-    </ns0:p>
-    <ns0:p>
-      <ns0:pPr>
-        <ns0:pStyle ns0:val="12"/>
-      </ns0:pPr>
-      <ns0:r>
-        <ns0:rPr>
-          <ns0:rFonts ns0:hint="eastAsia"/>
-        </ns0:rPr>
-        <ns0:t xml:space="preserve">evt_sem_P4项目实现了一条典型的嵌入式视觉数据通路，其组成对应关系见表9-6。</ns0:t>
-      </ns0:r>
-    </ns0:p>
-    <ns0:p>
-      <ns0:pPr>
-        <ns0:pStyle ns0:val="12"/>
-        <ns0:jc ns0:val="center"/>
-      </ns0:pPr>
-      <ns0:r>
-        <ns0:rPr>
-          <ns0:rFonts ns0:hint="eastAsia"/>
-        </ns0:rPr>
-        <ns0:t xml:space="preserve">表9-6</ns0:t>
-      </ns0:r>
-      <ns0:r>
-        <ns0:t xml:space="preserve"> </ns0:t>
-      </ns0:r>
-      <ns0:r>
-        <ns0:rPr>
-          <ns0:rFonts ns0:hint="eastAsia"/>
-        </ns0:rPr>
-        <ns0:t xml:space="preserve">evt_sem_P4视觉系统组成与对应实现</ns0:t>
-      </ns0:r>
-    </ns0:p>
-    <ns0:tbl>
-      <ns0:tblPr>
-        <ns0:tblStyle ns0:val="Table"/>
-        <ns0:tblW ns0:type="auto" ns0:w="0"/>
-        <ns0:tblLook ns0:firstRow="1" ns0:lastRow="0" ns0:firstColumn="0" ns0:lastColumn="0" ns0:noHBand="0" ns0:noVBand="0" ns0:val="0020"/>
-      </ns0:tblPr>
-      <ns0:tblGrid>
-        <ns0:gridCol ns0:w="2640"/>
-        <ns0:gridCol ns0:w="2640"/>
-        <ns0:gridCol ns0:w="2640"/>
-      </ns0:tblGrid>
-      <ns0:tr>
-        <ns0:trPr>
-          <ns0:tblHeader ns0:val="on"/>
-        </ns0:trPr>
-        <ns0:tc>
-          <ns0:tcPr/>
-          <ns0:p>
-            <ns0:pPr>
-              <ns0:pStyle ns0:val="Compact"/>
-            </ns0:pPr>
-            <ns0:r>
-              <ns0:rPr>
-                <ns0:rFonts ns0:hint="eastAsia"/>
-              </ns0:rPr>
-              <ns0:t xml:space="preserve">系统环节</ns0:t>
-            </ns0:r>
-          </ns0:p>
-        </ns0:tc>
-        <ns0:tc>
-          <ns0:tcPr/>
-          <ns0:p>
-            <ns0:pPr>
-              <ns0:pStyle ns0:val="Compact"/>
-            </ns0:pPr>
-            <ns0:r>
-              <ns0:rPr>
-                <ns0:rFonts ns0:hint="eastAsia"/>
-              </ns0:rPr>
-              <ns0:t xml:space="preserve">evt_sem_P4实现</ns0:t>
-            </ns0:r>
-          </ns0:p>
-        </ns0:tc>
-        <ns0:tc>
-          <ns0:tcPr/>
-          <ns0:p>
-            <ns0:pPr>
-              <ns0:pStyle ns0:val="Compact"/>
-            </ns0:pPr>
-            <ns0:r>
-              <ns0:rPr>
-                <ns0:rFonts ns0:hint="eastAsia"/>
-              </ns0:rPr>
-              <ns0:t xml:space="preserve">关键技术参数</ns0:t>
-            </ns0:r>
-          </ns0:p>
-        </ns0:tc>
-      </ns0:tr>
-      <ns0:tr>
-        <ns0:tc>
-          <ns0:tcPr/>
-          <ns0:p>
-            <ns0:pPr>
-              <ns0:pStyle ns0:val="Compact"/>
-            </ns0:pPr>
-            <ns0:r>
-              <ns0:rPr>
-                <ns0:rFonts ns0:hint="eastAsia"/>
-              </ns0:rPr>
-              <ns0:t xml:space="preserve">光学镜头</ns0:t>
-            </ns0:r>
-          </ns0:p>
-        </ns0:tc>
-        <ns0:tc>
-          <ns0:tcPr/>
-          <ns0:p>
-            <ns0:pPr>
-              <ns0:pStyle ns0:val="Compact"/>
-            </ns0:pPr>
-            <ns0:r>
-              <ns0:rPr>
-                <ns0:rFonts ns0:hint="eastAsia"/>
-              </ns0:rPr>
-              <ns0:t xml:space="preserve">外接M12标准镜头模块</ns0:t>
-            </ns0:r>
-          </ns0:p>
-        </ns0:tc>
-        <ns0:tc>
-          <ns0:tcPr/>
-          <ns0:p>
-            <ns0:pPr>
-              <ns0:pStyle ns0:val="Compact"/>
-            </ns0:pPr>
-            <ns0:r>
-              <ns0:rPr>
-                <ns0:rFonts ns0:hint="eastAsia"/>
-              </ns0:rPr>
-              <ns0:t xml:space="preserve">视场角约65°，红外滤光片</ns0:t>
-            </ns0:r>
-          </ns0:p>
-        </ns0:tc>
-      </ns0:tr>
-      <ns0:tr>
-        <ns0:tc>
-          <ns0:tcPr/>
-          <ns0:p>
-            <ns0:pPr>
-              <ns0:pStyle ns0:val="Compact"/>
-            </ns0:pPr>
-            <ns0:r>
-              <ns0:rPr>
-                <ns0:rFonts ns0:hint="eastAsia"/>
-              </ns0:rPr>
-              <ns0:t xml:space="preserve">图像传感器</ns0:t>
-            </ns0:r>
-          </ns0:p>
-        </ns0:tc>
-        <ns0:tc>
-          <ns0:tcPr/>
-          <ns0:p>
-            <ns0:pPr>
-              <ns0:pStyle ns0:val="Compact"/>
-            </ns0:pPr>
-            <ns0:r>
-              <ns0:t xml:space="preserve">OV5645 CMOS</ns0:t>
-            </ns0:r>
-          </ns0:p>
-        </ns0:tc>
-        <ns0:tc>
-          <ns0:tcPr/>
-          <ns0:p>
-            <ns0:pPr>
-              <ns0:pStyle ns0:val="Compact"/>
-            </ns0:pPr>
-            <ns0:r>
-              <ns0:rPr>
-                <ns0:rFonts ns0:hint="eastAsia"/>
-              </ns0:rPr>
-              <ns0:t xml:space="preserve">1/4英寸，1.4μm像素，MIPI-CSI</ns0:t>
-            </ns0:r>
-            <ns0:r>
-              <ns0:t xml:space="preserve"> 2-lane</ns0:t>
-            </ns0:r>
-          </ns0:p>
-        </ns0:tc>
-      </ns0:tr>
-      <ns0:tr>
-        <ns0:tc>
-          <ns0:tcPr/>
-          <ns0:p>
-            <ns0:pPr>
-              <ns0:pStyle ns0:val="Compact"/>
-            </ns0:pPr>
-            <ns0:r>
-              <ns0:rPr>
-                <ns0:rFonts ns0:hint="eastAsia"/>
-              </ns0:rPr>
-              <ns0:t xml:space="preserve">接口传输</ns0:t>
-            </ns0:r>
-          </ns0:p>
-        </ns0:tc>
-        <ns0:tc>
-          <ns0:tcPr/>
-          <ns0:p>
-            <ns0:pPr>
-              <ns0:pStyle ns0:val="Compact"/>
-            </ns0:pPr>
-            <ns0:r>
-              <ns0:t xml:space="preserve">ESP32-P4 MIPI-CSI + DMA</ns0:t>
-            </ns0:r>
-          </ns0:p>
-        </ns0:tc>
-        <ns0:tc>
-          <ns0:tcPr/>
-          <ns0:p>
-            <ns0:pPr>
-              <ns0:pStyle ns0:val="Compact"/>
-            </ns0:pPr>
-            <ns0:r>
-              <ns0:rPr>
-                <ns0:rFonts ns0:hint="eastAsia"/>
-              </ns0:rPr>
-              <ns0:t xml:space="preserve">V4L2驱动框架，6帧DMA缓冲</ns0:t>
-            </ns0:r>
-          </ns0:p>
-        </ns0:tc>
-      </ns0:tr>
-      <ns0:tr>
-        <ns0:tc>
-          <ns0:tcPr/>
-          <ns0:p>
-            <ns0:pPr>
-              <ns0:pStyle ns0:val="Compact"/>
-            </ns0:pPr>
-            <ns0:r>
-              <ns0:rPr>
-                <ns0:rFonts ns0:hint="eastAsia"/>
-              </ns0:rPr>
-              <ns0:t xml:space="preserve">图像处理</ns0:t>
-            </ns0:r>
-          </ns0:p>
-        </ns0:tc>
-        <ns0:tc>
-          <ns0:tcPr/>
-          <ns0:p>
-            <ns0:pPr>
-              <ns0:pStyle ns0:val="Compact"/>
-            </ns0:pPr>
-            <ns0:r>
-              <ns0:rPr>
-                <ns0:rFonts ns0:hint="eastAsia"/>
-              </ns0:rPr>
-              <ns0:t xml:space="preserve">ISP旁路（RGB565直通）</ns0:t>
-            </ns0:r>
-          </ns0:p>
-        </ns0:tc>
-        <ns0:tc>
-          <ns0:tcPr/>
-          <ns0:p>
-            <ns0:pPr>
-              <ns0:pStyle ns0:val="Compact"/>
-            </ns0:pPr>
-            <ns0:r>
-              <ns0:rPr>
-                <ns0:rFonts ns0:hint="eastAsia"/>
-              </ns0:rPr>
-              <ns0:t xml:space="preserve">传感器内部ISP，SoC侧零处理</ns0:t>
-            </ns0:r>
-          </ns0:p>
-        </ns0:tc>
-      </ns0:tr>
-      <ns0:tr>
-        <ns0:tc>
-          <ns0:tcPr/>
-          <ns0:p>
-            <ns0:pPr>
-              <ns0:pStyle ns0:val="Compact"/>
-            </ns0:pPr>
-            <ns0:r>
-              <ns0:rPr>
-                <ns0:rFonts ns0:hint="eastAsia"/>
-              </ns0:rPr>
-              <ns0:t xml:space="preserve">分析编码</ns0:t>
-            </ns0:r>
-          </ns0:p>
-        </ns0:tc>
-        <ns0:tc>
-          <ns0:tcPr/>
-          <ns0:p>
-            <ns0:pPr>
-              <ns0:pStyle ns0:val="Compact"/>
-            </ns0:pPr>
-            <ns0:r>
-              <ns0:rPr>
-                <ns0:rFonts ns0:hint="eastAsia"/>
-              </ns0:rPr>
-              <ns0:t xml:space="preserve">帧差检测+硬件JPEG编码</ns0:t>
-            </ns0:r>
-          </ns0:p>
-        </ns0:tc>
-        <ns0:tc>
-          <ns0:tcPr/>
-          <ns0:p>
-            <ns0:pPr>
-              <ns0:pStyle ns0:val="Compact"/>
-            </ns0:pPr>
-            <ns0:r>
-              <ns0:rPr>
-                <ns0:rFonts ns0:hint="eastAsia"/>
-              </ns0:rPr>
-              <ns0:t xml:space="preserve">Gray8降采样→运动分析→JPEG证据</ns0:t>
-            </ns0:r>
-          </ns0:p>
-        </ns0:tc>
-      </ns0:tr>
-      <ns0:tr>
-        <ns0:tc>
-          <ns0:tcPr/>
-          <ns0:p>
-            <ns0:pPr>
-              <ns0:pStyle ns0:val="Compact"/>
-            </ns0:pPr>
-            <ns0:r>
-              <ns0:rPr>
-                <ns0:rFonts ns0:hint="eastAsia"/>
-              </ns0:rPr>
-              <ns0:t xml:space="preserve">输出接口</ns0:t>
-            </ns0:r>
-          </ns0:p>
-        </ns0:tc>
-        <ns0:tc>
-          <ns0:tcPr/>
-          <ns0:p>
-            <ns0:pPr>
-              <ns0:pStyle ns0:val="Compact"/>
-            </ns0:pPr>
-            <ns0:r>
-              <ns0:t xml:space="preserve">USB CDC-ACM</ns0:t>
-            </ns0:r>
-          </ns0:p>
-        </ns0:tc>
-        <ns0:tc>
-          <ns0:tcPr/>
-          <ns0:p>
-            <ns0:pPr>
-              <ns0:pStyle ns0:val="Compact"/>
-            </ns0:pPr>
-            <ns0:r>
-              <ns0:t xml:space="preserve">EVTF </ns0:t>
-            </ns0:r>
-            <ns0:r>
-              <ns0:rPr>
-                <ns0:rFonts ns0:hint="eastAsia"/>
-              </ns0:rPr>
-              <ns0:t xml:space="preserve">v2协议，~1MB/s有效吞吐</ns0:t>
-            </ns0:r>
-          </ns0:p>
-        </ns0:tc>
-      </ns0:tr>
-    </ns0:tbl>
-    <ns0:bookmarkEnd ns0:id="177"/>
-    <ns0:bookmarkStart ns0:id="178" ns0:name="摄像头接口与传感器控制-1"/>
-    <ns0:p>
-      <ns0:pPr>
-        <ns0:pStyle ns0:val="4"/>
-      </ns0:pPr>
-      <ns0:r>
-        <ns0:t xml:space="preserve">9.3.2 </ns0:t>
-      </ns0:r>
-      <ns0:r>
-        <ns0:rPr>
-          <ns0:rFonts ns0:hint="eastAsia"/>
-        </ns0:rPr>
-        <ns0:t xml:space="preserve">摄像头接口与传感器控制</ns0:t>
-      </ns0:r>
-    </ns0:p>
-    <ns0:p>
-      <ns0:pPr>
-        <ns0:pStyle ns0:val="FirstParagraph"/>
-      </ns0:pPr>
-      <ns0:r>
-        <ns0:rPr>
-          <ns0:rFonts ns0:hint="eastAsia"/>
-        </ns0:rPr>
-        <ns0:t xml:space="preserve">MIPI-CSI接口规范定义了从图像传感器到应用处理器的串行数据传输协议。在物理层，CSI采用差分信号对（Lane）进行高速串行传输，每个Lane的数据速率可达数百Mbps至数Gbps。典型的2-lane配置中，Lane</ns0:t>
-      </ns0:r>
-      <ns0:r>
-        <ns0:t xml:space="preserve"> </ns0:t>
-      </ns0:r>
-      <ns0:r>
-        <ns0:rPr>
-          <ns0:rFonts ns0:hint="eastAsia"/>
-        </ns0:rPr>
-        <ns0:t xml:space="preserve">0同时承载高速数据（High-Speed，HS）和低功耗控制（Low-Power，LP）信号，Lane</ns0:t>
-      </ns0:r>
-      <ns0:r>
-        <ns0:t xml:space="preserve"> </ns0:t>
-      </ns0:r>
-      <ns0:r>
-        <ns0:rPr>
-          <ns0:rFonts ns0:hint="eastAsia"/>
-        </ns0:rPr>
-        <ns0:t xml:space="preserve">1仅承载高速数据。在协议层，CSI将图像帧打包为长包（Long</ns0:t>
-      </ns0:r>
-      <ns0:r>
-        <ns0:t xml:space="preserve"> </ns0:t>
-      </ns0:r>
-      <ns0:r>
-        <ns0:rPr>
-          <ns0:rFonts ns0:hint="eastAsia"/>
-        </ns0:rPr>
-        <ns0:t xml:space="preserve">Packet，包含包头、像素数据和包尾）和短包（Short</ns0:t>
-      </ns0:r>
-      <ns0:r>
-        <ns0:t xml:space="preserve"> </ns0:t>
-      </ns0:r>
-      <ns0:r>
-        <ns0:rPr>
-          <ns0:rFonts ns0:hint="eastAsia"/>
-        </ns0:rPr>
-        <ns0:t xml:space="preserve">Packet，用于帧同步和行同步），以MIPI标准的数据类型码（Data</ns0:t>
-      </ns0:r>
-      <ns0:r>
-        <ns0:t xml:space="preserve"> </ns0:t>
-      </ns0:r>
-      <ns0:r>
-        <ns0:rPr>
-          <ns0:rFonts ns0:hint="eastAsia"/>
-        </ns0:rPr>
-        <ns0:t xml:space="preserve">Type，DT）标识像素格式。</ns0:t>
-      </ns0:r>
-    </ns0:p>
-    <ns0:p>
-      <ns0:pPr>
-        <ns0:pStyle ns0:val="12"/>
-      </ns0:pPr>
-      <ns0:r>
-        <ns0:rPr>
-          <ns0:rFonts ns0:hint="eastAsia"/>
-        </ns0:rPr>
-        <ns0:t xml:space="preserve">OV5645传感器的初始化与控制通过串行摄像头控制总线（Serial</ns0:t>
-      </ns0:r>
-      <ns0:r>
-        <ns0:t xml:space="preserve"> Camera Control </ns0:t>
-      </ns0:r>
-      <ns0:r>
-        <ns0:rPr>
-          <ns0:rFonts ns0:hint="eastAsia"/>
-        </ns0:rPr>
-        <ns0:t xml:space="preserve">Bus，SCCB）——一种兼容I²C时序的两线制串行接口——实现。传感器在上电后需要按照严格的时序完成供电、时钟供给、复位释放和寄存器配置四个阶段。evt_sem_P4的摄像头驱动模块在启动时执行如下上电时序：</ns0:t>
-      </ns0:r>
-    </ns0:p>
-    <ns0:p>
-      <ns0:pPr>
-        <ns0:pStyle ns0:val="12"/>
-      </ns0:pPr>
-      <ns0:r>
-        <ns0:rPr>
-          <ns0:rFonts ns0:hint="eastAsia"/>
-        </ns0:rPr>
-        <ns0:t xml:space="preserve">（1）使能MIPI</ns0:t>
-      </ns0:r>
-      <ns0:r>
-        <ns0:t xml:space="preserve"> </ns0:t>
-      </ns0:r>
-      <ns0:r>
-        <ns0:rPr>
-          <ns0:rFonts ns0:hint="eastAsia"/>
-        </ns0:rPr>
-        <ns0:t xml:space="preserve">D-PHY的低压差线性稳压器（Low</ns0:t>
-      </ns0:r>
-      <ns0:r>
-        <ns0:t xml:space="preserve"> Dropout </ns0:t>
-      </ns0:r>
-      <ns0:r>
-        <ns0:rPr>
-          <ns0:rFonts ns0:hint="eastAsia"/>
-        </ns0:rPr>
-        <ns0:t xml:space="preserve">Regulator，LDO），为传感器MIPI物理层提供稳定的工作电压；</ns0:t>
-      </ns0:r>
-      <ns0:r>
-        <ns0:t xml:space="preserve"> </ns0:t>
-      </ns0:r>
-      <ns0:r>
-        <ns0:rPr>
-          <ns0:rFonts ns0:hint="eastAsia"/>
-        </ns0:rPr>
-        <ns0:t xml:space="preserve">（2）拉低PWDN引脚，使传感器退出掉电模式；</ns0:t>
-      </ns0:r>
-      <ns0:r>
-        <ns0:t xml:space="preserve"> </ns0:t>
-      </ns0:r>
-      <ns0:r>
-        <ns0:rPr>
-          <ns0:rFonts ns0:hint="eastAsia"/>
-        </ns0:rPr>
-        <ns0:t xml:space="preserve">（3）延迟若干毫秒后拉高PWDN，使传感器进入工作状态；</ns0:t>
-      </ns0:r>
-      <ns0:r>
-        <ns0:t xml:space="preserve"> </ns0:t>
-      </ns0:r>
-      <ns0:r>
-        <ns0:rPr>
-          <ns0:rFonts ns0:hint="eastAsia"/>
-        </ns0:rPr>
-        <ns0:t xml:space="preserve">（4）拉低RESET引脚并延迟后拉高，完成传感器硬件复位；</ns0:t>
-      </ns0:r>
-      <ns0:r>
-        <ns0:t xml:space="preserve"> </ns0:t>
-      </ns0:r>
-      <ns0:r>
-        <ns0:rPr>
-          <ns0:rFonts ns0:hint="eastAsia"/>
-        </ns0:rPr>
-        <ns0:t xml:space="preserve">（5）通过SCCB总线写入传感器寄存器配置序列，设定输出分辨率、像素格式、帧率和MIPI通道数。</ns0:t>
-      </ns0:r>
-    </ns0:p>
-    <ns0:p>
-      <ns0:pPr>
-        <ns0:pStyle ns0:val="12"/>
-      </ns0:pPr>
-      <ns0:r>
-        <ns0:rPr>
-          <ns0:rFonts ns0:hint="eastAsia"/>
-        </ns0:rPr>
-        <ns0:t xml:space="preserve">整个上电时序中每一步之间的延迟（step</ns0:t>
-      </ns0:r>
-      <ns0:r>
-        <ns0:t xml:space="preserve"> </ns0:t>
-      </ns0:r>
-      <ns0:r>
-        <ns0:rPr>
-          <ns0:rFonts ns0:hint="eastAsia"/>
-        </ns0:rPr>
-        <ns0:t xml:space="preserve">delay）通过Kconfig菜单可配置，以适应不同PCB布局和供电特性。</ns0:t>
-      </ns0:r>
-    </ns0:p>
-    <ns0:bookmarkEnd ns0:id="178"/>
-    <ns0:bookmarkStart ns0:id="179" ns0:name="图像分辨率帧率与像素格式-1"/>
-    <ns0:p>
-      <ns0:pPr>
-        <ns0:pStyle ns0:val="4"/>
-      </ns0:pPr>
-      <ns0:r>
-        <ns0:t xml:space="preserve">9.3.3 </ns0:t>
-      </ns0:r>
-      <ns0:r>
-        <ns0:rPr>
-          <ns0:rFonts ns0:hint="eastAsia"/>
-        </ns0:rPr>
-        <ns0:t xml:space="preserve">图像分辨率、帧率与像素格式</ns0:t>
-      </ns0:r>
-    </ns0:p>
-    <ns0:p>
-      <ns0:pPr>
-        <ns0:pStyle ns0:val="FirstParagraph"/>
-      </ns0:pPr>
-      <ns0:r>
-        <ns0:rPr>
-          <ns0:rFonts ns0:hint="eastAsia"/>
-        </ns0:rPr>
-        <ns0:t xml:space="preserve">图像分辨率（Resolution）、帧率（Frame</ns0:t>
-      </ns0:r>
-      <ns0:r>
-        <ns0:t xml:space="preserve"> </ns0:t>
-      </ns0:r>
-      <ns0:r>
-        <ns0:rPr>
-          <ns0:rFonts ns0:hint="eastAsia"/>
-        </ns0:rPr>
-        <ns0:t xml:space="preserve">Rate）和像素格式（Pixel</ns0:t>
-      </ns0:r>
-      <ns0:r>
-        <ns0:t xml:space="preserve"> </ns0:t>
-      </ns0:r>
-      <ns0:r>
-        <ns0:rPr>
-          <ns0:rFonts ns0:hint="eastAsia"/>
-        </ns0:rPr>
-        <ns0:t xml:space="preserve">Format）是嵌入式视觉系统的三个基本参数，它们共同决定了图像数据的时空密度和色彩表达能力。</ns0:t>
-      </ns0:r>
-    </ns0:p>
-    <ns0:p>
-      <ns0:pPr>
-        <ns0:pStyle ns0:val="12"/>
-      </ns0:pPr>
-      <ns0:r>
-        <ns0:rPr>
-          <ns0:rFonts ns0:hint="eastAsia"/>
-        </ns0:rPr>
-        <ns0:t xml:space="preserve">分辨率以宽×高（单位：像素，pixel）表示，直接决定单帧图像包含的像素总数。evt_sem_P4的标准采集分辨率为960×720，属于非标准宽高比（4∶3）的中等分辨率，约69万像素。帧率以每秒采集的图像帧数（fps）表示，决定了系统的时间分辨率。该项目受限于OV5645在RGB565模式下的最大帧率和V4L2驱动的缓冲区调度开销，实测帧率约为15fps。</ns0:t>
-      </ns0:r>
-    </ns0:p>
-    <ns0:p>
-      <ns0:pPr>
-        <ns0:pStyle ns0:val="12"/>
-      </ns0:pPr>
-      <ns0:r>
-        <ns0:rPr>
-          <ns0:rFonts ns0:hint="eastAsia"/>
-        </ns0:rPr>
-        <ns0:t xml:space="preserve">像素格式决定了每个像素的色彩表示方式和所需的存储字节数。RGB565格式使用16bit（2Byte）表示一个像素，其中红色分量占5bit、绿色分量占6bit、蓝色分量占5bit，绿色分量的额外1bit来源于人类视觉系统对绿色更敏感的生理特性。RGB565在色彩精度（可表示65536种颜色）和存储效率（每像素2Byte）之间取得了良好的平衡，是嵌入式视觉系统中最常用的像素格式之一。V4L2标准中RGB565的FourCC代码为’RGBP’（0x50424752，小端字节序）。表9-7给出了该项目涉及的主要像素格式的技术参数。</ns0:t>
-      </ns0:r>
-    </ns0:p>
-    <ns0:p>
-      <ns0:pPr>
-        <ns0:pStyle ns0:val="12"/>
-        <ns0:jc ns0:val="center"/>
-      </ns0:pPr>
-      <ns0:r>
-        <ns0:rPr>
-          <ns0:rFonts ns0:hint="eastAsia"/>
-        </ns0:rPr>
-        <ns0:t xml:space="preserve">表9-7</ns0:t>
-      </ns0:r>
-      <ns0:r>
-        <ns0:t xml:space="preserve"> </ns0:t>
-      </ns0:r>
-      <ns0:r>
-        <ns0:rPr>
-          <ns0:rFonts ns0:hint="eastAsia"/>
-        </ns0:rPr>
-        <ns0:t xml:space="preserve">evt_sem_P4涉及像素格式参数</ns0:t>
-      </ns0:r>
-    </ns0:p>
-    <ns0:tbl>
-      <ns0:tblPr>
-        <ns0:tblStyle ns0:val="Table"/>
-        <ns0:tblW ns0:type="auto" ns0:w="0"/>
-        <ns0:tblLook ns0:firstRow="1" ns0:lastRow="0" ns0:firstColumn="0" ns0:lastColumn="0" ns0:noHBand="0" ns0:noVBand="0" ns0:val="0020"/>
-      </ns0:tblPr>
-      <ns0:tblGrid>
-        <ns0:gridCol ns0:w="1584"/>
-        <ns0:gridCol ns0:w="1584"/>
-        <ns0:gridCol ns0:w="1584"/>
-        <ns0:gridCol ns0:w="1584"/>
-        <ns0:gridCol ns0:w="1584"/>
-      </ns0:tblGrid>
-      <ns0:tr>
-        <ns0:trPr>
-          <ns0:tblHeader ns0:val="on"/>
-        </ns0:trPr>
-        <ns0:tc>
-          <ns0:tcPr/>
-          <ns0:p>
-            <ns0:pPr>
-              <ns0:pStyle ns0:val="Compact"/>
-            </ns0:pPr>
-            <ns0:r>
-              <ns0:rPr>
-                <ns0:rFonts ns0:hint="eastAsia"/>
-              </ns0:rPr>
-              <ns0:t xml:space="preserve">像素格式</ns0:t>
-            </ns0:r>
-          </ns0:p>
-        </ns0:tc>
-        <ns0:tc>
-          <ns0:tcPr/>
-          <ns0:p>
-            <ns0:pPr>
-              <ns0:pStyle ns0:val="Compact"/>
-            </ns0:pPr>
-            <ns0:r>
-              <ns0:rPr>
-                <ns0:rFonts ns0:hint="eastAsia"/>
-              </ns0:rPr>
-              <ns0:t xml:space="preserve">位深/bit</ns0:t>
-            </ns0:r>
-          </ns0:p>
-        </ns0:tc>
-        <ns0:tc>
-          <ns0:tcPr/>
-          <ns0:p>
-            <ns0:pPr>
-              <ns0:pStyle ns0:val="Compact"/>
-            </ns0:pPr>
-            <ns0:r>
-              <ns0:rPr>
-                <ns0:rFonts ns0:hint="eastAsia"/>
-              </ns0:rPr>
-              <ns0:t xml:space="preserve">每像素字节数</ns0:t>
-            </ns0:r>
-          </ns0:p>
-        </ns0:tc>
-        <ns0:tc>
-          <ns0:tcPr/>
-          <ns0:p>
-            <ns0:pPr>
-              <ns0:pStyle ns0:val="Compact"/>
-            </ns0:pPr>
-            <ns0:r>
-              <ns0:t xml:space="preserve">V4L2 FourCC</ns0:t>
-            </ns0:r>
-          </ns0:p>
-        </ns0:tc>
-        <ns0:tc>
-          <ns0:tcPr/>
-          <ns0:p>
-            <ns0:pPr>
-              <ns0:pStyle ns0:val="Compact"/>
-            </ns0:pPr>
-            <ns0:r>
-              <ns0:rPr>
-                <ns0:rFonts ns0:hint="eastAsia"/>
-              </ns0:rPr>
-              <ns0:t xml:space="preserve">用途</ns0:t>
-            </ns0:r>
-          </ns0:p>
-        </ns0:tc>
-      </ns0:tr>
-      <ns0:tr>
-        <ns0:tc>
-          <ns0:tcPr/>
-          <ns0:p>
-            <ns0:pPr>
-              <ns0:pStyle ns0:val="Compact"/>
-            </ns0:pPr>
-            <ns0:r>
-              <ns0:t xml:space="preserve">RGB565</ns0:t>
-            </ns0:r>
-          </ns0:p>
-        </ns0:tc>
-        <ns0:tc>
-          <ns0:tcPr/>
-          <ns0:p>
-            <ns0:pPr>
-              <ns0:pStyle ns0:val="Compact"/>
-            </ns0:pPr>
-            <ns0:r>
-              <ns0:t xml:space="preserve">16</ns0:t>
-            </ns0:r>
-          </ns0:p>
-        </ns0:tc>
-        <ns0:tc>
-          <ns0:tcPr/>
-          <ns0:p>
-            <ns0:pPr>
-              <ns0:pStyle ns0:val="Compact"/>
-            </ns0:pPr>
-            <ns0:r>
-              <ns0:t xml:space="preserve">2</ns0:t>
-            </ns0:r>
-          </ns0:p>
-        </ns0:tc>
-        <ns0:tc>
-          <ns0:tcPr/>
-          <ns0:p>
-            <ns0:pPr>
-              <ns0:pStyle ns0:val="Compact"/>
-            </ns0:pPr>
-            <ns0:r>
-              <ns0:t xml:space="preserve">RGBP</ns0:t>
-            </ns0:r>
-          </ns0:p>
-        </ns0:tc>
-        <ns0:tc>
-          <ns0:tcPr/>
-          <ns0:p>
-            <ns0:pPr>
-              <ns0:pStyle ns0:val="Compact"/>
-            </ns0:pPr>
-            <ns0:r>
-              <ns0:rPr>
-                <ns0:rFonts ns0:hint="eastAsia"/>
-              </ns0:rPr>
-              <ns0:t xml:space="preserve">摄像头原始输出、USB预览</ns0:t>
-            </ns0:r>
-          </ns0:p>
-        </ns0:tc>
-      </ns0:tr>
-      <ns0:tr>
-        <ns0:tc>
-          <ns0:tcPr/>
-          <ns0:p>
-            <ns0:pPr>
-              <ns0:pStyle ns0:val="Compact"/>
-            </ns0:pPr>
-            <ns0:r>
-              <ns0:t xml:space="preserve">YUV422</ns0:t>
-            </ns0:r>
-          </ns0:p>
-        </ns0:tc>
-        <ns0:tc>
-          <ns0:tcPr/>
-          <ns0:p>
-            <ns0:pPr>
-              <ns0:pStyle ns0:val="Compact"/>
-            </ns0:pPr>
-            <ns0:r>
-              <ns0:t xml:space="preserve">16</ns0:t>
-            </ns0:r>
-          </ns0:p>
-        </ns0:tc>
-        <ns0:tc>
-          <ns0:tcPr/>
-          <ns0:p>
-            <ns0:pPr>
-              <ns0:pStyle ns0:val="Compact"/>
-            </ns0:pPr>
-            <ns0:r>
-              <ns0:t xml:space="preserve">2</ns0:t>
-            </ns0:r>
-          </ns0:p>
-        </ns0:tc>
-        <ns0:tc>
-          <ns0:tcPr/>
-          <ns0:p>
-            <ns0:pPr>
-              <ns0:pStyle ns0:val="Compact"/>
-            </ns0:pPr>
-            <ns0:r>
-              <ns0:t xml:space="preserve">YUYV</ns0:t>
-            </ns0:r>
-          </ns0:p>
-        </ns0:tc>
-        <ns0:tc>
-          <ns0:tcPr/>
-          <ns0:p>
-            <ns0:pPr>
-              <ns0:pStyle ns0:val="Compact"/>
-            </ns0:pPr>
-            <ns0:r>
-              <ns0:rPr>
-                <ns0:rFonts ns0:hint="eastAsia"/>
-              </ns0:rPr>
-              <ns0:t xml:space="preserve">备选像素格式</ns0:t>
-            </ns0:r>
-          </ns0:p>
-        </ns0:tc>
-      </ns0:tr>
-      <ns0:tr>
-        <ns0:tc>
-          <ns0:tcPr/>
-          <ns0:p>
-            <ns0:pPr>
-              <ns0:pStyle ns0:val="Compact"/>
-            </ns0:pPr>
-            <ns0:r>
-              <ns0:t xml:space="preserve">RAW10</ns0:t>
-            </ns0:r>
-          </ns0:p>
-        </ns0:tc>
-        <ns0:tc>
-          <ns0:tcPr/>
-          <ns0:p>
-            <ns0:pPr>
-              <ns0:pStyle ns0:val="Compact"/>
-            </ns0:pPr>
-            <ns0:r>
-              <ns0:t xml:space="preserve">10</ns0:t>
-            </ns0:r>
-          </ns0:p>
-        </ns0:tc>
-        <ns0:tc>
-          <ns0:tcPr/>
-          <ns0:p>
-            <ns0:pPr>
-              <ns0:pStyle ns0:val="Compact"/>
-            </ns0:pPr>
-            <ns0:r>
-              <ns0:t xml:space="preserve">—</ns0:t>
-            </ns0:r>
-          </ns0:p>
-        </ns0:tc>
-        <ns0:tc>
-          <ns0:tcPr/>
-          <ns0:p>
-            <ns0:pPr>
-              <ns0:pStyle ns0:val="Compact"/>
-            </ns0:pPr>
-            <ns0:r>
-              <ns0:t xml:space="preserve">RGGB/BGGR</ns0:t>
-            </ns0:r>
-          </ns0:p>
-        </ns0:tc>
-        <ns0:tc>
-          <ns0:tcPr/>
-          <ns0:p>
-            <ns0:pPr>
-              <ns0:pStyle ns0:val="Compact"/>
-            </ns0:pPr>
-            <ns0:r>
-              <ns0:rPr>
-                <ns0:rFonts ns0:hint="eastAsia"/>
-              </ns0:rPr>
-              <ns0:t xml:space="preserve">传感器原生Bayer格式（需ISP处理）</ns0:t>
-            </ns0:r>
-          </ns0:p>
-        </ns0:tc>
-      </ns0:tr>
-      <ns0:tr>
-        <ns0:tc>
-          <ns0:tcPr/>
-          <ns0:p>
-            <ns0:pPr>
-              <ns0:pStyle ns0:val="Compact"/>
-            </ns0:pPr>
-            <ns0:r>
-              <ns0:t xml:space="preserve">Gray8</ns0:t>
-            </ns0:r>
-          </ns0:p>
-        </ns0:tc>
-        <ns0:tc>
-          <ns0:tcPr/>
-          <ns0:p>
-            <ns0:pPr>
-              <ns0:pStyle ns0:val="Compact"/>
-            </ns0:pPr>
-            <ns0:r>
-              <ns0:t xml:space="preserve">8</ns0:t>
-            </ns0:r>
-          </ns0:p>
-        </ns0:tc>
-        <ns0:tc>
-          <ns0:tcPr/>
-          <ns0:p>
-            <ns0:pPr>
-              <ns0:pStyle ns0:val="Compact"/>
-            </ns0:pPr>
-            <ns0:r>
-              <ns0:t xml:space="preserve">1</ns0:t>
-            </ns0:r>
-          </ns0:p>
-        </ns0:tc>
-        <ns0:tc>
-          <ns0:tcPr/>
-          <ns0:p>
-            <ns0:pPr>
-              <ns0:pStyle ns0:val="Compact"/>
-            </ns0:pPr>
-            <ns0:r>
-              <ns0:t xml:space="preserve">—</ns0:t>
-            </ns0:r>
-          </ns0:p>
-        </ns0:tc>
-        <ns0:tc>
-          <ns0:tcPr/>
-          <ns0:p>
-            <ns0:pPr>
-              <ns0:pStyle ns0:val="Compact"/>
-            </ns0:pPr>
-            <ns0:r>
-              <ns0:rPr>
-                <ns0:rFonts ns0:hint="eastAsia"/>
-              </ns0:rPr>
-              <ns0:t xml:space="preserve">算法分析用灰度图</ns0:t>
-            </ns0:r>
-          </ns0:p>
-        </ns0:tc>
-      </ns0:tr>
-      <ns0:tr>
-        <ns0:tc>
-          <ns0:tcPr/>
-          <ns0:p>
-            <ns0:pPr>
-              <ns0:pStyle ns0:val="Compact"/>
-            </ns0:pPr>
-            <ns0:r>
-              <ns0:t xml:space="preserve">JPEG</ns0:t>
-            </ns0:r>
-          </ns0:p>
-        </ns0:tc>
-        <ns0:tc>
-          <ns0:tcPr/>
-          <ns0:p>
-            <ns0:pPr>
-              <ns0:pStyle ns0:val="Compact"/>
-            </ns0:pPr>
-            <ns0:r>
-              <ns0:t xml:space="preserve">—</ns0:t>
-            </ns0:r>
-          </ns0:p>
-        </ns0:tc>
-        <ns0:tc>
-          <ns0:tcPr/>
-          <ns0:p>
-            <ns0:pPr>
-              <ns0:pStyle ns0:val="Compact"/>
-            </ns0:pPr>
-            <ns0:r>
-              <ns0:rPr>
-                <ns0:rFonts ns0:hint="eastAsia"/>
-              </ns0:rPr>
-              <ns0:t xml:space="preserve">可变</ns0:t>
-            </ns0:r>
-          </ns0:p>
-        </ns0:tc>
-        <ns0:tc>
-          <ns0:tcPr/>
-          <ns0:p>
-            <ns0:pPr>
-              <ns0:pStyle ns0:val="Compact"/>
-            </ns0:pPr>
-            <ns0:r>
-              <ns0:t xml:space="preserve">—</ns0:t>
-            </ns0:r>
-          </ns0:p>
-        </ns0:tc>
-        <ns0:tc>
-          <ns0:tcPr/>
-          <ns0:p>
-            <ns0:pPr>
-              <ns0:pStyle ns0:val="Compact"/>
-            </ns0:pPr>
-            <ns0:r>
-              <ns0:rPr>
-                <ns0:rFonts ns0:hint="eastAsia"/>
-              </ns0:rPr>
-              <ns0:t xml:space="preserve">证据帧输出格式</ns0:t>
-            </ns0:r>
-          </ns0:p>
-        </ns0:tc>
-      </ns0:tr>
-    </ns0:tbl>
-    <ns0:p>
-      <ns0:pPr>
-        <ns0:pStyle ns0:val="12"/>
-        <ns0:jc ns0:val="center"/>
-      </ns0:pPr>
-      <ns0:r>
-        <ns0:rPr>
-          <ns0:rFonts ns0:hint="eastAsia"/>
-          <ns0:sz ns0:val="18"/>
-        </ns0:rPr>
-        <ns0:t xml:space="preserve">注：Gray8为内部格式，不经过V4L2，因此无对应FourCC代码。RAW10格式仅在传感器配置为原生输出时使用，本项目默认使用RGB565。</ns0:t>
-      </ns0:r>
-    </ns0:p>
-    <ns0:bookmarkEnd ns0:id="179"/>
-    <ns0:bookmarkStart ns0:id="182" ns0:name="图像采集与帧生命周期-1"/>
-    <ns0:p>
-      <ns0:pPr>
-        <ns0:pStyle ns0:val="4"/>
-      </ns0:pPr>
-      <ns0:r>
-        <ns0:t xml:space="preserve">9.3.4 </ns0:t>
-      </ns0:r>
-      <ns0:r>
-        <ns0:rPr>
-          <ns0:rFonts ns0:hint="eastAsia"/>
-        </ns0:rPr>
-        <ns0:t xml:space="preserve">图像采集与帧生命周期</ns0:t>
-      </ns0:r>
-    </ns0:p>
-    <ns0:p>
-      <ns0:pPr>
-        <ns0:pStyle ns0:val="FirstParagraph"/>
-      </ns0:pPr>
-      <ns0:r>
-        <ns0:rPr>
-          <ns0:rFonts ns0:hint="eastAsia"/>
-        </ns0:rPr>
-        <ns0:t xml:space="preserve">一帧图像在嵌入式视觉系统中的生命周期可划分为五个阶段：生成（Generation）、传输（Transfer）、就绪（Ready）、消费（Consumption）和回收（Recycle）。理解帧生命周期的每个阶段及其对应的内存管理策略，是设计可靠视觉数据通路的基础。</ns0:t>
-      </ns0:r>
-    </ns0:p>
-    <ns0:p>
-      <ns0:pPr>
-        <ns0:pStyle ns0:val="12"/>
-      </ns0:pPr>
-      <ns0:r>
-        <ns0:rPr>
-          <ns0:rFonts ns0:hint="eastAsia"/>
-        </ns0:rPr>
-        <ns0:t xml:space="preserve">生成阶段发生在传感器内部。OV5645按照配置的分辨率和帧率持续输出像素数据流，经MIPI-CSI接口串行发送至ESP32-P4的MIPI</ns0:t>
-      </ns0:r>
-      <ns0:r>
-        <ns0:t xml:space="preserve"> </ns0:t>
-      </ns0:r>
-      <ns0:r>
-        <ns0:rPr>
-          <ns0:rFonts ns0:hint="eastAsia"/>
-        </ns0:rPr>
-        <ns0:t xml:space="preserve">D-PHY接收器。传输阶段由DMA控制器驱动，将MIPI接收器解串后的并行像素数据写入预分配的DMA缓冲区。ESP32-P4的V4L2驱动维护一个包含6个缓冲区的环形队列，每个缓冲区的容量足以容纳一帧完整的RGB565图像（960×720×2B≈1.38MB）。DMA写满一个缓冲区后，驱动触发帧中断，通知应用层该帧已就绪。</ns0:t>
-      </ns0:r>
-    </ns0:p>
-    <ns0:p>
-      <ns0:pPr>
-        <ns0:pStyle ns0:val="12"/>
-      </ns0:pPr>
-      <ns0:r>
-        <ns0:rPr>
-          <ns0:rFonts ns0:hint="eastAsia"/>
-        </ns0:rPr>
-        <ns0:t xml:space="preserve">消费阶段是应用层读取和处理帧数据的窗口。应用层通过V4L2的DQBUF</ns0:t>
-      </ns0:r>
-      <ns0:r>
-        <ns0:t xml:space="preserve"> </ns0:t>
-      </ns0:r>
-      <ns0:r>
-        <ns0:rPr>
-          <ns0:rFonts ns0:hint="eastAsia"/>
-        </ns0:rPr>
-        <ns0:t xml:space="preserve">ioctl调用获取就绪缓冲区的指针和帧元数据（帧序号、时间戳、数据长度），依次调用算法处理函数（帧差检测）和证据编码函数（JPEG压缩），完成处理后通过QBUF</ns0:t>
-      </ns0:r>
-      <ns0:r>
-        <ns0:t xml:space="preserve"> </ns0:t>
-      </ns0:r>
-      <ns0:r>
-        <ns0:rPr>
-          <ns0:rFonts ns0:hint="eastAsia"/>
-        </ns0:rPr>
-        <ns0:t xml:space="preserve">ioctl将缓冲区归还驱动队列，即回收阶段。在整个消费阶段，应用层拥有缓冲区的独占访问权，无需担心数据被新帧覆盖。这种由驱动保证的缓冲区所有权转移机制，从根本上避免了多缓冲场景下的数据竞争问题。图9-7以一帧图像的完整生命周期为例，标注了各阶段的时间跨度。</ns0:t>
-      </ns0:r>
-    </ns0:p>
-    <ns0:p>
-      <ns0:pPr>
-        <ns0:pStyle ns0:val="CaptionedFigure"/>
-      </ns0:pPr>
-      <ns0:r>
-        <ns0:drawing>
-          <ns1:inline>
-            <ns1:extent cx="5270500" cy="1260909"/>
-            <ns1:effectExtent b="0" l="0" r="0" t="0"/>
-            <ns1:docPr descr="图9-7" title="" id="180" name="Picture"/>
-            <ns2:graphic>
-              <ns2:graphicData uri="http://schemas.openxmlformats.org/drawingml/2006/picture">
-                <ns3:pic>
-                  <ns3:nvPicPr>
-                    <ns3:cNvPr descr="figures/fig_9_7.png" id="181" name="Picture"/>
-                    <ns3:cNvPicPr>
-                      <ns2:picLocks noChangeArrowheads="1" noChangeAspect="1"/>
-                    </ns3:cNvPicPr>
-                  </ns3:nvPicPr>
-                  <ns3:blipFill>
-                    <ns2:blip ns4:embed="rId129"/>
-                    <ns2:stretch>
-                      <ns2:fillRect/>
-                    </ns2:stretch>
-                  </ns3:blipFill>
-                  <ns3:spPr bwMode="auto">
-                    <ns2:xfrm>
-                      <ns2:off x="0" y="0"/>
-                      <ns2:ext cx="5270500" cy="1260909"/>
-                    </ns2:xfrm>
-                    <ns2:prstGeom prst="rect">
-                      <ns2:avLst/>
-                    </ns2:prstGeom>
-                    <ns2:noFill/>
-                    <ns2:ln w="9525">
-                      <ns2:noFill/>
-                      <ns2:headEnd/>
-                      <ns2:tailEnd/>
-                    </ns2:ln>
-                  </ns3:spPr>
-                </ns3:pic>
-              </ns2:graphicData>
-            </ns2:graphic>
-          </ns1:inline>
-        </ns0:drawing>
-      </ns0:r>
-    </ns0:p>
-    <ns0:p>
-      <ns0:pPr>
-        <ns0:pStyle ns0:val="ImageCaption"/>
-        <ns0:jc ns0:val="center"/>
-      </ns0:pPr>
-      <ns0:r>
-        <ns0:rPr>
-          <ns0:rFonts ns0:hint="eastAsia"/>
-        </ns0:rPr>
-        <ns0:t xml:space="preserve">图9-7</ns0:t>
-      </ns0:r>
-    </ns0:p>
-    <ns0:p>
-      <ns0:pPr>
-        <ns0:pStyle ns0:val="12"/>
-        <ns0:jc ns0:val="center"/>
-      </ns0:pPr>
-      <ns0:r>
-        <ns0:rPr>
-          <ns0:rFonts ns0:hint="eastAsia"/>
-        </ns0:rPr>
-        <ns0:t xml:space="preserve">图9-7</ns0:t>
-      </ns0:r>
-      <ns0:r>
-        <ns0:t xml:space="preserve"> </ns0:t>
-      </ns0:r>
-      <ns0:r>
-        <ns0:rPr>
-          <ns0:rFonts ns0:hint="eastAsia"/>
-        </ns0:rPr>
-        <ns0:t xml:space="preserve">单帧图像在V4L2采集管线中的生命周期</ns0:t>
-      </ns0:r>
-    </ns0:p>
-    <ns0:p>
-      <ns0:pPr>
-        <ns0:pStyle ns0:val="12"/>
-        <ns0:jc ns0:val="center"/>
-      </ns0:pPr>
-      <ns0:r>
-        <ns0:rPr>
-          <ns0:rFonts ns0:hint="eastAsia"/>
-          <ns0:sz ns0:val="18"/>
-        </ns0:rPr>
-        <ns0:t xml:space="preserve">1—生成阶段（传感器曝光+读出，约33ms）；2—传输阶段（MIPI-CSI+DMA写入，约10ms）；3—就绪阶段（DQBUF返回，&lt;0.1ms）；4—消费阶段（算法处理约2ms+JPEG编码约20ms+USB入队）；5—回收阶段（QBUF归还驱动，&lt;0.1ms）</ns0:t>
-      </ns0:r>
-    </ns0:p>
-    <ns0:bookmarkEnd ns0:id="182"/>
-    <ns0:bookmarkStart ns0:id="183" ns0:name="图像格式转换与预处理"/>
-    <ns0:p>
-      <ns0:pPr>
-        <ns0:pStyle ns0:val="4"/>
-      </ns0:pPr>
-      <ns0:r>
-        <ns0:t xml:space="preserve">9.3.5 </ns0:t>
-      </ns0:r>
-      <ns0:r>
-        <ns0:rPr>
-          <ns0:rFonts ns0:hint="eastAsia"/>
-        </ns0:rPr>
-        <ns0:t xml:space="preserve">图像格式转换与预处理</ns0:t>
-      </ns0:r>
-    </ns0:p>
-    <ns0:p>
-      <ns0:pPr>
-        <ns0:pStyle ns0:val="FirstParagraph"/>
-      </ns0:pPr>
-      <ns0:r>
-        <ns0:rPr>
-          <ns0:rFonts ns0:hint="eastAsia"/>
-        </ns0:rPr>
-        <ns0:t xml:space="preserve">在evt_sem_P4的算法管线中，最关键的格式转换是RGB565到Gray8的色彩空间降维。标准RGB到灰度的转换公式基于ITU-R</ns0:t>
-      </ns0:r>
-      <ns0:r>
-        <ns0:t xml:space="preserve"> </ns0:t>
-      </ns0:r>
-      <ns0:r>
-        <ns0:rPr>
-          <ns0:rFonts ns0:hint="eastAsia"/>
-        </ns0:rPr>
-        <ns0:t xml:space="preserve">BT.601建议书定义的亮度加权系数：</ns0:t>
-      </ns0:r>
-    </ns0:p>
-    <ns0:p>
-      <ns0:pPr>
-        <ns0:pStyle ns0:val="SourceCode"/>
-      </ns0:pPr>
-      <ns0:r>
-        <ns0:rPr>
-          <ns0:rStyle ns0:val="VerbatimChar"/>
-        </ns0:rPr>
-        <ns0:t xml:space="preserve">Y = 0.299·R + 0.587·G + 0.114·B                                          </ns0:t>
-      </ns0:r>
-      <ns0:r>
-        <ns0:rPr>
-          <ns0:rStyle ns0:val="VerbatimChar"/>
-          <ns0:rFonts ns0:hint="eastAsia"/>
-        </ns0:rPr>
-        <ns0:t xml:space="preserve">（9-1）</ns0:t>
-      </ns0:r>
-    </ns0:p>
-    <ns0:p>
-      <ns0:pPr>
-        <ns0:pStyle ns0:val="FirstParagraph"/>
-      </ns0:pPr>
-      <ns0:r>
-        <ns0:rPr>
-          <ns0:rFonts ns0:hint="eastAsia"/>
-        </ns0:rPr>
-        <ns0:t xml:space="preserve">式中</ns0:t>
-      </ns0:r>
-      <ns0:r>
-        <ns0:t xml:space="preserve"> </ns0:t>
-      </ns0:r>
-      <ns0:r>
-        <ns0:rPr>
-          <ns0:rFonts ns0:hint="eastAsia"/>
-        </ns0:rPr>
-        <ns0:t xml:space="preserve">Y——亮度（灰度）值，范围0~255（8bit深度）；</ns0:t>
-      </ns0:r>
-      <ns0:r>
-        <ns0:t xml:space="preserve"> </ns0:t>
-      </ns0:r>
-      <ns0:r>
-        <ns0:rPr>
-          <ns0:rFonts ns0:hint="eastAsia"/>
-        </ns0:rPr>
-        <ns0:t xml:space="preserve">R——红色分量值，范围0~255；</ns0:t>
-      </ns0:r>
-      <ns0:r>
-        <ns0:t xml:space="preserve"> </ns0:t>
-      </ns0:r>
-      <ns0:r>
-        <ns0:rPr>
-          <ns0:rFonts ns0:hint="eastAsia"/>
-        </ns0:rPr>
-        <ns0:t xml:space="preserve">G——绿色分量值，范围0~255；</ns0:t>
-      </ns0:r>
-      <ns0:r>
-        <ns0:t xml:space="preserve"> </ns0:t>
-      </ns0:r>
-      <ns0:r>
-        <ns0:rPr>
-          <ns0:rFonts ns0:hint="eastAsia"/>
-        </ns0:rPr>
-        <ns0:t xml:space="preserve">B——蓝色分量值，范围0~255。</ns0:t>
-      </ns0:r>
-    </ns0:p>
-    <ns0:p>
-      <ns0:pPr>
-        <ns0:pStyle ns0:val="12"/>
-      </ns0:pPr>
-      <ns0:r>
-        <ns0:rPr>
-          <ns0:rFonts ns0:hint="eastAsia"/>
-        </ns0:rPr>
-        <ns0:t xml:space="preserve">为在嵌入式处理器上实现高效计算，evt_sem_P4项目采用了一种绕过浮点运算的快速近似算法。首先将RGB565的5-6-5位分量扩展为独立的R5、G6、B5分量值，然后使用整型乘累加和移位操作完成亮度估计：</ns0:t>
-      </ns0:r>
-    </ns0:p>
-    <ns0:p>
-      <ns0:pPr>
-        <ns0:pStyle ns0:val="SourceCode"/>
-      </ns0:pPr>
-      <ns0:r>
-        <ns0:rPr>
-          <ns0:rStyle ns0:val="VerbatimChar"/>
-        </ns0:rPr>
-        <ns0:t xml:space="preserve">Gray8 = (R5 × 159 + G6 × 152 + B5 × 60) &gt;&gt; 6                           </ns0:t>
-      </ns0:r>
-      <ns0:r>
-        <ns0:rPr>
-          <ns0:rStyle ns0:val="VerbatimChar"/>
-          <ns0:rFonts ns0:hint="eastAsia"/>
-        </ns0:rPr>
-        <ns0:t xml:space="preserve">（9-2）</ns0:t>
-      </ns0:r>
-    </ns0:p>
-    <ns0:p>
-      <ns0:pPr>
-        <ns0:pStyle ns0:val="FirstParagraph"/>
-      </ns0:pPr>
-      <ns0:r>
-        <ns0:rPr>
-          <ns0:rFonts ns0:hint="eastAsia"/>
-        </ns0:rPr>
-        <ns0:t xml:space="preserve">式中</ns0:t>
-      </ns0:r>
-      <ns0:r>
-        <ns0:t xml:space="preserve"> </ns0:t>
-      </ns0:r>
-      <ns0:r>
-        <ns0:rPr>
-          <ns0:rFonts ns0:hint="eastAsia"/>
-        </ns0:rPr>
-        <ns0:t xml:space="preserve">R5——RGB565红色分量（5bit，取位[15:11]），范围0~31；</ns0:t>
-      </ns0:r>
-      <ns0:r>
-        <ns0:t xml:space="preserve"> </ns0:t>
-      </ns0:r>
-      <ns0:r>
-        <ns0:rPr>
-          <ns0:rFonts ns0:hint="eastAsia"/>
-        </ns0:rPr>
-        <ns0:t xml:space="preserve">G6——RGB565绿色分量（6bit，取位[10:5]），范围0~63；</ns0:t>
-      </ns0:r>
-      <ns0:r>
-        <ns0:t xml:space="preserve"> </ns0:t>
-      </ns0:r>
-      <ns0:r>
-        <ns0:rPr>
-          <ns0:rFonts ns0:hint="eastAsia"/>
-        </ns0:rPr>
-        <ns0:t xml:space="preserve">B5——RGB565蓝色分量（5bit，取位[4:0]），范围0~31。</ns0:t>
-      </ns0:r>
-    </ns0:p>
-    <ns0:p>
-      <ns0:pPr>
-        <ns0:pStyle ns0:val="12"/>
-      </ns0:pPr>
-      <ns0:r>
-        <ns0:rPr>
-          <ns0:rFonts ns0:hint="eastAsia"/>
-        </ns0:rPr>
-        <ns0:t xml:space="preserve">公式（9-2）中系数159、152和60分别对应R5/G6/B5分量在8bit亮度空间中的权重映射，右移6位等价于除以64，在单个处理器周期内即可完成。在ESP32-P4的400MHz</ns0:t>
-      </ns0:r>
-      <ns0:r>
-        <ns0:t xml:space="preserve"> </ns0:t>
-      </ns0:r>
-      <ns0:r>
-        <ns0:rPr>
-          <ns0:rFonts ns0:hint="eastAsia"/>
-        </ns0:rPr>
-        <ns0:t xml:space="preserve">RISC-V核上，该近似算法对320×240共76800个像素的处理耗时约为数百微秒，远优于先展开为RGB888再调用浮点加权公式的原始方案。</ns0:t>
-      </ns0:r>
-    </ns0:p>
-    <ns0:bookmarkEnd ns0:id="183"/>
-    <ns0:bookmarkStart ns0:id="184" ns0:name="帧数据量与带宽预算-1"/>
-    <ns0:p>
-      <ns0:pPr>
-        <ns0:pStyle ns0:val="4"/>
-      </ns0:pPr>
-      <ns0:r>
-        <ns0:t xml:space="preserve">9.3.6 </ns0:t>
-      </ns0:r>
-      <ns0:r>
-        <ns0:rPr>
-          <ns0:rFonts ns0:hint="eastAsia"/>
-        </ns0:rPr>
-        <ns0:t xml:space="preserve">帧数据量与带宽预算</ns0:t>
-      </ns0:r>
-    </ns0:p>
-    <ns0:p>
-      <ns0:pPr>
-        <ns0:pStyle ns0:val="FirstParagraph"/>
-      </ns0:pPr>
-      <ns0:r>
-        <ns0:rPr>
-          <ns0:rFonts ns0:hint="eastAsia"/>
-        </ns0:rPr>
-        <ns0:t xml:space="preserve">建立帧数据量和带宽预算表是视觉系统设计的基本功，它能帮助设计者在选型阶段就识别出潜在的带宽瓶颈。单帧RGB565图像的数据量计算公式为：</ns0:t>
-      </ns0:r>
-    </ns0:p>
-    <ns0:p>
-      <ns0:pPr>
-        <ns0:pStyle ns0:val="SourceCode"/>
-      </ns0:pPr>
-      <ns0:r>
-        <ns0:rPr>
-          <ns0:rStyle ns0:val="VerbatimChar"/>
-        </ns0:rPr>
-        <ns0:t xml:space="preserve">S = W × H × B / 8                                                         </ns0:t>
-      </ns0:r>
-      <ns0:r>
-        <ns0:rPr>
-          <ns0:rStyle ns0:val="VerbatimChar"/>
-          <ns0:rFonts ns0:hint="eastAsia"/>
-        </ns0:rPr>
-        <ns0:t xml:space="preserve">（9-3）</ns0:t>
-      </ns0:r>
-    </ns0:p>
-    <ns0:p>
-      <ns0:pPr>
-        <ns0:pStyle ns0:val="FirstParagraph"/>
-      </ns0:pPr>
-      <ns0:r>
-        <ns0:rPr>
-          <ns0:rFonts ns0:hint="eastAsia"/>
-        </ns0:rPr>
-        <ns0:t xml:space="preserve">式中</ns0:t>
-      </ns0:r>
-      <ns0:r>
-        <ns0:t xml:space="preserve"> </ns0:t>
-      </ns0:r>
-      <ns0:r>
-        <ns0:rPr>
-          <ns0:rFonts ns0:hint="eastAsia"/>
-        </ns0:rPr>
-        <ns0:t xml:space="preserve">S——单帧数据量，Byte；</ns0:t>
-      </ns0:r>
-      <ns0:r>
-        <ns0:t xml:space="preserve"> </ns0:t>
-      </ns0:r>
-      <ns0:r>
-        <ns0:rPr>
-          <ns0:rFonts ns0:hint="eastAsia"/>
-        </ns0:rPr>
-        <ns0:t xml:space="preserve">W——图像宽度，pixel；</ns0:t>
-      </ns0:r>
-      <ns0:r>
-        <ns0:t xml:space="preserve"> </ns0:t>
-      </ns0:r>
-      <ns0:r>
-        <ns0:rPr>
-          <ns0:rFonts ns0:hint="eastAsia"/>
-        </ns0:rPr>
-        <ns0:t xml:space="preserve">H——图像高度，pixel；</ns0:t>
-      </ns0:r>
-      <ns0:r>
-        <ns0:t xml:space="preserve"> </ns0:t>
-      </ns0:r>
-      <ns0:r>
-        <ns0:rPr>
-          <ns0:rFonts ns0:hint="eastAsia"/>
-        </ns0:rPr>
-        <ns0:t xml:space="preserve">B——像素位深，bit。</ns0:t>
-      </ns0:r>
-    </ns0:p>
-    <ns0:p>
-      <ns0:pPr>
-        <ns0:pStyle ns0:val="12"/>
-      </ns0:pPr>
-      <ns0:r>
-        <ns0:rPr>
-          <ns0:rFonts ns0:hint="eastAsia"/>
-        </ns0:rPr>
-        <ns0:t xml:space="preserve">连续视频流的原始数据率计算公式为：</ns0:t>
-      </ns0:r>
-    </ns0:p>
-    <ns0:p>
-      <ns0:pPr>
-        <ns0:pStyle ns0:val="SourceCode"/>
-      </ns0:pPr>
-      <ns0:r>
-        <ns0:rPr>
-          <ns0:rStyle ns0:val="VerbatimChar"/>
-        </ns0:rPr>
-        <ns0:t xml:space="preserve">R = S × F                                                                 </ns0:t>
-      </ns0:r>
-      <ns0:r>
-        <ns0:rPr>
-          <ns0:rStyle ns0:val="VerbatimChar"/>
-          <ns0:rFonts ns0:hint="eastAsia"/>
-        </ns0:rPr>
-        <ns0:t xml:space="preserve">（9-4）</ns0:t>
-      </ns0:r>
-    </ns0:p>
-    <ns0:p>
-      <ns0:pPr>
-        <ns0:pStyle ns0:val="FirstParagraph"/>
-      </ns0:pPr>
-      <ns0:r>
-        <ns0:rPr>
-          <ns0:rFonts ns0:hint="eastAsia"/>
-        </ns0:rPr>
-        <ns0:t xml:space="preserve">式中</ns0:t>
-      </ns0:r>
-      <ns0:r>
-        <ns0:t xml:space="preserve"> </ns0:t>
-      </ns0:r>
-      <ns0:r>
-        <ns0:rPr>
-          <ns0:rFonts ns0:hint="eastAsia"/>
-        </ns0:rPr>
-        <ns0:t xml:space="preserve">R——原始数据率，Byte/s；</ns0:t>
-      </ns0:r>
-      <ns0:r>
-        <ns0:t xml:space="preserve"> </ns0:t>
-      </ns0:r>
-      <ns0:r>
-        <ns0:rPr>
-          <ns0:rFonts ns0:hint="eastAsia"/>
-        </ns0:rPr>
-        <ns0:t xml:space="preserve">F——帧率，fps。</ns0:t>
-      </ns0:r>
-    </ns0:p>
-    <ns0:p>
-      <ns0:pPr>
-        <ns0:pStyle ns0:val="12"/>
-        <ns0:jc ns0:val="center"/>
-      </ns0:pPr>
-      <ns0:r>
-        <ns0:rPr>
-          <ns0:rFonts ns0:hint="eastAsia"/>
-        </ns0:rPr>
-        <ns0:t xml:space="preserve">表9-8给出了evt_sem_P4在不同分辨率下各处理阶段的帧数据量，读者可依此方法为自己的项目建立类似的带宽预算。</ns0:t>
-      </ns0:r>
-    </ns0:p>
-    <ns0:p>
-      <ns0:pPr>
-        <ns0:pStyle ns0:val="12"/>
-        <ns0:jc ns0:val="center"/>
-      </ns0:pPr>
-      <ns0:r>
-        <ns0:rPr>
-          <ns0:rFonts ns0:hint="eastAsia"/>
-        </ns0:rPr>
-        <ns0:t xml:space="preserve">表9-8</ns0:t>
-      </ns0:r>
-      <ns0:r>
-        <ns0:t xml:space="preserve"> </ns0:t>
-      </ns0:r>
-      <ns0:r>
-        <ns0:rPr>
-          <ns0:rFonts ns0:hint="eastAsia"/>
-        </ns0:rPr>
-        <ns0:t xml:space="preserve">evt_sem_P4各分辨率帧数据量与带宽预算</ns0:t>
-      </ns0:r>
-    </ns0:p>
-    <ns0:tbl>
-      <ns0:tblPr>
-        <ns0:tblStyle ns0:val="Table"/>
-        <ns0:tblW ns0:type="pct" ns0:w="5000"/>
-        <ns0:tblLayout ns0:type="fixed"/>
-        <ns0:tblLook ns0:firstRow="1" ns0:lastRow="0" ns0:firstColumn="0" ns0:lastColumn="0" ns0:noHBand="0" ns0:noVBand="0" ns0:val="0020"/>
-      </ns0:tblPr>
-      <ns0:tblGrid>
-        <ns0:gridCol ns0:w="1188"/>
-        <ns0:gridCol ns0:w="1056"/>
-        <ns0:gridCol ns0:w="1188"/>
-        <ns0:gridCol ns0:w="1452"/>
-        <ns0:gridCol ns0:w="1188"/>
-        <ns0:gridCol ns0:w="1056"/>
-        <ns0:gridCol ns0:w="792"/>
-      </ns0:tblGrid>
-      <ns0:tr>
-        <ns0:trPr>
-          <ns0:tblHeader ns0:val="on"/>
-        </ns0:trPr>
-        <ns0:tc>
-          <ns0:tcPr/>
-          <ns0:p>
-            <ns0:pPr>
-              <ns0:pStyle ns0:val="Compact"/>
-            </ns0:pPr>
-            <ns0:r>
-              <ns0:rPr>
-                <ns0:rFonts ns0:hint="eastAsia"/>
-              </ns0:rPr>
-              <ns0:t xml:space="preserve">处理阶段</ns0:t>
-            </ns0:r>
-          </ns0:p>
-        </ns0:tc>
-        <ns0:tc>
-          <ns0:tcPr/>
-          <ns0:p>
-            <ns0:pPr>
-              <ns0:pStyle ns0:val="Compact"/>
-            </ns0:pPr>
-            <ns0:r>
-              <ns0:rPr>
-                <ns0:rFonts ns0:hint="eastAsia"/>
-              </ns0:rPr>
-              <ns0:t xml:space="preserve">分辨率</ns0:t>
-            </ns0:r>
-          </ns0:p>
-        </ns0:tc>
-        <ns0:tc>
-          <ns0:tcPr/>
-          <ns0:p>
-            <ns0:pPr>
-              <ns0:pStyle ns0:val="Compact"/>
-            </ns0:pPr>
-            <ns0:r>
-              <ns0:rPr>
-                <ns0:rFonts ns0:hint="eastAsia"/>
-              </ns0:rPr>
-              <ns0:t xml:space="preserve">像素格式</ns0:t>
-            </ns0:r>
-          </ns0:p>
-        </ns0:tc>
-        <ns0:tc>
-          <ns0:tcPr/>
-          <ns0:p>
-            <ns0:pPr>
-              <ns0:pStyle ns0:val="Compact"/>
-            </ns0:pPr>
-            <ns0:r>
-              <ns0:rPr>
-                <ns0:rFonts ns0:hint="eastAsia"/>
-              </ns0:rPr>
-              <ns0:t xml:space="preserve">单帧数据量</ns0:t>
-            </ns0:r>
-          </ns0:p>
-        </ns0:tc>
-        <ns0:tc>
-          <ns0:tcPr/>
-          <ns0:p>
-            <ns0:pPr>
-              <ns0:pStyle ns0:val="Compact"/>
-            </ns0:pPr>
-            <ns0:r>
-              <ns0:rPr>
-                <ns0:rFonts ns0:hint="eastAsia"/>
-              </ns0:rPr>
-              <ns0:t xml:space="preserve">帧率/fps</ns0:t>
-            </ns0:r>
-          </ns0:p>
-        </ns0:tc>
-        <ns0:tc>
-          <ns0:tcPr/>
-          <ns0:p>
-            <ns0:pPr>
-              <ns0:pStyle ns0:val="Compact"/>
-            </ns0:pPr>
-            <ns0:r>
-              <ns0:rPr>
-                <ns0:rFonts ns0:hint="eastAsia"/>
-              </ns0:rPr>
-              <ns0:t xml:space="preserve">数据率</ns0:t>
-            </ns0:r>
-          </ns0:p>
-        </ns0:tc>
-        <ns0:tc>
-          <ns0:tcPr/>
-          <ns0:p>
-            <ns0:pPr>
-              <ns0:pStyle ns0:val="Compact"/>
-            </ns0:pPr>
-            <ns0:r>
-              <ns0:rPr>
-                <ns0:rFonts ns0:hint="eastAsia"/>
-              </ns0:rPr>
-              <ns0:t xml:space="preserve">备注</ns0:t>
-            </ns0:r>
-          </ns0:p>
-        </ns0:tc>
-      </ns0:tr>
-      <ns0:tr>
-        <ns0:tc>
-          <ns0:tcPr/>
-          <ns0:p>
-            <ns0:pPr>
-              <ns0:pStyle ns0:val="Compact"/>
-            </ns0:pPr>
-            <ns0:r>
-              <ns0:rPr>
-                <ns0:rFonts ns0:hint="eastAsia"/>
-              </ns0:rPr>
-              <ns0:t xml:space="preserve">原始采集</ns0:t>
-            </ns0:r>
-          </ns0:p>
-        </ns0:tc>
-        <ns0:tc>
-          <ns0:tcPr/>
-          <ns0:p>
-            <ns0:pPr>
-              <ns0:pStyle ns0:val="Compact"/>
-            </ns0:pPr>
-            <ns0:r>
-              <ns0:t xml:space="preserve">960×720</ns0:t>
-            </ns0:r>
-          </ns0:p>
-        </ns0:tc>
-        <ns0:tc>
-          <ns0:tcPr/>
-          <ns0:p>
-            <ns0:pPr>
-              <ns0:pStyle ns0:val="Compact"/>
-            </ns0:pPr>
-            <ns0:r>
-              <ns0:t xml:space="preserve">RGB565</ns0:t>
-            </ns0:r>
-          </ns0:p>
-        </ns0:tc>
-        <ns0:tc>
-          <ns0:tcPr/>
-          <ns0:p>
-            <ns0:pPr>
-              <ns0:pStyle ns0:val="Compact"/>
-            </ns0:pPr>
-            <ns0:r>
-              <ns0:t xml:space="preserve">1,382,400B≈1.38MB</ns0:t>
-            </ns0:r>
-          </ns0:p>
-        </ns0:tc>
-        <ns0:tc>
-          <ns0:tcPr/>
-          <ns0:p>
-            <ns0:pPr>
-              <ns0:pStyle ns0:val="Compact"/>
-            </ns0:pPr>
-            <ns0:r>
-              <ns0:t xml:space="preserve">15</ns0:t>
-            </ns0:r>
-          </ns0:p>
-        </ns0:tc>
-        <ns0:tc>
-          <ns0:tcPr/>
-          <ns0:p>
-            <ns0:pPr>
-              <ns0:pStyle ns0:val="Compact"/>
-            </ns0:pPr>
-            <ns0:r>
-              <ns0:t xml:space="preserve">~20.7MB/s</ns0:t>
-            </ns0:r>
-          </ns0:p>
-        </ns0:tc>
-        <ns0:tc>
-          <ns0:tcPr/>
-          <ns0:p>
-            <ns0:pPr>
-              <ns0:pStyle ns0:val="Compact"/>
-            </ns0:pPr>
-            <ns0:r>
-              <ns0:rPr>
-                <ns0:rFonts ns0:hint="eastAsia"/>
-              </ns0:rPr>
-              <ns0:t xml:space="preserve">MIPI-CSI输入</ns0:t>
-            </ns0:r>
-          </ns0:p>
-        </ns0:tc>
-      </ns0:tr>
-      <ns0:tr>
-        <ns0:tc>
-          <ns0:tcPr/>
-          <ns0:p>
-            <ns0:pPr>
-              <ns0:pStyle ns0:val="Compact"/>
-            </ns0:pPr>
-            <ns0:r>
-              <ns0:rPr>
-                <ns0:rFonts ns0:hint="eastAsia"/>
-              </ns0:rPr>
-              <ns0:t xml:space="preserve">灰度降采样</ns0:t>
-            </ns0:r>
-          </ns0:p>
-        </ns0:tc>
-        <ns0:tc>
-          <ns0:tcPr/>
-          <ns0:p>
-            <ns0:pPr>
-              <ns0:pStyle ns0:val="Compact"/>
-            </ns0:pPr>
-            <ns0:r>
-              <ns0:t xml:space="preserve">320×240</ns0:t>
-            </ns0:r>
-          </ns0:p>
-        </ns0:tc>
-        <ns0:tc>
-          <ns0:tcPr/>
-          <ns0:p>
-            <ns0:pPr>
-              <ns0:pStyle ns0:val="Compact"/>
-            </ns0:pPr>
-            <ns0:r>
-              <ns0:t xml:space="preserve">Gray8</ns0:t>
-            </ns0:r>
-          </ns0:p>
-        </ns0:tc>
-        <ns0:tc>
-          <ns0:tcPr/>
-          <ns0:p>
-            <ns0:pPr>
-              <ns0:pStyle ns0:val="Compact"/>
-            </ns0:pPr>
-            <ns0:r>
-              <ns0:t xml:space="preserve">76,800B≈75KB</ns0:t>
-            </ns0:r>
-          </ns0:p>
-        </ns0:tc>
-        <ns0:tc>
-          <ns0:tcPr/>
-          <ns0:p>
-            <ns0:pPr>
-              <ns0:pStyle ns0:val="Compact"/>
-            </ns0:pPr>
-            <ns0:r>
-              <ns0:t xml:space="preserve">7.5</ns0:t>
-            </ns0:r>
-          </ns0:p>
-        </ns0:tc>
-        <ns0:tc>
-          <ns0:tcPr/>
-          <ns0:p>
-            <ns0:pPr>
-              <ns0:pStyle ns0:val="Compact"/>
-            </ns0:pPr>
-            <ns0:r>
-              <ns0:t xml:space="preserve">~576KB/s</ns0:t>
-            </ns0:r>
-          </ns0:p>
-        </ns0:tc>
-        <ns0:tc>
-          <ns0:tcPr/>
-          <ns0:p>
-            <ns0:pPr>
-              <ns0:pStyle ns0:val="Compact"/>
-            </ns0:pPr>
-            <ns0:r>
-              <ns0:rPr>
-                <ns0:rFonts ns0:hint="eastAsia"/>
-              </ns0:rPr>
-              <ns0:t xml:space="preserve">隔帧处理</ns0:t>
-            </ns0:r>
-          </ns0:p>
-        </ns0:tc>
-      </ns0:tr>
-      <ns0:tr>
-        <ns0:tc>
-          <ns0:tcPr/>
-          <ns0:p>
-            <ns0:pPr>
-              <ns0:pStyle ns0:val="Compact"/>
-            </ns0:pPr>
-            <ns0:r>
-              <ns0:rPr>
-                <ns0:rFonts ns0:hint="eastAsia"/>
-              </ns0:rPr>
-              <ns0:t xml:space="preserve">JPEG检测图</ns0:t>
-            </ns0:r>
-          </ns0:p>
-        </ns0:tc>
-        <ns0:tc>
-          <ns0:tcPr/>
-          <ns0:p>
-            <ns0:pPr>
-              <ns0:pStyle ns0:val="Compact"/>
-            </ns0:pPr>
-            <ns0:r>
-              <ns0:t xml:space="preserve">640×(auto)</ns0:t>
-            </ns0:r>
-          </ns0:p>
-        </ns0:tc>
-        <ns0:tc>
-          <ns0:tcPr/>
-          <ns0:p>
-            <ns0:pPr>
-              <ns0:pStyle ns0:val="Compact"/>
-            </ns0:pPr>
-            <ns0:r>
-              <ns0:t xml:space="preserve">JPEG</ns0:t>
-            </ns0:r>
-          </ns0:p>
-        </ns0:tc>
-        <ns0:tc>
-          <ns0:tcPr/>
-          <ns0:p>
-            <ns0:pPr>
-              <ns0:pStyle ns0:val="Compact"/>
-            </ns0:pPr>
-            <ns0:r>
-              <ns0:t xml:space="preserve">10~30KB</ns0:t>
-            </ns0:r>
-          </ns0:p>
-        </ns0:tc>
-        <ns0:tc>
-          <ns0:tcPr/>
-          <ns0:p>
-            <ns0:pPr>
-              <ns0:pStyle ns0:val="Compact"/>
-            </ns0:pPr>
-            <ns0:r>
-              <ns0:rPr>
-                <ns0:rFonts ns0:hint="eastAsia"/>
-              </ns0:rPr>
-              <ns0:t xml:space="preserve">按事件</ns0:t>
-            </ns0:r>
-          </ns0:p>
-        </ns0:tc>
-        <ns0:tc>
-          <ns0:tcPr/>
-          <ns0:p>
-            <ns0:pPr>
-              <ns0:pStyle ns0:val="Compact"/>
-            </ns0:pPr>
-            <ns0:r>
-              <ns0:rPr>
-                <ns0:rFonts ns0:hint="eastAsia"/>
-              </ns0:rPr>
-              <ns0:t xml:space="preserve">&lt;1.5KB/s(空闲)</ns0:t>
-            </ns0:r>
-          </ns0:p>
-        </ns0:tc>
-        <ns0:tc>
-          <ns0:tcPr/>
-          <ns0:p>
-            <ns0:pPr>
-              <ns0:pStyle ns0:val="Compact"/>
-            </ns0:pPr>
-            <ns0:r>
-              <ns0:rPr>
-                <ns0:rFonts ns0:hint="eastAsia"/>
-              </ns0:rPr>
-              <ns0:t xml:space="preserve">空闲1/15帧输出</ns0:t>
-            </ns0:r>
-          </ns0:p>
-        </ns0:tc>
-      </ns0:tr>
-      <ns0:tr>
-        <ns0:tc>
-          <ns0:tcPr/>
-          <ns0:p>
-            <ns0:pPr>
-              <ns0:pStyle ns0:val="Compact"/>
-            </ns0:pPr>
-            <ns0:r>
-              <ns0:rPr>
-                <ns0:rFonts ns0:hint="eastAsia"/>
-              </ns0:rPr>
-              <ns0:t xml:space="preserve">JPEG母图</ns0:t>
-            </ns0:r>
-          </ns0:p>
-        </ns0:tc>
-        <ns0:tc>
-          <ns0:tcPr/>
-          <ns0:p>
-            <ns0:pPr>
-              <ns0:pStyle ns0:val="Compact"/>
-            </ns0:pPr>
-            <ns0:r>
-              <ns0:t xml:space="preserve">960×720</ns0:t>
-            </ns0:r>
-          </ns0:p>
-        </ns0:tc>
-        <ns0:tc>
-          <ns0:tcPr/>
-          <ns0:p>
-            <ns0:pPr>
-              <ns0:pStyle ns0:val="Compact"/>
-            </ns0:pPr>
-            <ns0:r>
-              <ns0:t xml:space="preserve">JPEG</ns0:t>
-            </ns0:r>
-          </ns0:p>
-        </ns0:tc>
-        <ns0:tc>
-          <ns0:tcPr/>
-          <ns0:p>
-            <ns0:pPr>
-              <ns0:pStyle ns0:val="Compact"/>
-            </ns0:pPr>
-            <ns0:r>
-              <ns0:t xml:space="preserve">50~150KB</ns0:t>
-            </ns0:r>
-          </ns0:p>
-        </ns0:tc>
-        <ns0:tc>
-          <ns0:tcPr/>
-          <ns0:p>
-            <ns0:pPr>
-              <ns0:pStyle ns0:val="Compact"/>
-            </ns0:pPr>
-            <ns0:r>
-              <ns0:rPr>
-                <ns0:rFonts ns0:hint="eastAsia"/>
-              </ns0:rPr>
-              <ns0:t xml:space="preserve">按需</ns0:t>
-            </ns0:r>
-          </ns0:p>
-        </ns0:tc>
-        <ns0:tc>
-          <ns0:tcPr/>
-          <ns0:p>
-            <ns0:pPr>
-              <ns0:pStyle ns0:val="Compact"/>
-            </ns0:pPr>
-            <ns0:r>
-              <ns0:rPr>
-                <ns0:rFonts ns0:hint="eastAsia"/>
-              </ns0:rPr>
-              <ns0:t xml:space="preserve">&lt;150KB/次</ns0:t>
-            </ns0:r>
-          </ns0:p>
-        </ns0:tc>
-        <ns0:tc>
-          <ns0:tcPr/>
-          <ns0:p>
-            <ns0:pPr>
-              <ns0:pStyle ns0:val="Compact"/>
-            </ns0:pPr>
-            <ns0:r>
-              <ns0:rPr>
-                <ns0:rFonts ns0:hint="eastAsia"/>
-              </ns0:rPr>
-              <ns0:t xml:space="preserve">上位机按需请求</ns0:t>
-            </ns0:r>
-          </ns0:p>
-        </ns0:tc>
-      </ns0:tr>
-    </ns0:tbl>
-    <ns0:p>
-      <ns0:pPr>
-        <ns0:pStyle ns0:val="12"/>
-        <ns0:jc ns0:val="center"/>
-      </ns0:pPr>
-      <ns0:r>
-        <ns0:rPr>
-          <ns0:rFonts ns0:hint="eastAsia"/>
-          <ns0:sz ns0:val="18"/>
-        </ns0:rPr>
-        <ns0:t xml:space="preserve">注：JPEG压缩比与图像内容复杂度高度相关，简单场景（静态白墙）压缩比&gt;100∶1，复杂纹理场景压缩比约10∶1。表中数据为实测经验值。</ns0:t>
-      </ns0:r>
-    </ns0:p>
-    <ns0:bookmarkEnd ns0:id="184"/>
-    <ns0:bookmarkStart ns0:id="185" ns0:name="单缓冲双缓冲与多缓冲-1"/>
-    <ns0:p>
-      <ns0:pPr>
-        <ns0:pStyle ns0:val="4"/>
-      </ns0:pPr>
-      <ns0:r>
-        <ns0:t xml:space="preserve">9.3.7 </ns0:t>
-      </ns0:r>
-      <ns0:r>
-        <ns0:rPr>
-          <ns0:rFonts ns0:hint="eastAsia"/>
-        </ns0:rPr>
-        <ns0:t xml:space="preserve">单缓冲、双缓冲与多缓冲</ns0:t>
-      </ns0:r>
-    </ns0:p>
-    <ns0:p>
-      <ns0:pPr>
-        <ns0:pStyle ns0:val="FirstParagraph"/>
-      </ns0:pPr>
-      <ns0:r>
-        <ns0:rPr>
-          <ns0:rFonts ns0:hint="eastAsia"/>
-        </ns0:rPr>
-        <ns0:t xml:space="preserve">图像采集系统中的缓冲策略直接影响系统的吞吐量和数据安全性。单缓冲（Single</ns0:t>
-      </ns0:r>
-      <ns0:r>
-        <ns0:t xml:space="preserve"> </ns0:t>
-      </ns0:r>
-      <ns0:r>
-        <ns0:rPr>
-          <ns0:rFonts ns0:hint="eastAsia"/>
-        </ns0:rPr>
-        <ns0:t xml:space="preserve">Buffering）模式下，采集和消费共享同一内存区域，新帧可能在任何时刻覆盖旧帧，消费者读到不完整的”撕裂”帧的概率极高。双缓冲（Double</ns0:t>
-      </ns0:r>
-      <ns0:r>
-        <ns0:t xml:space="preserve"> </ns0:t>
-      </ns0:r>
-      <ns0:r>
-        <ns0:rPr>
-          <ns0:rFonts ns0:hint="eastAsia"/>
-        </ns0:rPr>
-        <ns0:t xml:space="preserve">Buffering）模式将采集和消费分离到两块交替使用的内存区域，实现了基本的读写隔离，但在消费者处理速度低于生产者采集速度时仍可能丢失帧。多缓冲（Multiple</ns0:t>
-      </ns0:r>
-      <ns0:r>
-        <ns0:t xml:space="preserve"> </ns0:t>
-      </ns0:r>
-      <ns0:r>
-        <ns0:rPr>
-          <ns0:rFonts ns0:hint="eastAsia"/>
-        </ns0:rPr>
-        <ns0:t xml:space="preserve">Buffering）或环形缓冲（Ring</ns0:t>
-      </ns0:r>
-      <ns0:r>
-        <ns0:t xml:space="preserve"> </ns0:t>
-      </ns0:r>
-      <ns0:r>
-        <ns0:rPr>
-          <ns0:rFonts ns0:hint="eastAsia"/>
-        </ns0:rPr>
-        <ns0:t xml:space="preserve">Buffer）模式使用三个以上缓冲区构成循环队列，在消费者偶尔出现处理延迟时提供缓冲裕量，是连续视频采集场景的标准方案。</ns0:t>
-      </ns0:r>
-    </ns0:p>
-    <ns0:p>
-      <ns0:pPr>
-        <ns0:pStyle ns0:val="12"/>
-      </ns0:pPr>
-      <ns0:r>
-        <ns0:rPr>
-          <ns0:rFonts ns0:hint="eastAsia"/>
-        </ns0:rPr>
-        <ns0:t xml:space="preserve">evt_sem_P4的V4L2驱动默认申请6个DMA缓冲区，形成深度为6的环形缓冲池。生产者（摄像头DMA）按环形顺序写入缓冲区，消费者（应用线程）按写入完成的顺序取出并处理。6个缓冲区的深度意味着消费者可以有最长约(6-1)/15≈333ms的临时处理延迟而不导致帧丢失——这一裕量为JPEG编码的耗时波动（通常在10~30ms间，极端场景可达80ms）和USB传输等待提供了充足的容错空间。当所有缓冲区均被生产者写满而消费者尚未归还任何缓冲区时，生产者将丢弃新帧（V4L2驱动自动处理），并在摄像头状态统计中递增dropped_frames计数器。</ns0:t>
-      </ns0:r>
-    </ns0:p>
-    <ns0:bookmarkEnd ns0:id="185"/>
-    <ns0:bookmarkStart ns0:id="186" ns0:name="环形缓存与历史数据保留-1"/>
-    <ns0:p>
-      <ns0:pPr>
-        <ns0:pStyle ns0:val="4"/>
-      </ns0:pPr>
-      <ns0:r>
-        <ns0:t xml:space="preserve">9.3.8 </ns0:t>
-      </ns0:r>
-      <ns0:r>
-        <ns0:rPr>
-          <ns0:rFonts ns0:hint="eastAsia"/>
-        </ns0:rPr>
-        <ns0:t xml:space="preserve">环形缓存与历史数据保留</ns0:t>
-      </ns0:r>
-    </ns0:p>
-    <ns0:p>
-      <ns0:pPr>
-        <ns0:pStyle ns0:val="FirstParagraph"/>
-      </ns0:pPr>
-      <ns0:r>
-        <ns0:rPr>
-          <ns0:rFonts ns0:hint="eastAsia"/>
-        </ns0:rPr>
-        <ns0:t xml:space="preserve">帧环形缓冲（Frame</ns0:t>
-      </ns0:r>
-      <ns0:r>
-        <ns0:t xml:space="preserve"> Ring </ns0:t>
-      </ns0:r>
-      <ns0:r>
-        <ns0:rPr>
-          <ns0:rFonts ns0:hint="eastAsia"/>
-        </ns0:rPr>
-        <ns0:t xml:space="preserve">Buffer）在视觉系统中承担两类职责：一是缓冲当前的采集帧数据，平滑生产和消费速率的不匹配；二是保留最近的若干帧元数据，为事件发生后回溯”事发前”的画面提供索引。evt_sem_P4项目实现了轻量级的帧元数据环形记录器（frame_ring组件），仅存储每帧的结构化元数据（帧号、时间戳、分辨率、像素格式、有效载荷长度等，共11个字段），而不复制图像数据本身。每个槽位的元数据结构体大小固定（约40Byte），环形深度可通过Kconfig配置（默认值适用一般场景）。</ns0:t>
-      </ns0:r>
-    </ns0:p>
-    <ns0:p>
-      <ns0:pPr>
-        <ns0:pStyle ns0:val="12"/>
-      </ns0:pPr>
-      <ns0:r>
-        <ns0:rPr>
-          <ns0:rFonts ns0:hint="eastAsia"/>
-        </ns0:rPr>
-        <ns0:t xml:space="preserve">元数据环形记录器的设计遵循”仅追加、不删除”原则：写指针单调递增，读操作通过写指针反推最新写入位置，无锁且无内存分配。当事件触发时，证据生成模块从元数据环形记录器中读取当前帧的完整上下文信息，将其填充至证据帧的帧头和JSON边车元数据中，确保每个证据帧都携带足够的上游溯源信息（provenance），供后端分析时追溯事件的原始采集条件。</ns0:t>
-      </ns0:r>
-    </ns0:p>
-    <ns0:bookmarkEnd ns0:id="186"/>
-    <ns0:bookmarkStart ns0:id="187" ns0:name="生产者消费者任务模型-1"/>
-    <ns0:p>
-      <ns0:pPr>
-        <ns0:pStyle ns0:val="4"/>
-      </ns0:pPr>
-      <ns0:r>
-        <ns0:t xml:space="preserve">9.3.9 </ns0:t>
-      </ns0:r>
-      <ns0:r>
-        <ns0:rPr>
-          <ns0:rFonts ns0:hint="eastAsia"/>
-        </ns0:rPr>
-        <ns0:t xml:space="preserve">生产者—消费者任务模型</ns0:t>
-      </ns0:r>
-    </ns0:p>
-    <ns0:p>
-      <ns0:pPr>
-        <ns0:pStyle ns0:val="FirstParagraph"/>
-      </ns0:pPr>
-      <ns0:r>
-        <ns0:rPr>
-          <ns0:rFonts ns0:hint="eastAsia"/>
-        </ns0:rPr>
-        <ns0:t xml:space="preserve">生产者—消费者（Producer-Consumer）模型是嵌入式视觉系统中最核心的任务协作模式。在evt_sem_P4项目中，这一模型出现在多个层次：硬件层面，摄像头DMA（生产者）向V4L2缓冲区队列写入数据，应用线程（消费者）从中读取；算法层面，采集线程（生产者）将检测到的证据帧元数据推入USB桥接器的发送队列，USB发送任务（消费者）从中取出并传输；导出层面，相机任务（生产者）将选定的帧数据推入帧导出队列，SD卡写入任务（消费者）异步落盘。</ns0:t>
-      </ns0:r>
-    </ns0:p>
-    <ns0:p>
-      <ns0:pPr>
-        <ns0:pStyle ns0:val="12"/>
-      </ns0:pPr>
-      <ns0:r>
-        <ns0:rPr>
-          <ns0:rFonts ns0:hint="eastAsia"/>
-        </ns0:rPr>
-        <ns0:t xml:space="preserve">该模型的核心同步问题是缓冲区队列的空满管理。当队列满时，生产者必须决定是阻塞等待（可能影响采集实时性）还是丢弃帧（放弃当前数据）；当队列空时，消费者必须决定是阻塞等待（可能永久挂起）还是超时返回（允许执行其他任务）。evt_sem_P4在USB桥接器队列上采用了双重非阻塞策略：入队端，若队列满则直接丢弃帧并递增丢弃计数器（dropped_busy），不阻塞采集线程；出队端，若队列空则等待上位机发送”就绪令牌”（DTR/RTS信号），超时则递增等待超时计数器并继续循环。这种策略确保了核心采集管线的实时性不受USB发送端状态的影响。</ns0:t>
-      </ns0:r>
-    </ns0:p>
-    <ns0:bookmarkEnd ns0:id="187"/>
-    <ns0:bookmarkStart ns0:id="188" ns0:name="数据所有权与生命周期管理-1"/>
-    <ns0:p>
-      <ns0:pPr>
-        <ns0:pStyle ns0:val="4"/>
-      </ns0:pPr>
-      <ns0:r>
-        <ns0:t xml:space="preserve">9.3.10 </ns0:t>
-      </ns0:r>
-      <ns0:r>
-        <ns0:rPr>
-          <ns0:rFonts ns0:hint="eastAsia"/>
-        </ns0:rPr>
-        <ns0:t xml:space="preserve">数据所有权与生命周期管理</ns0:t>
-      </ns0:r>
-    </ns0:p>
-    <ns0:p>
-      <ns0:pPr>
-        <ns0:pStyle ns0:val="FirstParagraph"/>
-      </ns0:pPr>
-      <ns0:r>
-        <ns0:rPr>
-          <ns0:rFonts ns0:hint="eastAsia"/>
-        </ns0:rPr>
-        <ns0:t xml:space="preserve">在涉及多个任务和多块内存缓冲区的系统中，数据所有权（Data</ns0:t>
-      </ns0:r>
-      <ns0:r>
-        <ns0:t xml:space="preserve"> </ns0:t>
-      </ns0:r>
-      <ns0:r>
-        <ns0:rPr>
-          <ns0:rFonts ns0:hint="eastAsia"/>
-        </ns0:rPr>
-        <ns0:t xml:space="preserve">Ownership）管理是避免内存泄漏、重复释放（double-free）和使用已释放内存（use-after-free）等严重缺陷的关键。明确的所有权规则使得代码评审者可以在不运行程序的情况下推理内存安全属性。</ns0:t>
-      </ns0:r>
-    </ns0:p>
-    <ns0:p>
-      <ns0:pPr>
-        <ns0:pStyle ns0:val="12"/>
-      </ns0:pPr>
-      <ns0:r>
-        <ns0:rPr>
-          <ns0:rFonts ns0:hint="eastAsia"/>
-        </ns0:rPr>
-        <ns0:t xml:space="preserve">evt_sem_P4项目遵循以下显式所有权规则：</ns0:t>
-      </ns0:r>
-    </ns0:p>
-    <ns0:p>
-      <ns0:pPr>
-        <ns0:pStyle ns0:val="12"/>
-      </ns0:pPr>
-      <ns0:r>
-        <ns0:rPr>
-          <ns0:rFonts ns0:hint="eastAsia"/>
-        </ns0:rPr>
-        <ns0:t xml:space="preserve">（1）V4L2</ns0:t>
-      </ns0:r>
-      <ns0:r>
-        <ns0:t xml:space="preserve"> </ns0:t>
-      </ns0:r>
-      <ns0:r>
-        <ns0:rPr>
-          <ns0:rFonts ns0:hint="eastAsia"/>
-        </ns0:rPr>
-        <ns0:t xml:space="preserve">DMA缓冲区的所有权在DQBUF调用时从驱动转移至应用线程，在QBUF调用时从应用线程归还至驱动。应用线程在持有期间可以读写缓冲区内容，归还后不得再访问。</ns0:t>
-      </ns0:r>
-      <ns0:r>
-        <ns0:t xml:space="preserve"> </ns0:t>
-      </ns0:r>
-      <ns0:r>
-        <ns0:rPr>
-          <ns0:rFonts ns0:hint="eastAsia"/>
-        </ns0:rPr>
-        <ns0:t xml:space="preserve">（2）USB桥接器证据队列中每个槽位的数据缓冲区（存储在PSRAM中）由发送任务独占释放。采集（入队）线程仅将数据拷贝至空闲槽位并标记为已占用，绝不执行释放操作。</ns0:t>
-      </ns0:r>
-      <ns0:r>
-        <ns0:t xml:space="preserve"> </ns0:t>
-      </ns0:r>
-      <ns0:r>
-        <ns0:rPr>
-          <ns0:rFonts ns0:hint="eastAsia"/>
-        </ns0:rPr>
-        <ns0:t xml:space="preserve">（3）算法模块的Gray8工作缓冲区（s_gray_curr、s_gray_prev、s_gray_display）在初始化时分配后即由算法模块永久持有，直到系统关闭前不释放。帧间通过交换指针（swap）而非重新分配来实现上一帧和当前帧的角色切换。</ns0:t>
-      </ns0:r>
-      <ns0:r>
-        <ns0:t xml:space="preserve"> </ns0:t>
-      </ns0:r>
-      <ns0:r>
-        <ns0:rPr>
-          <ns0:rFonts ns0:hint="eastAsia"/>
-        </ns0:rPr>
-        <ns0:t xml:space="preserve">（4）JPEG编码器的输入输出缓冲区通过ESP-IDF的专用内存分配函数获取，由证据编码函数管理其生命周期。</ns0:t>
-      </ns0:r>
-    </ns0:p>
-    <ns0:p>
-      <ns0:pPr>
-        <ns0:pStyle ns0:val="12"/>
-      </ns0:pPr>
-      <ns0:r>
-        <ns0:rPr>
-          <ns0:rFonts ns0:hint="eastAsia"/>
-        </ns0:rPr>
-        <ns0:t xml:space="preserve">这些规则的共同特征是：每块内存在任何时刻有且仅有一个明确的”所有者”，所有权的转移通过约定的API调用边界显式完成。这一定式极大地简化了多任务内存管理的复杂度。</ns0:t>
-      </ns0:r>
-    </ns0:p>
-    <ns0:bookmarkEnd ns0:id="188"/>
-    <ns0:bookmarkStart ns0:id="189" ns0:name="数据复制零拷贝与资源权衡-1"/>
-    <ns0:p>
-      <ns0:pPr>
-        <ns0:pStyle ns0:val="4"/>
-      </ns0:pPr>
-      <ns0:r>
-        <ns0:t xml:space="preserve">9.3.11 </ns0:t>
-      </ns0:r>
-      <ns0:r>
-        <ns0:rPr>
-          <ns0:rFonts ns0:hint="eastAsia"/>
-        </ns0:rPr>
-        <ns0:t xml:space="preserve">数据复制、零拷贝与资源权衡</ns0:t>
-      </ns0:r>
-    </ns0:p>
-    <ns0:p>
-      <ns0:pPr>
-        <ns0:pStyle ns0:val="FirstParagraph"/>
-      </ns0:pPr>
-      <ns0:r>
-        <ns0:rPr>
-          <ns0:rFonts ns0:hint="eastAsia"/>
-        </ns0:rPr>
-        <ns0:t xml:space="preserve">数据在系统各模块间传递时，面临复制（Copy）与零拷贝（Zero-Copy）的策略选择。复制策略将数据从源缓冲区完整拷贝至目标缓冲区，操作简单但消耗CPU和内存带宽。零拷贝策略通过传递缓冲区指针而非数据本身来避免拷贝开销，但要求发送方和接收方遵守严格的缓冲区生命周期约定——发送方在接收方确认完成使用前不得修改或释放缓冲区。</ns0:t>
-      </ns0:r>
-    </ns0:p>
-    <ns0:p>
-      <ns0:pPr>
-        <ns0:pStyle ns0:val="12"/>
-      </ns0:pPr>
-      <ns0:r>
-        <ns0:rPr>
-          <ns0:rFonts ns0:hint="eastAsia"/>
-        </ns0:rPr>
-        <ns0:t xml:space="preserve">evt_sem_P4项目在关键路径上采用了”受控复制”的折中策略。在USB证据帧生成路径上，从V4L2原始帧（960×720</ns0:t>
-      </ns0:r>
-      <ns0:r>
-        <ns0:t xml:space="preserve"> </ns0:t>
-      </ns0:r>
-      <ns0:r>
-        <ns0:rPr>
-          <ns0:rFonts ns0:hint="eastAsia"/>
-        </ns0:rPr>
-        <ns0:t xml:space="preserve">RGB565）到USB发送缓冲区的数据传输经过了以下选择性复制步骤：首先，算法模块仅读取（不复制）V4L2缓冲区进行帧差计算；其次，当需要生成检测快照（detect_640</ns0:t>
-      </ns0:r>
-      <ns0:r>
-        <ns0:t xml:space="preserve"> </ns0:t>
-      </ns0:r>
-      <ns0:r>
-        <ns0:rPr>
-          <ns0:rFonts ns0:hint="eastAsia"/>
-        </ns0:rPr>
-        <ns0:t xml:space="preserve">JPEG）时，从原始帧降采样至640宽的RGB565中间缓冲（此步骤为复制），再送入JPEG硬件编码器生成压缩数据（写入编码器输出缓冲）；最后，USB桥接器的入队函数将JPEG数据和JSON元数据分别从编码器输出缓冲区和栈上临时缓冲区复制至PSRAM中的证据队列槽位（复制步骤）。该设计选择复制而不用零拷贝的原因在于：V4L2缓冲区必须在QBUF后尽快归还驱动以保证采集流水线持续运转，不能被USB发送任务长期占用（上位机可能数秒不响应）；PSRAM中的证据队列槽位可被发送任务安全持有直至发送完成。这一”以空间换时间、以复制换解耦”的权衡，是实时嵌入式系统中常见的合理取舍。</ns0:t>
-      </ns0:r>
-    </ns0:p>
-    <ns0:bookmarkEnd ns0:id="189"/>
-    <ns0:bookmarkStart ns0:id="192" ns0:name="过载丢帧与反压处理-1"/>
-    <ns0:p>
-      <ns0:pPr>
-        <ns0:pStyle ns0:val="4"/>
-      </ns0:pPr>
-      <ns0:r>
-        <ns0:t xml:space="preserve">9.3.12 </ns0:t>
-      </ns0:r>
-      <ns0:r>
-        <ns0:rPr>
-          <ns0:rFonts ns0:hint="eastAsia"/>
-        </ns0:rPr>
-        <ns0:t xml:space="preserve">过载、丢帧与反压处理</ns0:t>
-      </ns0:r>
-    </ns0:p>
-    <ns0:p>
-      <ns0:pPr>
-        <ns0:pStyle ns0:val="FirstParagraph"/>
-      </ns0:pPr>
-      <ns0:r>
-        <ns0:rPr>
-          <ns0:rFonts ns0:hint="eastAsia"/>
-        </ns0:rPr>
-        <ns0:t xml:space="preserve">任何生产者—消费者系统中，当生产速率持续超过消费速率时，系统将进入过载（overload）状态。视觉系统处理过载的方式有两种基本策略：丢帧（Frame</ns0:t>
-      </ns0:r>
-      <ns0:r>
-        <ns0:t xml:space="preserve"> </ns0:t>
-      </ns0:r>
-      <ns0:r>
-        <ns0:rPr>
-          <ns0:rFonts ns0:hint="eastAsia"/>
-        </ns0:rPr>
-        <ns0:t xml:space="preserve">Drop）和反压（Backpressure）。</ns0:t>
-      </ns0:r>
-    </ns0:p>
-    <ns0:p>
-      <ns0:pPr>
-        <ns0:pStyle ns0:val="12"/>
-      </ns0:pPr>
-      <ns0:r>
-        <ns0:rPr>
-          <ns0:rFonts ns0:hint="eastAsia"/>
-        </ns0:rPr>
-        <ns0:t xml:space="preserve">丢帧策略主动丢弃部分帧以维持系统的实时性，适用于消费者处理能力硬性受限且允许数据损失的场景。反压策略通过阻塞生产者来迫使生产速率与消费速率匹配，适用于不允许数据损失但可以接受时延增加的场景。evt_sem_P4在各处理阶段采用了差异化的过载策略：V4L2层面由驱动自动丢帧（当所有DMA缓冲区均被占用时），保证采集流水线不因应用层处理延迟而停滞；算法层面通过隔帧处理主动降低消费者的有效负载（每2帧处理1帧），从源头减少过载可能性；USB桥接层面采用丢帧策略（队列满时新帧直接丢弃），避免阻塞采集线程；帧导出（存储记录）层面同样采用丢帧策略（队列满时递增丢弃计数器），允许写入任务以其固有速度（受Flash写入延迟限制）独立运行。</ns0:t>
-      </ns0:r>
-    </ns0:p>
-    <ns0:p>
-      <ns0:pPr>
-        <ns0:pStyle ns0:val="12"/>
-      </ns0:pPr>
-      <ns0:r>
-        <ns0:rPr>
-          <ns0:rFonts ns0:hint="eastAsia"/>
-        </ns0:rPr>
-        <ns0:t xml:space="preserve">反压机制仅在USB桥接器的发送任务中有限使用：当上位机未就绪（USB</ns0:t>
-      </ns0:r>
-      <ns0:r>
-        <ns0:t xml:space="preserve"> </ns0:t>
-      </ns0:r>
-      <ns0:r>
-        <ns0:rPr>
-          <ns0:rFonts ns0:hint="eastAsia"/>
-        </ns0:rPr>
-        <ns0:t xml:space="preserve">DTR信号未置位）且队列空时，发送任务进入阻塞等待状态而非忙轮询（busy</ns0:t>
-      </ns0:r>
-      <ns0:r>
-        <ns0:t xml:space="preserve"> </ns0:t>
-      </ns0:r>
-      <ns0:r>
-        <ns0:rPr>
-          <ns0:rFonts ns0:hint="eastAsia"/>
-        </ns0:rPr>
-        <ns0:t xml:space="preserve">polling），将处理器时间让渡给其他任务。这种”选择性反压+普遍性丢帧”的组合策略，使得系统在过载条件下保持可控降级（graceful</ns0:t>
-      </ns0:r>
-      <ns0:r>
-        <ns0:t xml:space="preserve"> </ns0:t>
-      </ns0:r>
-      <ns0:r>
-        <ns0:rPr>
-          <ns0:rFonts ns0:hint="eastAsia"/>
-        </ns0:rPr>
-        <ns0:t xml:space="preserve">degradation）而非崩溃，关键检测路径（算法处理、触发判断）不受输出路径拥塞的影响。图9-8标示了各处理阶段的过载处理策略。</ns0:t>
-      </ns0:r>
-    </ns0:p>
-    <ns0:p>
-      <ns0:pPr>
-        <ns0:pStyle ns0:val="CaptionedFigure"/>
-      </ns0:pPr>
-      <ns0:r>
-        <ns0:drawing>
-          <ns1:inline>
-            <ns1:extent cx="5270500" cy="1611330"/>
-            <ns1:effectExtent b="0" l="0" r="0" t="0"/>
-            <ns1:docPr descr="图9-8" title="" id="190" name="Picture"/>
-            <ns2:graphic>
-              <ns2:graphicData uri="http://schemas.openxmlformats.org/drawingml/2006/picture">
-                <ns3:pic>
-                  <ns3:nvPicPr>
-                    <ns3:cNvPr descr="figures/fig_9_8.png" id="191" name="Picture"/>
-                    <ns3:cNvPicPr>
-                      <ns2:picLocks noChangeArrowheads="1" noChangeAspect="1"/>
-                    </ns3:cNvPicPr>
-                  </ns3:nvPicPr>
-                  <ns3:blipFill>
-                    <ns2:blip ns4:embed="rId140"/>
-                    <ns2:stretch>
-                      <ns2:fillRect/>
-                    </ns2:stretch>
-                  </ns3:blipFill>
-                  <ns3:spPr bwMode="auto">
-                    <ns2:xfrm>
-                      <ns2:off x="0" y="0"/>
-                      <ns2:ext cx="5270500" cy="1611330"/>
-                    </ns2:xfrm>
-                    <ns2:prstGeom prst="rect">
-                      <ns2:avLst/>
-                    </ns2:prstGeom>
-                    <ns2:noFill/>
-                    <ns2:ln w="9525">
-                      <ns2:noFill/>
-                      <ns2:headEnd/>
-                      <ns2:tailEnd/>
-                    </ns2:ln>
-                  </ns3:spPr>
-                </ns3:pic>
-              </ns2:graphicData>
-            </ns2:graphic>
-          </ns1:inline>
-        </ns0:drawing>
-      </ns0:r>
-    </ns0:p>
-    <ns0:p>
-      <ns0:pPr>
-        <ns0:pStyle ns0:val="ImageCaption"/>
-        <ns0:jc ns0:val="center"/>
-      </ns0:pPr>
-      <ns0:r>
-        <ns0:rPr>
-          <ns0:rFonts ns0:hint="eastAsia"/>
-        </ns0:rPr>
-        <ns0:t xml:space="preserve">图9-8</ns0:t>
-      </ns0:r>
-    </ns0:p>
-    <ns0:p>
-      <ns0:pPr>
-        <ns0:pStyle ns0:val="12"/>
-        <ns0:jc ns0:val="center"/>
-      </ns0:pPr>
-      <ns0:r>
-        <ns0:rPr>
-          <ns0:rFonts ns0:hint="eastAsia"/>
-        </ns0:rPr>
-        <ns0:t xml:space="preserve">图9-8</ns0:t>
-      </ns0:r>
-      <ns0:r>
-        <ns0:t xml:space="preserve"> </ns0:t>
-      </ns0:r>
-      <ns0:r>
-        <ns0:rPr>
-          <ns0:rFonts ns0:hint="eastAsia"/>
-        </ns0:rPr>
-        <ns0:t xml:space="preserve">evt_sem_P4数据通路各阶段过载处理策略</ns0:t>
-      </ns0:r>
-    </ns0:p>
-    <ns0:p>
-      <ns0:pPr>
-        <ns0:pStyle ns0:val="12"/>
-        <ns0:jc ns0:val="center"/>
-      </ns0:pPr>
-      <ns0:r>
-        <ns0:rPr>
-          <ns0:rFonts ns0:hint="eastAsia"/>
-          <ns0:sz ns0:val="18"/>
-        </ns0:rPr>
-        <ns0:t xml:space="preserve">1—传感器输出（无过载，固定帧率）；2—V4L2</ns0:t>
-      </ns0:r>
-      <ns0:r>
-        <ns0:rPr>
-          <ns0:sz ns0:val="18"/>
-        </ns0:rPr>
-        <ns0:t xml:space="preserve"> </ns0:t>
-        <ns0:rPr>
-          <ns0:sz ns0:val="18"/>
-        </ns0:rPr>
-      </ns0:r>
-      <ns0:r>
-        <ns0:rPr>
-          <ns0:rFonts ns0:hint="eastAsia"/>
-          <ns0:sz ns0:val="18"/>
-        </ns0:rPr>
-        <ns0:t xml:space="preserve">DMA缓冲×6（丢帧，6缓冲全满时驱动自动丢弃）；3—算法处理（预防性降载，隔帧处理，7.5fps有效负载）；4—JPEG编码（同步阻塞）；5—USB证据队列（丢帧+计数器）；6—USB发送（选择性反压，主机未就绪时阻塞等待）</ns0:t>
-      </ns0:r>
-    </ns0:p>
-    <ns0:bookmarkEnd ns0:id="192"/>
-    <ns0:bookmarkEnd ns0:id="193"/>
-    <ns0:bookmarkStart ns0:id="194" ns0:name="参考文献"/>
-    <ns0:p>
-      <ns0:pPr>
-        <ns0:pStyle ns0:val="3"/>
-      </ns0:pPr>
-      <ns0:r>
-        <ns0:rPr>
-          <ns0:rFonts ns0:hint="eastAsia"/>
-        </ns0:rPr>
-        <ns0:t xml:space="preserve">参考文献</ns0:t>
-      </ns0:r>
-    </ns0:p>
-    <ns0:p>
-      <ns0:pPr>
-        <ns0:pStyle ns0:val="FirstParagraph"/>
-      </ns0:pPr>
-      <ns0:r>
         <ns0:t xml:space="preserve">[1] Espressif Systems. ESP32-P4 Technical Reference Manual[EB/OL]. (2024). https://www.espressif.com/sites/default/files/documentation/esp32-p4_technical_reference_manual_en.pdf.</ns0:t>
       </ns0:r>
     </ns0:p>
     <ns0:p>
       <ns0:pPr>
-        <ns0:pStyle ns0:val="12"/>
+        <ns0:pStyle ns0:val="8"/>
       </ns0:pPr>
       <ns0:r>
         <ns0:t xml:space="preserve">[2] Espressif Systems. ESP-IDF Programming Guide[EB/OL]. (2024). https://docs.espressif.com/projects/esp-idf/en/latest/.</ns0:t>
@@ -22800,7 +20194,7 @@
     </ns0:p>
     <ns0:p>
       <ns0:pPr>
-        <ns0:pStyle ns0:val="12"/>
+        <ns0:pStyle ns0:val="8"/>
       </ns0:pPr>
       <ns0:r>
         <ns0:t xml:space="preserve">[3] MIPI Alliance. MIPI Camera Serial Interface 2 (MIPI CSI-2) Specification v3.0[S]. (2019).</ns0:t>
@@ -22808,7 +20202,7 @@
     </ns0:p>
     <ns0:p>
       <ns0:pPr>
-        <ns0:pStyle ns0:val="12"/>
+        <ns0:pStyle ns0:val="8"/>
       </ns0:pPr>
       <ns0:r>
         <ns0:t xml:space="preserve">[4] MIPI Alliance. MIPI Display Serial Interface (MIPI DSI) Specification v1.3.1[S]. (2015).</ns0:t>
@@ -22816,7 +20210,7 @@
     </ns0:p>
     <ns0:p>
       <ns0:pPr>
-        <ns0:pStyle ns0:val="12"/>
+        <ns0:pStyle ns0:val="8"/>
       </ns0:pPr>
       <ns0:r>
         <ns0:t xml:space="preserve">[5] ITU-R. Recommendation BT.601-7: Studio encoding parameters of digital television for standard 4:3 and wide-screen 16:9 aspect ratios[S]. (2011).</ns0:t>
@@ -22824,7 +20218,7 @@
     </ns0:p>
     <ns0:p>
       <ns0:pPr>
-        <ns0:pStyle ns0:val="12"/>
+        <ns0:pStyle ns0:val="8"/>
       </ns0:pPr>
       <ns0:r>
         <ns0:t xml:space="preserve">[6] USB Implementers Forum. Universal Serial Bus Specification, Revision 2.0[S]. (2000).</ns0:t>
@@ -22832,7 +20226,7 @@
     </ns0:p>
     <ns0:p>
       <ns0:pPr>
-        <ns0:pStyle ns0:val="12"/>
+        <ns0:pStyle ns0:val="8"/>
       </ns0:pPr>
       <ns0:r>
         <ns0:t xml:space="preserve">[7] USB Implementers Forum. Universal Serial Bus Communications Device Class Specification, Revision 1.2[S]. (2007).</ns0:t>
@@ -22840,7 +20234,7 @@
     </ns0:p>
     <ns0:p>
       <ns0:pPr>
-        <ns0:pStyle ns0:val="12"/>
+        <ns0:pStyle ns0:val="8"/>
       </ns0:pPr>
       <ns0:r>
         <ns0:t xml:space="preserve">[8] FreeRTOS. FreeRTOS Real-Time Kernel Reference Manual[EB/OL]. (2024). https://www.freertos.org/Documentation/.</ns0:t>
@@ -22848,7 +20242,7 @@
     </ns0:p>
     <ns0:p>
       <ns0:pPr>
-        <ns0:pStyle ns0:val="12"/>
+        <ns0:pStyle ns0:val="8"/>
       </ns0:pPr>
       <ns0:r>
         <ns0:t xml:space="preserve">[9] OmniVision Technologies. OV5645 5-Megapixel Product Brief[EB/OL]. (2014).</ns0:t>
@@ -22856,7 +20250,7 @@
     </ns0:p>
     <ns0:p>
       <ns0:pPr>
-        <ns0:pStyle ns0:val="12"/>
+        <ns0:pStyle ns0:val="8"/>
       </ns0:pPr>
       <ns0:r>
         <ns0:t xml:space="preserve">[10] Linux TV Media Subsystem. Video4Linux2 (V4L2) API Specification[EB/OL]. (2024). https://www.kernel.org/doc/html/latest/media/v4l-drivers/index.html.</ns0:t>
@@ -22864,7 +20258,7 @@
     </ns0:p>
     <ns0:p>
       <ns0:pPr>
-        <ns0:pStyle ns0:val="12"/>
+        <ns0:pStyle ns0:val="8"/>
       </ns0:pPr>
       <ns0:r>
         <ns0:t xml:space="preserve">[11] </ns0:t>
@@ -22917,7 +20311,7 @@
     </ns0:p>
     <ns0:p>
       <ns0:pPr>
-        <ns0:pStyle ns0:val="12"/>
+        <ns0:pStyle ns0:val="8"/>
       </ns0:pPr>
       <ns0:r>
         <ns0:t xml:space="preserve">[12] </ns0:t>
@@ -22959,8 +20353,8 @@
         <ns0:t xml:space="preserve"> 2020.</ns0:t>
       </ns0:r>
     </ns0:p>
-    <ns0:bookmarkEnd ns0:id="194"/>
-    <ns0:bookmarkEnd ns0:id="195"/>
+    <ns0:bookmarkEnd ns0:id="118"/>
+    <ns0:bookmarkEnd ns0:id="119"/>
     <ns0:sectPr>
       <ns0:footerReference ns4:id="rId5" ns0:type="default"/>
       <ns0:pgSz ns0:h="16838" ns0:w="11906"/>
@@ -23040,29 +20434,7 @@
 </file>
 
 <file path=word/numbering.xml><?xml version="1.0" encoding="utf-8"?>
-<w:numbering xmlns:m="http://schemas.openxmlformats.org/officeDocument/2006/math" xmlns:mc="http://schemas.openxmlformats.org/markup-compatibility/2006" xmlns:o="urn:schemas-microsoft-com:office:office" xmlns:r="http://schemas.openxmlformats.org/officeDocument/2006/relationships" xmlns:v="urn:schemas-microsoft-com:vml" xmlns:w="http://schemas.openxmlformats.org/wordprocessingml/2006/main" xmlns:w10="urn:schemas-microsoft-com:office:word" xmlns:w14="http://schemas.microsoft.com/office/word/2010/wordml" xmlns:wne="http://schemas.microsoft.com/office/word/2006/wordml" xmlns:wp="http://schemas.openxmlformats.org/drawingml/2006/wordprocessingDrawing" xmlns:wp14="http://schemas.microsoft.com/office/word/2010/wordprocessingDrawing" xmlns:wpc="http://schemas.microsoft.com/office/word/2010/wordprocessingCanvas" xmlns:wpg="http://schemas.microsoft.com/office/word/2010/wordprocessingGroup" xmlns:wpi="http://schemas.microsoft.com/office/word/2010/wordprocessingInk" xmlns:wps="http://schemas.microsoft.com/office/word/2010/wordprocessingShape" xmlns:wpsCustomData="http://www.wps.cn/officeDocument/2013/wpsCustomData" mc:Ignorable="w14 wp14">
-  <w:abstractNum w:abstractNumId="0">
-    <w:nsid w:val="7A7A7A7A"/>
-    <w:multiLevelType w:val="singleLevel"/>
-    <w:tmpl w:val="7A7A7A7A"/>
-    <w:lvl w:ilvl="0" w:tentative="0">
-      <w:start w:val="1"/>
-      <w:numFmt w:val="decimal"/>
-      <w:lvlText w:val="[%1]"/>
-      <w:lvlJc w:val="left"/>
-      <w:pPr>
-        <w:tabs>
-          <w:tab w:pos="480" w:val="left"/>
-        </w:tabs>
-        <w:ind w:hanging="480" w:left="480"/>
-      </w:pPr>
-      <w:rPr>
-        <w:rFonts w:ascii="Times New Roman" w:cs="Times New Roman" w:eastAsia="宋体" w:hAnsi="Times New Roman"/>
-        <w:sz w:val="24"/>
-        <w:szCs w:val="24"/>
-      </w:rPr>
-    </w:lvl>
-  </w:abstractNum>
+<w:numbering xmlns:w="http://schemas.openxmlformats.org/wordprocessingml/2006/main">
   <w:abstractNum w:abstractNumId="990">
     <w:nsid w:val="0000A990"/>
     <w:multiLevelType w:val="multilevel"/>
@@ -23139,12 +20511,6 @@
       </w:pPr>
     </w:lvl>
   </w:abstractNum>
-  <w:num w:numId="1">
-    <w:abstractNumId w:val="0"/>
-    <w:lvlOverride w:ilvl="0">
-      <w:startOverride w:val="1"/>
-    </w:lvlOverride>
-  </w:num>
   <w:num w:numId="1000">
     <w:abstractNumId w:val="990"/>
   </w:num>
@@ -23560,6 +20926,14 @@
     </w:tblPr>
   </w:style>
   <w:style w:styleId="8" w:type="paragraph">
+    <w:name w:val="Body Text"/>
+    <w:basedOn w:val="1"/>
+    <w:uiPriority w:val="0"/>
+    <w:pPr>
+      <w:spacing w:after="120" w:afterAutospacing="0" w:afterLines="0"/>
+    </w:pPr>
+  </w:style>
+  <w:style w:styleId="9" w:type="paragraph">
     <w:name w:val="endnote text"/>
     <w:basedOn w:val="1"/>
     <w:link w:val="21"/>
@@ -23574,7 +20948,7 @@
       <w:szCs w:val="20"/>
     </w:rPr>
   </w:style>
-  <w:style w:styleId="9" w:type="paragraph">
+  <w:style w:styleId="10" w:type="paragraph">
     <w:name w:val="footnote text"/>
     <w:basedOn w:val="1"/>
     <w:link w:val="20"/>
@@ -23589,7 +20963,7 @@
       <w:szCs w:val="20"/>
     </w:rPr>
   </w:style>
-  <w:style w:styleId="10" w:type="paragraph">
+  <w:style w:styleId="11" w:type="paragraph">
     <w:name w:val="Title"/>
     <w:basedOn w:val="1"/>
     <w:next w:val="1"/>
@@ -23600,20 +20974,12 @@
       <w:szCs w:val="56"/>
     </w:rPr>
   </w:style>
-  <w:style w:styleId="11" w:type="paragraph">
+  <w:style w:styleId="12" w:type="paragraph">
     <w:name w:val="Body Text First Indent"/>
-    <w:basedOn w:val="12"/>
+    <w:basedOn w:val="8"/>
     <w:uiPriority w:val="0"/>
     <w:pPr>
       <w:ind w:firstLine="420" w:firstLineChars="100"/>
-    </w:pPr>
-  </w:style>
-  <w:style w:styleId="12" w:type="paragraph">
-    <w:name w:val="Body Text"/>
-    <w:basedOn w:val="1"/>
-    <w:uiPriority w:val="0"/>
-    <w:pPr>
-      <w:spacing w:after="120" w:afterAutospacing="0" w:afterLines="0"/>
     </w:pPr>
   </w:style>
   <w:style w:styleId="15" w:type="character">
@@ -23665,7 +21031,7 @@
   </w:style>
   <w:style w:customStyle="1" w:styleId="20" w:type="character">
     <w:name w:val="Footnote Text Char"/>
-    <w:link w:val="9"/>
+    <w:link w:val="10"/>
     <w:semiHidden/>
     <w:unhideWhenUsed/>
     <w:uiPriority w:val="99"/>
@@ -23676,7 +21042,7 @@
   </w:style>
   <w:style w:customStyle="1" w:styleId="21" w:type="character">
     <w:name w:val="Endnote Text Char"/>
-    <w:link w:val="8"/>
+    <w:link w:val="9"/>
     <w:semiHidden/>
     <w:unhideWhenUsed/>
     <w:uiPriority w:val="99"/>
@@ -23696,473 +21062,471 @@
       <w:szCs w:val="32"/>
     </w:rPr>
   </w:style>
-  <w:style w:customStyle="1" w:styleId="SourceCode" w:type="paragraph">
+  <w:style w:customStyle="1" w:styleId="23" w:type="paragraph">
     <w:name w:val="Source Code"/>
-    <w:basedOn w:val="Normal"/>
-    <w:link w:val="VerbatimChar"/>
+    <w:uiPriority w:val="0"/>
     <w:pPr>
-      <w:wordWrap w:val="off"/>
+      <w:wordWrap w:val="0"/>
     </w:pPr>
+    <w:rPr>
+      <w:rFonts w:ascii="Times New Roman" w:cs="Times New Roman" w:eastAsia="宋体" w:hAnsi="Times New Roman"/>
+    </w:rPr>
   </w:style>
-  <w:style w:customStyle="1" w:styleId="KeywordTok" w:type="character">
+  <w:style w:customStyle="1" w:styleId="24" w:type="character">
     <w:name w:val="KeywordTok"/>
-    <w:basedOn w:val="VerbatimChar"/>
+    <w:uiPriority w:val="0"/>
     <w:rPr>
       <w:b/>
       <w:color w:val="007020"/>
     </w:rPr>
   </w:style>
-  <w:style w:customStyle="1" w:styleId="DataTypeTok" w:type="character">
+  <w:style w:customStyle="1" w:styleId="25" w:type="character">
     <w:name w:val="DataTypeTok"/>
-    <w:basedOn w:val="VerbatimChar"/>
+    <w:uiPriority w:val="0"/>
     <w:rPr>
       <w:color w:val="902000"/>
     </w:rPr>
   </w:style>
-  <w:style w:customStyle="1" w:styleId="DecValTok" w:type="character">
+  <w:style w:customStyle="1" w:styleId="26" w:type="character">
     <w:name w:val="DecValTok"/>
-    <w:basedOn w:val="VerbatimChar"/>
+    <w:uiPriority w:val="0"/>
     <w:rPr>
-      <w:color w:val="40a070"/>
+      <w:color w:val="40A070"/>
     </w:rPr>
   </w:style>
-  <w:style w:customStyle="1" w:styleId="BaseNTok" w:type="character">
+  <w:style w:customStyle="1" w:styleId="27" w:type="character">
     <w:name w:val="BaseNTok"/>
-    <w:basedOn w:val="VerbatimChar"/>
+    <w:uiPriority w:val="0"/>
     <w:rPr>
-      <w:color w:val="40a070"/>
+      <w:color w:val="40A070"/>
     </w:rPr>
   </w:style>
-  <w:style w:customStyle="1" w:styleId="FloatTok" w:type="character">
+  <w:style w:customStyle="1" w:styleId="28" w:type="character">
     <w:name w:val="FloatTok"/>
-    <w:basedOn w:val="VerbatimChar"/>
+    <w:uiPriority w:val="0"/>
     <w:rPr>
-      <w:color w:val="40a070"/>
+      <w:color w:val="40A070"/>
     </w:rPr>
   </w:style>
-  <w:style w:customStyle="1" w:styleId="ConstantTok" w:type="character">
+  <w:style w:customStyle="1" w:styleId="29" w:type="character">
     <w:name w:val="ConstantTok"/>
-    <w:basedOn w:val="VerbatimChar"/>
+    <w:uiPriority w:val="0"/>
     <w:rPr>
       <w:color w:val="880000"/>
     </w:rPr>
   </w:style>
-  <w:style w:customStyle="1" w:styleId="CharTok" w:type="character">
+  <w:style w:customStyle="1" w:styleId="30" w:type="character">
     <w:name w:val="CharTok"/>
-    <w:basedOn w:val="VerbatimChar"/>
+    <w:uiPriority w:val="0"/>
     <w:rPr>
-      <w:color w:val="4070a0"/>
+      <w:color w:val="4070A0"/>
     </w:rPr>
   </w:style>
-  <w:style w:customStyle="1" w:styleId="SpecialCharTok" w:type="character">
+  <w:style w:customStyle="1" w:styleId="31" w:type="character">
     <w:name w:val="SpecialCharTok"/>
-    <w:basedOn w:val="VerbatimChar"/>
+    <w:uiPriority w:val="0"/>
     <w:rPr>
-      <w:color w:val="4070a0"/>
+      <w:color w:val="4070A0"/>
     </w:rPr>
   </w:style>
-  <w:style w:customStyle="1" w:styleId="StringTok" w:type="character">
+  <w:style w:customStyle="1" w:styleId="32" w:type="character">
     <w:name w:val="StringTok"/>
-    <w:basedOn w:val="VerbatimChar"/>
+    <w:uiPriority w:val="0"/>
     <w:rPr>
-      <w:color w:val="4070a0"/>
+      <w:color w:val="4070A0"/>
     </w:rPr>
   </w:style>
-  <w:style w:customStyle="1" w:styleId="VerbatimStringTok" w:type="character">
+  <w:style w:customStyle="1" w:styleId="33" w:type="character">
     <w:name w:val="VerbatimStringTok"/>
-    <w:basedOn w:val="VerbatimChar"/>
+    <w:uiPriority w:val="0"/>
     <w:rPr>
-      <w:color w:val="4070a0"/>
+      <w:color w:val="4070A0"/>
     </w:rPr>
   </w:style>
-  <w:style w:customStyle="1" w:styleId="SpecialStringTok" w:type="character">
+  <w:style w:customStyle="1" w:styleId="34" w:type="character">
     <w:name w:val="SpecialStringTok"/>
-    <w:basedOn w:val="VerbatimChar"/>
+    <w:uiPriority w:val="0"/>
     <w:rPr>
-      <w:color w:val="bb6688"/>
+      <w:color w:val="BB6688"/>
     </w:rPr>
   </w:style>
-  <w:style w:customStyle="1" w:styleId="ImportTok" w:type="character">
+  <w:style w:customStyle="1" w:styleId="35" w:type="character">
     <w:name w:val="ImportTok"/>
-    <w:basedOn w:val="VerbatimChar"/>
+    <w:uiPriority w:val="0"/>
     <w:rPr>
       <w:b/>
       <w:color w:val="008000"/>
     </w:rPr>
   </w:style>
-  <w:style w:customStyle="1" w:styleId="CommentTok" w:type="character">
+  <w:style w:customStyle="1" w:styleId="36" w:type="character">
     <w:name w:val="CommentTok"/>
-    <w:basedOn w:val="VerbatimChar"/>
+    <w:uiPriority w:val="0"/>
     <w:rPr>
       <w:i/>
-      <w:color w:val="60a0b0"/>
+      <w:color w:val="60A0B0"/>
     </w:rPr>
   </w:style>
-  <w:style w:customStyle="1" w:styleId="DocumentationTok" w:type="character">
+  <w:style w:customStyle="1" w:styleId="37" w:type="character">
     <w:name w:val="DocumentationTok"/>
-    <w:basedOn w:val="VerbatimChar"/>
+    <w:uiPriority w:val="0"/>
     <w:rPr>
       <w:i/>
-      <w:color w:val="ba2121"/>
+      <w:color w:val="BA2121"/>
     </w:rPr>
   </w:style>
-  <w:style w:customStyle="1" w:styleId="AnnotationTok" w:type="character">
+  <w:style w:customStyle="1" w:styleId="38" w:type="character">
     <w:name w:val="AnnotationTok"/>
-    <w:basedOn w:val="VerbatimChar"/>
+    <w:uiPriority w:val="0"/>
     <w:rPr>
       <w:b/>
       <w:i/>
-      <w:color w:val="60a0b0"/>
+      <w:color w:val="60A0B0"/>
     </w:rPr>
   </w:style>
-  <w:style w:customStyle="1" w:styleId="CommentVarTok" w:type="character">
+  <w:style w:customStyle="1" w:styleId="39" w:type="character">
     <w:name w:val="CommentVarTok"/>
-    <w:basedOn w:val="VerbatimChar"/>
+    <w:uiPriority w:val="0"/>
     <w:rPr>
       <w:b/>
       <w:i/>
-      <w:color w:val="60a0b0"/>
+      <w:color w:val="60A0B0"/>
     </w:rPr>
   </w:style>
-  <w:style w:customStyle="1" w:styleId="OtherTok" w:type="character">
+  <w:style w:customStyle="1" w:styleId="40" w:type="character">
     <w:name w:val="OtherTok"/>
-    <w:basedOn w:val="VerbatimChar"/>
+    <w:uiPriority w:val="0"/>
     <w:rPr>
       <w:color w:val="007020"/>
     </w:rPr>
   </w:style>
-  <w:style w:customStyle="1" w:styleId="FunctionTok" w:type="character">
+  <w:style w:customStyle="1" w:styleId="41" w:type="character">
     <w:name w:val="FunctionTok"/>
-    <w:basedOn w:val="VerbatimChar"/>
+    <w:uiPriority w:val="0"/>
     <w:rPr>
-      <w:color w:val="06287e"/>
+      <w:color w:val="06287E"/>
     </w:rPr>
   </w:style>
-  <w:style w:customStyle="1" w:styleId="VariableTok" w:type="character">
+  <w:style w:customStyle="1" w:styleId="42" w:type="character">
     <w:name w:val="VariableTok"/>
-    <w:basedOn w:val="VerbatimChar"/>
+    <w:uiPriority w:val="0"/>
     <w:rPr>
-      <w:color w:val="19177c"/>
+      <w:color w:val="19177C"/>
     </w:rPr>
   </w:style>
-  <w:style w:customStyle="1" w:styleId="ControlFlowTok" w:type="character">
+  <w:style w:customStyle="1" w:styleId="43" w:type="character">
     <w:name w:val="ControlFlowTok"/>
-    <w:basedOn w:val="VerbatimChar"/>
+    <w:uiPriority w:val="0"/>
     <w:rPr>
       <w:b/>
       <w:color w:val="007020"/>
     </w:rPr>
   </w:style>
-  <w:style w:customStyle="1" w:styleId="OperatorTok" w:type="character">
+  <w:style w:customStyle="1" w:styleId="44" w:type="character">
     <w:name w:val="OperatorTok"/>
-    <w:basedOn w:val="VerbatimChar"/>
+    <w:uiPriority w:val="0"/>
     <w:rPr>
       <w:color w:val="666666"/>
     </w:rPr>
   </w:style>
-  <w:style w:customStyle="1" w:styleId="BuiltInTok" w:type="character">
+  <w:style w:customStyle="1" w:styleId="45" w:type="character">
     <w:name w:val="BuiltInTok"/>
-    <w:basedOn w:val="VerbatimChar"/>
+    <w:uiPriority w:val="0"/>
     <w:rPr>
       <w:color w:val="008000"/>
     </w:rPr>
   </w:style>
-  <w:style w:customStyle="1" w:styleId="ExtensionTok" w:type="character">
+  <w:style w:customStyle="1" w:styleId="46" w:type="character">
     <w:name w:val="ExtensionTok"/>
-    <w:basedOn w:val="VerbatimChar"/>
-    <w:rPr/>
+    <w:uiPriority w:val="0"/>
   </w:style>
-  <w:style w:customStyle="1" w:styleId="PreprocessorTok" w:type="character">
+  <w:style w:customStyle="1" w:styleId="47" w:type="character">
     <w:name w:val="PreprocessorTok"/>
-    <w:basedOn w:val="VerbatimChar"/>
+    <w:uiPriority w:val="0"/>
     <w:rPr>
-      <w:color w:val="bc7a00"/>
+      <w:color w:val="BC7A00"/>
     </w:rPr>
   </w:style>
-  <w:style w:customStyle="1" w:styleId="AttributeTok" w:type="character">
+  <w:style w:customStyle="1" w:styleId="48" w:type="character">
     <w:name w:val="AttributeTok"/>
-    <w:basedOn w:val="VerbatimChar"/>
+    <w:uiPriority w:val="0"/>
     <w:rPr>
-      <w:color w:val="7d9029"/>
+      <w:color w:val="7D9029"/>
     </w:rPr>
   </w:style>
-  <w:style w:customStyle="1" w:styleId="RegionMarkerTok" w:type="character">
+  <w:style w:customStyle="1" w:styleId="49" w:type="character">
     <w:name w:val="RegionMarkerTok"/>
-    <w:basedOn w:val="VerbatimChar"/>
-    <w:rPr/>
+    <w:uiPriority w:val="0"/>
   </w:style>
-  <w:style w:customStyle="1" w:styleId="InformationTok" w:type="character">
+  <w:style w:customStyle="1" w:styleId="50" w:type="character">
     <w:name w:val="InformationTok"/>
-    <w:basedOn w:val="VerbatimChar"/>
+    <w:uiPriority w:val="0"/>
     <w:rPr>
       <w:b/>
       <w:i/>
-      <w:color w:val="60a0b0"/>
+      <w:color w:val="60A0B0"/>
     </w:rPr>
   </w:style>
-  <w:style w:customStyle="1" w:styleId="WarningTok" w:type="character">
+  <w:style w:customStyle="1" w:styleId="51" w:type="character">
     <w:name w:val="WarningTok"/>
-    <w:basedOn w:val="VerbatimChar"/>
+    <w:uiPriority w:val="0"/>
     <w:rPr>
       <w:b/>
       <w:i/>
-      <w:color w:val="60a0b0"/>
+      <w:color w:val="60A0B0"/>
     </w:rPr>
   </w:style>
-  <w:style w:customStyle="1" w:styleId="AlertTok" w:type="character">
+  <w:style w:customStyle="1" w:styleId="52" w:type="character">
     <w:name w:val="AlertTok"/>
-    <w:basedOn w:val="VerbatimChar"/>
+    <w:uiPriority w:val="0"/>
     <w:rPr>
       <w:b/>
-      <w:color w:val="ff0000"/>
+      <w:color w:val="FF0000"/>
     </w:rPr>
   </w:style>
-  <w:style w:customStyle="1" w:styleId="ErrorTok" w:type="character">
+  <w:style w:customStyle="1" w:styleId="53" w:type="character">
     <w:name w:val="ErrorTok"/>
-    <w:basedOn w:val="VerbatimChar"/>
+    <w:uiPriority w:val="0"/>
     <w:rPr>
       <w:b/>
-      <w:color w:val="ff0000"/>
+      <w:color w:val="FF0000"/>
     </w:rPr>
   </w:style>
-  <w:style w:customStyle="1" w:styleId="NormalTok" w:type="character">
+  <w:style w:customStyle="1" w:styleId="54" w:type="character">
     <w:name w:val="NormalTok"/>
-    <w:basedOn w:val="VerbatimChar"/>
-    <w:rPr/>
+    <w:uiPriority w:val="0"/>
   </w:style>
-  <w:style w:type="paragraph" w:customStyle="1" w:styleId="SourceCode">
-    <w:name w:val="Source Code"/>
-    <w:basedOn w:val="Normal"/>
-    <w:link w:val="VerbatimChar"/>
+  <w:style w:customStyle="1" w:styleId="55" w:type="paragraph">
+    <w:name w:val="Source Code1"/>
+    <w:uiPriority w:val="0"/>
     <w:pPr>
-      <w:wordWrap w:val="off"/>
+      <w:wordWrap w:val="0"/>
     </w:pPr>
+    <w:rPr>
+      <w:rFonts w:ascii="Times New Roman" w:cs="Times New Roman" w:eastAsia="宋体" w:hAnsi="Times New Roman"/>
+    </w:rPr>
   </w:style>
-  <w:style w:type="character" w:customStyle="1" w:styleId="KeywordTok">
-    <w:name w:val="KeywordTok"/>
-    <w:basedOn w:val="VerbatimChar"/>
+  <w:style w:customStyle="1" w:styleId="56" w:type="character">
+    <w:name w:val="KeywordTok1"/>
+    <w:uiPriority w:val="0"/>
     <w:rPr>
       <w:b/>
       <w:color w:val="007020"/>
     </w:rPr>
   </w:style>
-  <w:style w:type="character" w:customStyle="1" w:styleId="DataTypeTok">
-    <w:name w:val="DataTypeTok"/>
-    <w:basedOn w:val="VerbatimChar"/>
+  <w:style w:customStyle="1" w:styleId="57" w:type="character">
+    <w:name w:val="DataTypeTok1"/>
+    <w:uiPriority w:val="0"/>
     <w:rPr>
       <w:color w:val="902000"/>
     </w:rPr>
   </w:style>
-  <w:style w:type="character" w:customStyle="1" w:styleId="DecValTok">
-    <w:name w:val="DecValTok"/>
-    <w:basedOn w:val="VerbatimChar"/>
+  <w:style w:customStyle="1" w:styleId="58" w:type="character">
+    <w:name w:val="DecValTok1"/>
+    <w:uiPriority w:val="0"/>
     <w:rPr>
-      <w:color w:val="40a070"/>
+      <w:color w:val="40A070"/>
     </w:rPr>
   </w:style>
-  <w:style w:type="character" w:customStyle="1" w:styleId="BaseNTok">
-    <w:name w:val="BaseNTok"/>
-    <w:basedOn w:val="VerbatimChar"/>
+  <w:style w:customStyle="1" w:styleId="59" w:type="character">
+    <w:name w:val="BaseNTok1"/>
+    <w:uiPriority w:val="0"/>
     <w:rPr>
-      <w:color w:val="40a070"/>
+      <w:color w:val="40A070"/>
     </w:rPr>
   </w:style>
-  <w:style w:type="character" w:customStyle="1" w:styleId="FloatTok">
-    <w:name w:val="FloatTok"/>
-    <w:basedOn w:val="VerbatimChar"/>
+  <w:style w:customStyle="1" w:styleId="60" w:type="character">
+    <w:name w:val="FloatTok1"/>
+    <w:uiPriority w:val="0"/>
     <w:rPr>
-      <w:color w:val="40a070"/>
+      <w:color w:val="40A070"/>
     </w:rPr>
   </w:style>
-  <w:style w:type="character" w:customStyle="1" w:styleId="ConstantTok">
-    <w:name w:val="ConstantTok"/>
-    <w:basedOn w:val="VerbatimChar"/>
+  <w:style w:customStyle="1" w:styleId="61" w:type="character">
+    <w:name w:val="ConstantTok1"/>
+    <w:uiPriority w:val="0"/>
     <w:rPr>
       <w:color w:val="880000"/>
     </w:rPr>
   </w:style>
-  <w:style w:type="character" w:customStyle="1" w:styleId="CharTok">
-    <w:name w:val="CharTok"/>
-    <w:basedOn w:val="VerbatimChar"/>
+  <w:style w:customStyle="1" w:styleId="62" w:type="character">
+    <w:name w:val="CharTok1"/>
+    <w:uiPriority w:val="0"/>
     <w:rPr>
-      <w:color w:val="4070a0"/>
+      <w:color w:val="4070A0"/>
     </w:rPr>
   </w:style>
-  <w:style w:type="character" w:customStyle="1" w:styleId="SpecialCharTok">
-    <w:name w:val="SpecialCharTok"/>
-    <w:basedOn w:val="VerbatimChar"/>
+  <w:style w:customStyle="1" w:styleId="63" w:type="character">
+    <w:name w:val="SpecialCharTok1"/>
+    <w:uiPriority w:val="0"/>
     <w:rPr>
-      <w:color w:val="4070a0"/>
+      <w:color w:val="4070A0"/>
     </w:rPr>
   </w:style>
-  <w:style w:type="character" w:customStyle="1" w:styleId="StringTok">
-    <w:name w:val="StringTok"/>
-    <w:basedOn w:val="VerbatimChar"/>
+  <w:style w:customStyle="1" w:styleId="64" w:type="character">
+    <w:name w:val="StringTok1"/>
+    <w:uiPriority w:val="0"/>
     <w:rPr>
-      <w:color w:val="4070a0"/>
+      <w:color w:val="4070A0"/>
     </w:rPr>
   </w:style>
-  <w:style w:type="character" w:customStyle="1" w:styleId="VerbatimStringTok">
-    <w:name w:val="VerbatimStringTok"/>
-    <w:basedOn w:val="VerbatimChar"/>
+  <w:style w:customStyle="1" w:styleId="65" w:type="character">
+    <w:name w:val="VerbatimStringTok1"/>
+    <w:uiPriority w:val="0"/>
     <w:rPr>
-      <w:color w:val="4070a0"/>
+      <w:color w:val="4070A0"/>
     </w:rPr>
   </w:style>
-  <w:style w:type="character" w:customStyle="1" w:styleId="SpecialStringTok">
-    <w:name w:val="SpecialStringTok"/>
-    <w:basedOn w:val="VerbatimChar"/>
+  <w:style w:customStyle="1" w:styleId="66" w:type="character">
+    <w:name w:val="SpecialStringTok1"/>
+    <w:uiPriority w:val="0"/>
     <w:rPr>
-      <w:color w:val="bb6688"/>
+      <w:color w:val="BB6688"/>
     </w:rPr>
   </w:style>
-  <w:style w:type="character" w:customStyle="1" w:styleId="ImportTok">
-    <w:name w:val="ImportTok"/>
-    <w:basedOn w:val="VerbatimChar"/>
+  <w:style w:customStyle="1" w:styleId="67" w:type="character">
+    <w:name w:val="ImportTok1"/>
+    <w:uiPriority w:val="0"/>
     <w:rPr>
       <w:b/>
       <w:color w:val="008000"/>
     </w:rPr>
   </w:style>
-  <w:style w:type="character" w:customStyle="1" w:styleId="CommentTok">
-    <w:name w:val="CommentTok"/>
-    <w:basedOn w:val="VerbatimChar"/>
+  <w:style w:customStyle="1" w:styleId="68" w:type="character">
+    <w:name w:val="CommentTok1"/>
+    <w:uiPriority w:val="0"/>
     <w:rPr>
       <w:i/>
-      <w:color w:val="60a0b0"/>
+      <w:color w:val="60A0B0"/>
     </w:rPr>
   </w:style>
-  <w:style w:type="character" w:customStyle="1" w:styleId="DocumentationTok">
-    <w:name w:val="DocumentationTok"/>
-    <w:basedOn w:val="VerbatimChar"/>
+  <w:style w:customStyle="1" w:styleId="69" w:type="character">
+    <w:name w:val="DocumentationTok1"/>
+    <w:uiPriority w:val="0"/>
     <w:rPr>
       <w:i/>
-      <w:color w:val="ba2121"/>
+      <w:color w:val="BA2121"/>
     </w:rPr>
   </w:style>
-  <w:style w:type="character" w:customStyle="1" w:styleId="AnnotationTok">
-    <w:name w:val="AnnotationTok"/>
-    <w:basedOn w:val="VerbatimChar"/>
+  <w:style w:customStyle="1" w:styleId="70" w:type="character">
+    <w:name w:val="AnnotationTok1"/>
+    <w:uiPriority w:val="0"/>
     <w:rPr>
       <w:b/>
       <w:i/>
-      <w:color w:val="60a0b0"/>
+      <w:color w:val="60A0B0"/>
     </w:rPr>
   </w:style>
-  <w:style w:type="character" w:customStyle="1" w:styleId="CommentVarTok">
-    <w:name w:val="CommentVarTok"/>
-    <w:basedOn w:val="VerbatimChar"/>
+  <w:style w:customStyle="1" w:styleId="71" w:type="character">
+    <w:name w:val="CommentVarTok1"/>
+    <w:uiPriority w:val="0"/>
     <w:rPr>
       <w:b/>
       <w:i/>
-      <w:color w:val="60a0b0"/>
+      <w:color w:val="60A0B0"/>
     </w:rPr>
   </w:style>
-  <w:style w:type="character" w:customStyle="1" w:styleId="OtherTok">
-    <w:name w:val="OtherTok"/>
-    <w:basedOn w:val="VerbatimChar"/>
+  <w:style w:customStyle="1" w:styleId="72" w:type="character">
+    <w:name w:val="OtherTok1"/>
+    <w:uiPriority w:val="0"/>
     <w:rPr>
       <w:color w:val="007020"/>
     </w:rPr>
   </w:style>
-  <w:style w:type="character" w:customStyle="1" w:styleId="FunctionTok">
-    <w:name w:val="FunctionTok"/>
-    <w:basedOn w:val="VerbatimChar"/>
+  <w:style w:customStyle="1" w:styleId="73" w:type="character">
+    <w:name w:val="FunctionTok1"/>
+    <w:uiPriority w:val="0"/>
     <w:rPr>
-      <w:color w:val="06287e"/>
+      <w:color w:val="06287E"/>
     </w:rPr>
   </w:style>
-  <w:style w:type="character" w:customStyle="1" w:styleId="VariableTok">
-    <w:name w:val="VariableTok"/>
-    <w:basedOn w:val="VerbatimChar"/>
+  <w:style w:customStyle="1" w:styleId="74" w:type="character">
+    <w:name w:val="VariableTok1"/>
+    <w:uiPriority w:val="0"/>
     <w:rPr>
-      <w:color w:val="19177c"/>
+      <w:color w:val="19177C"/>
     </w:rPr>
   </w:style>
-  <w:style w:type="character" w:customStyle="1" w:styleId="ControlFlowTok">
-    <w:name w:val="ControlFlowTok"/>
-    <w:basedOn w:val="VerbatimChar"/>
+  <w:style w:customStyle="1" w:styleId="75" w:type="character">
+    <w:name w:val="ControlFlowTok1"/>
+    <w:uiPriority w:val="0"/>
     <w:rPr>
       <w:b/>
       <w:color w:val="007020"/>
     </w:rPr>
   </w:style>
-  <w:style w:type="character" w:customStyle="1" w:styleId="OperatorTok">
-    <w:name w:val="OperatorTok"/>
-    <w:basedOn w:val="VerbatimChar"/>
+  <w:style w:customStyle="1" w:styleId="76" w:type="character">
+    <w:name w:val="OperatorTok1"/>
+    <w:uiPriority w:val="0"/>
     <w:rPr>
       <w:color w:val="666666"/>
     </w:rPr>
   </w:style>
-  <w:style w:type="character" w:customStyle="1" w:styleId="BuiltInTok">
-    <w:name w:val="BuiltInTok"/>
-    <w:basedOn w:val="VerbatimChar"/>
+  <w:style w:customStyle="1" w:styleId="77" w:type="character">
+    <w:name w:val="BuiltInTok1"/>
+    <w:uiPriority w:val="0"/>
     <w:rPr>
       <w:color w:val="008000"/>
     </w:rPr>
   </w:style>
-  <w:style w:type="character" w:customStyle="1" w:styleId="ExtensionTok">
-    <w:name w:val="ExtensionTok"/>
-    <w:basedOn w:val="VerbatimChar"/>
-    <w:rPr/>
+  <w:style w:customStyle="1" w:styleId="78" w:type="character">
+    <w:name w:val="ExtensionTok1"/>
+    <w:uiPriority w:val="0"/>
   </w:style>
-  <w:style w:type="character" w:customStyle="1" w:styleId="PreprocessorTok">
-    <w:name w:val="PreprocessorTok"/>
-    <w:basedOn w:val="VerbatimChar"/>
+  <w:style w:customStyle="1" w:styleId="79" w:type="character">
+    <w:name w:val="PreprocessorTok1"/>
+    <w:uiPriority w:val="0"/>
     <w:rPr>
-      <w:color w:val="bc7a00"/>
+      <w:color w:val="BC7A00"/>
     </w:rPr>
   </w:style>
-  <w:style w:type="character" w:customStyle="1" w:styleId="AttributeTok">
-    <w:name w:val="AttributeTok"/>
-    <w:basedOn w:val="VerbatimChar"/>
+  <w:style w:customStyle="1" w:styleId="80" w:type="character">
+    <w:name w:val="AttributeTok1"/>
+    <w:uiPriority w:val="0"/>
     <w:rPr>
-      <w:color w:val="7d9029"/>
+      <w:color w:val="7D9029"/>
     </w:rPr>
   </w:style>
-  <w:style w:type="character" w:customStyle="1" w:styleId="RegionMarkerTok">
-    <w:name w:val="RegionMarkerTok"/>
-    <w:basedOn w:val="VerbatimChar"/>
-    <w:rPr/>
+  <w:style w:customStyle="1" w:styleId="81" w:type="character">
+    <w:name w:val="RegionMarkerTok1"/>
+    <w:uiPriority w:val="0"/>
   </w:style>
-  <w:style w:type="character" w:customStyle="1" w:styleId="InformationTok">
-    <w:name w:val="InformationTok"/>
-    <w:basedOn w:val="VerbatimChar"/>
+  <w:style w:customStyle="1" w:styleId="82" w:type="character">
+    <w:name w:val="InformationTok1"/>
+    <w:uiPriority w:val="0"/>
     <w:rPr>
       <w:b/>
       <w:i/>
-      <w:color w:val="60a0b0"/>
+      <w:color w:val="60A0B0"/>
     </w:rPr>
   </w:style>
-  <w:style w:type="character" w:customStyle="1" w:styleId="WarningTok">
-    <w:name w:val="WarningTok"/>
-    <w:basedOn w:val="VerbatimChar"/>
+  <w:style w:customStyle="1" w:styleId="83" w:type="character">
+    <w:name w:val="WarningTok1"/>
+    <w:uiPriority w:val="0"/>
     <w:rPr>
       <w:b/>
       <w:i/>
-      <w:color w:val="60a0b0"/>
+      <w:color w:val="60A0B0"/>
     </w:rPr>
   </w:style>
-  <w:style w:type="character" w:customStyle="1" w:styleId="AlertTok">
-    <w:name w:val="AlertTok"/>
-    <w:basedOn w:val="VerbatimChar"/>
+  <w:style w:customStyle="1" w:styleId="84" w:type="character">
+    <w:name w:val="AlertTok1"/>
+    <w:uiPriority w:val="0"/>
     <w:rPr>
       <w:b/>
-      <w:color w:val="ff0000"/>
+      <w:color w:val="FF0000"/>
     </w:rPr>
   </w:style>
-  <w:style w:type="character" w:customStyle="1" w:styleId="ErrorTok">
-    <w:name w:val="ErrorTok"/>
-    <w:basedOn w:val="VerbatimChar"/>
+  <w:style w:customStyle="1" w:styleId="85" w:type="character">
+    <w:name w:val="ErrorTok1"/>
+    <w:uiPriority w:val="0"/>
     <w:rPr>
       <w:b/>
-      <w:color w:val="ff0000"/>
+      <w:color w:val="FF0000"/>
     </w:rPr>
   </w:style>
-  <w:style w:type="character" w:customStyle="1" w:styleId="NormalTok">
-    <w:name w:val="NormalTok"/>
-    <w:basedOn w:val="VerbatimChar"/>
-    <w:rPr/>
+  <w:style w:customStyle="1" w:styleId="86" w:type="character">
+    <w:name w:val="NormalTok1"/>
+    <w:uiPriority w:val="0"/>
   </w:style>
 </w:styles>
 </file>
